--- a/practical-2/practical 2.docx
+++ b/practical-2/practical 2.docx
@@ -96,6 +96,7 @@
             <w:pPr>
               <w:pStyle w:val="Normal"/>
               <w:widowControl/>
+              <w:suppressAutoHyphens w:val="true"/>
               <w:spacing w:lineRule="auto" w:line="240" w:before="0" w:after="0"/>
               <w:jc w:val="left"/>
               <w:rPr>
@@ -127,6 +128,7 @@
             <w:pPr>
               <w:pStyle w:val="Normal"/>
               <w:widowControl/>
+              <w:suppressAutoHyphens w:val="true"/>
               <w:spacing w:lineRule="auto" w:line="240" w:before="0" w:after="0"/>
               <w:jc w:val="left"/>
               <w:rPr>
@@ -138,8 +140,7 @@
               <w:rPr>
                 <w:rFonts w:cs="Times New Roman" w:ascii="Times New Roman" w:hAnsi="Times New Roman"/>
                 <w:sz w:val="22"/>
-                <w:szCs w:val="22"/>
-                <w:lang w:val="en-US" w:bidi="ar-SA"/>
+                <w:lang w:val="en-US"/>
               </w:rPr>
             </w:r>
           </w:p>
@@ -153,6 +154,7 @@
             <w:pPr>
               <w:pStyle w:val="Normal"/>
               <w:widowControl/>
+              <w:suppressAutoHyphens w:val="true"/>
               <w:spacing w:lineRule="auto" w:line="240" w:before="0" w:after="0"/>
               <w:jc w:val="left"/>
               <w:rPr>
@@ -184,6 +186,7 @@
             <w:pPr>
               <w:pStyle w:val="Normal"/>
               <w:widowControl/>
+              <w:suppressAutoHyphens w:val="true"/>
               <w:spacing w:lineRule="auto" w:line="240" w:before="0" w:after="0"/>
               <w:jc w:val="left"/>
               <w:rPr>
@@ -195,8 +198,7 @@
               <w:rPr>
                 <w:rFonts w:cs="Times New Roman" w:ascii="Times New Roman" w:hAnsi="Times New Roman"/>
                 <w:sz w:val="22"/>
-                <w:szCs w:val="22"/>
-                <w:lang w:val="en-US" w:bidi="ar-SA"/>
+                <w:lang w:val="en-US"/>
               </w:rPr>
             </w:r>
           </w:p>
@@ -260,8 +262,8 @@
         <w:tblLook w:val="04a0"/>
       </w:tblPr>
       <w:tblGrid>
-        <w:gridCol w:w="966"/>
-        <w:gridCol w:w="2127"/>
+        <w:gridCol w:w="965"/>
+        <w:gridCol w:w="2128"/>
         <w:gridCol w:w="2693"/>
         <w:gridCol w:w="2805"/>
       </w:tblGrid>
@@ -269,13 +271,14 @@
         <w:trPr/>
         <w:tc>
           <w:tcPr>
-            <w:tcW w:w="966" w:type="dxa"/>
+            <w:tcW w:w="965" w:type="dxa"/>
             <w:tcBorders/>
           </w:tcPr>
           <w:p>
             <w:pPr>
               <w:pStyle w:val="Normal"/>
               <w:widowControl/>
+              <w:suppressAutoHyphens w:val="true"/>
               <w:spacing w:lineRule="auto" w:line="240" w:before="0" w:after="0"/>
               <w:jc w:val="left"/>
               <w:rPr>
@@ -296,13 +299,14 @@
         </w:tc>
         <w:tc>
           <w:tcPr>
-            <w:tcW w:w="2127" w:type="dxa"/>
+            <w:tcW w:w="2128" w:type="dxa"/>
             <w:tcBorders/>
           </w:tcPr>
           <w:p>
             <w:pPr>
               <w:pStyle w:val="Normal"/>
               <w:widowControl/>
+              <w:suppressAutoHyphens w:val="true"/>
               <w:spacing w:lineRule="auto" w:line="240" w:before="0" w:after="0"/>
               <w:jc w:val="left"/>
               <w:rPr>
@@ -332,6 +336,7 @@
             <w:pPr>
               <w:pStyle w:val="Normal"/>
               <w:widowControl/>
+              <w:suppressAutoHyphens w:val="true"/>
               <w:spacing w:lineRule="auto" w:line="240" w:before="0" w:after="0"/>
               <w:jc w:val="left"/>
               <w:rPr>
@@ -363,6 +368,7 @@
             <w:pPr>
               <w:pStyle w:val="Normal"/>
               <w:widowControl/>
+              <w:suppressAutoHyphens w:val="true"/>
               <w:spacing w:lineRule="auto" w:line="240" w:before="0" w:after="0"/>
               <w:jc w:val="left"/>
               <w:rPr>
@@ -387,6 +393,7 @@
             <w:pPr>
               <w:pStyle w:val="Normal"/>
               <w:widowControl/>
+              <w:suppressAutoHyphens w:val="true"/>
               <w:spacing w:lineRule="auto" w:line="240" w:before="0" w:after="0"/>
               <w:jc w:val="left"/>
               <w:rPr>
@@ -413,13 +420,14 @@
         <w:trPr/>
         <w:tc>
           <w:tcPr>
-            <w:tcW w:w="966" w:type="dxa"/>
+            <w:tcW w:w="965" w:type="dxa"/>
             <w:tcBorders/>
           </w:tcPr>
           <w:p>
             <w:pPr>
               <w:pStyle w:val="Normal"/>
               <w:widowControl/>
+              <w:suppressAutoHyphens w:val="true"/>
               <w:spacing w:lineRule="auto" w:line="240" w:before="0" w:after="0"/>
               <w:jc w:val="left"/>
               <w:rPr>
@@ -440,13 +448,14 @@
         </w:tc>
         <w:tc>
           <w:tcPr>
-            <w:tcW w:w="2127" w:type="dxa"/>
+            <w:tcW w:w="2128" w:type="dxa"/>
             <w:tcBorders/>
           </w:tcPr>
           <w:p>
             <w:pPr>
               <w:pStyle w:val="Normal"/>
               <w:widowControl/>
+              <w:suppressAutoHyphens w:val="true"/>
               <w:spacing w:lineRule="auto" w:line="240" w:before="0" w:after="0"/>
               <w:jc w:val="left"/>
               <w:rPr>
@@ -476,6 +485,7 @@
             <w:pPr>
               <w:pStyle w:val="Normal"/>
               <w:widowControl/>
+              <w:suppressAutoHyphens w:val="true"/>
               <w:spacing w:lineRule="auto" w:line="240" w:before="0" w:after="0"/>
               <w:jc w:val="left"/>
               <w:rPr>
@@ -507,6 +517,7 @@
             <w:pPr>
               <w:pStyle w:val="Normal"/>
               <w:widowControl/>
+              <w:suppressAutoHyphens w:val="true"/>
               <w:spacing w:lineRule="auto" w:line="240" w:before="0" w:after="0"/>
               <w:jc w:val="left"/>
               <w:rPr>
@@ -521,8 +532,6 @@
                 <w:b/>
                 <w:bCs/>
                 <w:sz w:val="22"/>
-                <w:szCs w:val="22"/>
-                <w:lang w:val="en-IN" w:bidi="ar-SA"/>
               </w:rPr>
             </w:r>
           </w:p>
@@ -532,13 +541,14 @@
         <w:trPr/>
         <w:tc>
           <w:tcPr>
-            <w:tcW w:w="966" w:type="dxa"/>
+            <w:tcW w:w="965" w:type="dxa"/>
             <w:tcBorders/>
           </w:tcPr>
           <w:p>
             <w:pPr>
               <w:pStyle w:val="Normal"/>
               <w:widowControl/>
+              <w:suppressAutoHyphens w:val="true"/>
               <w:spacing w:lineRule="auto" w:line="240" w:before="0" w:after="0"/>
               <w:jc w:val="left"/>
               <w:rPr>
@@ -559,13 +569,14 @@
         </w:tc>
         <w:tc>
           <w:tcPr>
-            <w:tcW w:w="2127" w:type="dxa"/>
+            <w:tcW w:w="2128" w:type="dxa"/>
             <w:tcBorders/>
           </w:tcPr>
           <w:p>
             <w:pPr>
               <w:pStyle w:val="Normal"/>
               <w:widowControl/>
+              <w:suppressAutoHyphens w:val="true"/>
               <w:spacing w:lineRule="auto" w:line="240" w:before="0" w:after="0"/>
               <w:jc w:val="left"/>
               <w:rPr>
@@ -595,6 +606,7 @@
             <w:pPr>
               <w:pStyle w:val="Normal"/>
               <w:widowControl/>
+              <w:suppressAutoHyphens w:val="true"/>
               <w:spacing w:lineRule="auto" w:line="240" w:before="0" w:after="0"/>
               <w:jc w:val="left"/>
               <w:rPr>
@@ -626,6 +638,7 @@
             <w:pPr>
               <w:pStyle w:val="Normal"/>
               <w:widowControl/>
+              <w:suppressAutoHyphens w:val="true"/>
               <w:spacing w:lineRule="auto" w:line="240" w:before="0" w:after="0"/>
               <w:jc w:val="left"/>
               <w:rPr>
@@ -640,8 +653,6 @@
                 <w:b/>
                 <w:bCs/>
                 <w:sz w:val="22"/>
-                <w:szCs w:val="22"/>
-                <w:lang w:val="en-IN" w:bidi="ar-SA"/>
               </w:rPr>
             </w:r>
           </w:p>
@@ -651,13 +662,14 @@
         <w:trPr/>
         <w:tc>
           <w:tcPr>
-            <w:tcW w:w="966" w:type="dxa"/>
+            <w:tcW w:w="965" w:type="dxa"/>
             <w:tcBorders/>
           </w:tcPr>
           <w:p>
             <w:pPr>
               <w:pStyle w:val="Normal"/>
               <w:widowControl/>
+              <w:suppressAutoHyphens w:val="true"/>
               <w:spacing w:lineRule="auto" w:line="240" w:before="0" w:after="0"/>
               <w:jc w:val="left"/>
               <w:rPr>
@@ -678,13 +690,14 @@
         </w:tc>
         <w:tc>
           <w:tcPr>
-            <w:tcW w:w="2127" w:type="dxa"/>
+            <w:tcW w:w="2128" w:type="dxa"/>
             <w:tcBorders/>
           </w:tcPr>
           <w:p>
             <w:pPr>
               <w:pStyle w:val="Normal"/>
               <w:widowControl/>
+              <w:suppressAutoHyphens w:val="true"/>
               <w:spacing w:lineRule="auto" w:line="240" w:before="0" w:after="0"/>
               <w:jc w:val="left"/>
               <w:rPr>
@@ -714,6 +727,7 @@
             <w:pPr>
               <w:pStyle w:val="Normal"/>
               <w:widowControl/>
+              <w:suppressAutoHyphens w:val="true"/>
               <w:spacing w:lineRule="auto" w:line="240" w:before="0" w:after="0"/>
               <w:jc w:val="left"/>
               <w:rPr>
@@ -745,6 +759,7 @@
             <w:pPr>
               <w:pStyle w:val="Normal"/>
               <w:widowControl/>
+              <w:suppressAutoHyphens w:val="true"/>
               <w:spacing w:lineRule="auto" w:line="240" w:before="0" w:after="0"/>
               <w:jc w:val="left"/>
               <w:rPr>
@@ -759,8 +774,6 @@
                 <w:b/>
                 <w:bCs/>
                 <w:sz w:val="22"/>
-                <w:szCs w:val="22"/>
-                <w:lang w:val="en-IN" w:bidi="ar-SA"/>
               </w:rPr>
             </w:r>
           </w:p>
@@ -770,13 +783,14 @@
         <w:trPr/>
         <w:tc>
           <w:tcPr>
-            <w:tcW w:w="966" w:type="dxa"/>
+            <w:tcW w:w="965" w:type="dxa"/>
             <w:tcBorders/>
           </w:tcPr>
           <w:p>
             <w:pPr>
               <w:pStyle w:val="Normal"/>
               <w:widowControl/>
+              <w:suppressAutoHyphens w:val="true"/>
               <w:spacing w:lineRule="auto" w:line="360" w:before="0" w:after="0"/>
               <w:jc w:val="left"/>
               <w:rPr>
@@ -797,13 +811,14 @@
         </w:tc>
         <w:tc>
           <w:tcPr>
-            <w:tcW w:w="2127" w:type="dxa"/>
+            <w:tcW w:w="2128" w:type="dxa"/>
             <w:tcBorders/>
           </w:tcPr>
           <w:p>
             <w:pPr>
               <w:pStyle w:val="Normal"/>
               <w:widowControl/>
+              <w:suppressAutoHyphens w:val="true"/>
               <w:spacing w:lineRule="auto" w:line="240" w:before="0" w:after="0"/>
               <w:jc w:val="left"/>
               <w:rPr>
@@ -833,6 +848,7 @@
             <w:pPr>
               <w:pStyle w:val="Normal"/>
               <w:widowControl/>
+              <w:suppressAutoHyphens w:val="true"/>
               <w:spacing w:lineRule="auto" w:line="240" w:before="0" w:after="0"/>
               <w:jc w:val="left"/>
               <w:rPr>
@@ -864,6 +880,7 @@
             <w:pPr>
               <w:pStyle w:val="Normal"/>
               <w:widowControl/>
+              <w:suppressAutoHyphens w:val="true"/>
               <w:spacing w:lineRule="auto" w:line="360" w:before="0" w:after="0"/>
               <w:jc w:val="left"/>
               <w:rPr>
@@ -878,8 +895,6 @@
                 <w:b/>
                 <w:bCs/>
                 <w:sz w:val="22"/>
-                <w:szCs w:val="22"/>
-                <w:lang w:val="en-IN" w:bidi="ar-SA"/>
               </w:rPr>
             </w:r>
           </w:p>
@@ -1290,12 +1305,12 @@
         <w:tblLook w:val="04a0"/>
       </w:tblPr>
       <w:tblGrid>
-        <w:gridCol w:w="2030"/>
-        <w:gridCol w:w="656"/>
+        <w:gridCol w:w="2029"/>
+        <w:gridCol w:w="657"/>
         <w:gridCol w:w="1363"/>
         <w:gridCol w:w="2022"/>
-        <w:gridCol w:w="2006"/>
-        <w:gridCol w:w="1991"/>
+        <w:gridCol w:w="2005"/>
+        <w:gridCol w:w="1992"/>
       </w:tblGrid>
       <w:tr>
         <w:trPr>
@@ -1303,13 +1318,14 @@
         </w:trPr>
         <w:tc>
           <w:tcPr>
-            <w:tcW w:w="2030" w:type="dxa"/>
+            <w:tcW w:w="2029" w:type="dxa"/>
             <w:tcBorders/>
           </w:tcPr>
           <w:p>
             <w:pPr>
               <w:pStyle w:val="Normal"/>
               <w:widowControl/>
+              <w:suppressAutoHyphens w:val="true"/>
               <w:spacing w:lineRule="auto" w:line="240" w:before="0" w:after="0"/>
               <w:jc w:val="center"/>
               <w:rPr>
@@ -1331,7 +1347,7 @@
         </w:tc>
         <w:tc>
           <w:tcPr>
-            <w:tcW w:w="2019" w:type="dxa"/>
+            <w:tcW w:w="2020" w:type="dxa"/>
             <w:gridSpan w:val="2"/>
             <w:tcBorders/>
           </w:tcPr>
@@ -1339,6 +1355,7 @@
             <w:pPr>
               <w:pStyle w:val="Normal"/>
               <w:widowControl/>
+              <w:suppressAutoHyphens w:val="true"/>
               <w:spacing w:lineRule="auto" w:line="240" w:before="0" w:after="0"/>
               <w:jc w:val="center"/>
               <w:rPr>
@@ -1361,6 +1378,7 @@
             <w:pPr>
               <w:pStyle w:val="Normal"/>
               <w:widowControl/>
+              <w:suppressAutoHyphens w:val="true"/>
               <w:spacing w:lineRule="auto" w:line="240" w:before="0" w:after="0"/>
               <w:jc w:val="center"/>
               <w:rPr>
@@ -1373,8 +1391,6 @@
                 <w:rFonts w:eastAsia="Times New Roman" w:cs="Times New Roman" w:ascii="Times New Roman" w:hAnsi="Times New Roman"/>
                 <w:b/>
                 <w:sz w:val="22"/>
-                <w:szCs w:val="22"/>
-                <w:lang w:val="en-IN" w:bidi="ar-SA"/>
               </w:rPr>
             </w:r>
           </w:p>
@@ -1388,6 +1404,7 @@
             <w:pPr>
               <w:pStyle w:val="Normal"/>
               <w:widowControl/>
+              <w:suppressAutoHyphens w:val="true"/>
               <w:spacing w:lineRule="auto" w:line="240" w:before="0" w:after="0"/>
               <w:jc w:val="center"/>
               <w:rPr>
@@ -1417,6 +1434,7 @@
             <w:pPr>
               <w:pStyle w:val="Normal"/>
               <w:widowControl/>
+              <w:suppressAutoHyphens w:val="true"/>
               <w:spacing w:lineRule="auto" w:line="240" w:before="0" w:after="0"/>
               <w:jc w:val="center"/>
               <w:rPr>
@@ -1443,13 +1461,14 @@
         </w:trPr>
         <w:tc>
           <w:tcPr>
-            <w:tcW w:w="2030" w:type="dxa"/>
+            <w:tcW w:w="2029" w:type="dxa"/>
             <w:tcBorders/>
           </w:tcPr>
           <w:p>
             <w:pPr>
               <w:pStyle w:val="Normal"/>
               <w:widowControl/>
+              <w:suppressAutoHyphens w:val="true"/>
               <w:spacing w:lineRule="auto" w:line="240" w:before="0" w:after="0"/>
               <w:jc w:val="center"/>
               <w:rPr>
@@ -1471,7 +1490,7 @@
         </w:tc>
         <w:tc>
           <w:tcPr>
-            <w:tcW w:w="2019" w:type="dxa"/>
+            <w:tcW w:w="2020" w:type="dxa"/>
             <w:gridSpan w:val="2"/>
             <w:tcBorders/>
           </w:tcPr>
@@ -1479,6 +1498,7 @@
             <w:pPr>
               <w:pStyle w:val="Normal"/>
               <w:widowControl/>
+              <w:suppressAutoHyphens w:val="true"/>
               <w:spacing w:lineRule="auto" w:line="240" w:before="0" w:after="0"/>
               <w:jc w:val="center"/>
               <w:rPr>
@@ -1507,6 +1527,7 @@
             <w:pPr>
               <w:pStyle w:val="Normal"/>
               <w:widowControl/>
+              <w:suppressAutoHyphens w:val="true"/>
               <w:spacing w:lineRule="auto" w:line="240" w:before="0" w:after="0"/>
               <w:jc w:val="center"/>
               <w:rPr>
@@ -1536,6 +1557,7 @@
             <w:pPr>
               <w:pStyle w:val="Normal"/>
               <w:widowControl/>
+              <w:suppressAutoHyphens w:val="true"/>
               <w:spacing w:lineRule="auto" w:line="240" w:before="0" w:after="0"/>
               <w:jc w:val="center"/>
               <w:rPr>
@@ -1562,13 +1584,14 @@
         </w:trPr>
         <w:tc>
           <w:tcPr>
-            <w:tcW w:w="2030" w:type="dxa"/>
+            <w:tcW w:w="2029" w:type="dxa"/>
             <w:tcBorders/>
           </w:tcPr>
           <w:p>
             <w:pPr>
               <w:pStyle w:val="Normal"/>
               <w:widowControl/>
+              <w:suppressAutoHyphens w:val="true"/>
               <w:spacing w:lineRule="auto" w:line="240" w:before="0" w:after="0"/>
               <w:jc w:val="center"/>
               <w:rPr>
@@ -1590,7 +1613,7 @@
         </w:tc>
         <w:tc>
           <w:tcPr>
-            <w:tcW w:w="2019" w:type="dxa"/>
+            <w:tcW w:w="2020" w:type="dxa"/>
             <w:gridSpan w:val="2"/>
             <w:tcBorders/>
           </w:tcPr>
@@ -1598,6 +1621,7 @@
             <w:pPr>
               <w:pStyle w:val="Normal"/>
               <w:widowControl/>
+              <w:suppressAutoHyphens w:val="true"/>
               <w:spacing w:lineRule="auto" w:line="240" w:before="0" w:after="0"/>
               <w:jc w:val="center"/>
               <w:rPr>
@@ -1626,6 +1650,7 @@
             <w:pPr>
               <w:pStyle w:val="Normal"/>
               <w:widowControl/>
+              <w:suppressAutoHyphens w:val="true"/>
               <w:spacing w:lineRule="auto" w:line="240" w:before="0" w:after="0"/>
               <w:jc w:val="center"/>
               <w:rPr>
@@ -1655,6 +1680,7 @@
             <w:pPr>
               <w:pStyle w:val="Normal"/>
               <w:widowControl/>
+              <w:suppressAutoHyphens w:val="true"/>
               <w:spacing w:lineRule="auto" w:line="240" w:before="0" w:after="0"/>
               <w:jc w:val="center"/>
               <w:rPr>
@@ -1681,7 +1707,7 @@
         </w:trPr>
         <w:tc>
           <w:tcPr>
-            <w:tcW w:w="2030" w:type="dxa"/>
+            <w:tcW w:w="2029" w:type="dxa"/>
             <w:tcBorders>
               <w:left w:val="nil"/>
               <w:right w:val="nil"/>
@@ -1691,6 +1717,7 @@
             <w:pPr>
               <w:pStyle w:val="Normal"/>
               <w:widowControl/>
+              <w:suppressAutoHyphens w:val="true"/>
               <w:spacing w:lineRule="auto" w:line="240" w:before="0" w:after="0"/>
               <w:jc w:val="center"/>
               <w:rPr>
@@ -1703,15 +1730,14 @@
                 <w:rFonts w:eastAsia="Times New Roman" w:cs="Times New Roman" w:ascii="Times New Roman" w:hAnsi="Times New Roman"/>
                 <w:b/>
                 <w:sz w:val="22"/>
-                <w:szCs w:val="22"/>
-                <w:lang w:val="en-IN" w:bidi="ar-SA"/>
-              </w:rPr>
-            </w:r>
-          </w:p>
-          <w:p>
-            <w:pPr>
-              <w:pStyle w:val="Normal"/>
-              <w:widowControl/>
+              </w:rPr>
+            </w:r>
+          </w:p>
+          <w:p>
+            <w:pPr>
+              <w:pStyle w:val="Normal"/>
+              <w:widowControl/>
+              <w:suppressAutoHyphens w:val="true"/>
               <w:spacing w:lineRule="auto" w:line="240" w:before="0" w:after="0"/>
               <w:jc w:val="center"/>
               <w:rPr>
@@ -1724,15 +1750,14 @@
                 <w:rFonts w:eastAsia="Times New Roman" w:cs="Times New Roman" w:ascii="Times New Roman" w:hAnsi="Times New Roman"/>
                 <w:b/>
                 <w:sz w:val="22"/>
-                <w:szCs w:val="22"/>
-                <w:lang w:val="en-IN" w:bidi="ar-SA"/>
-              </w:rPr>
-            </w:r>
-          </w:p>
-          <w:p>
-            <w:pPr>
-              <w:pStyle w:val="Normal"/>
-              <w:widowControl/>
+              </w:rPr>
+            </w:r>
+          </w:p>
+          <w:p>
+            <w:pPr>
+              <w:pStyle w:val="Normal"/>
+              <w:widowControl/>
+              <w:suppressAutoHyphens w:val="true"/>
               <w:spacing w:lineRule="auto" w:line="240" w:before="0" w:after="0"/>
               <w:jc w:val="center"/>
               <w:rPr>
@@ -1745,15 +1770,13 @@
                 <w:rFonts w:eastAsia="Times New Roman" w:cs="Times New Roman" w:ascii="Times New Roman" w:hAnsi="Times New Roman"/>
                 <w:b/>
                 <w:sz w:val="22"/>
-                <w:szCs w:val="22"/>
-                <w:lang w:val="en-IN" w:bidi="ar-SA"/>
               </w:rPr>
             </w:r>
           </w:p>
         </w:tc>
         <w:tc>
           <w:tcPr>
-            <w:tcW w:w="2019" w:type="dxa"/>
+            <w:tcW w:w="2020" w:type="dxa"/>
             <w:gridSpan w:val="2"/>
             <w:tcBorders>
               <w:left w:val="nil"/>
@@ -1764,6 +1787,7 @@
             <w:pPr>
               <w:pStyle w:val="Normal"/>
               <w:widowControl/>
+              <w:suppressAutoHyphens w:val="true"/>
               <w:spacing w:lineRule="auto" w:line="240" w:before="0" w:after="0"/>
               <w:jc w:val="center"/>
               <w:rPr>
@@ -1776,8 +1800,6 @@
                 <w:rFonts w:eastAsia="Times New Roman" w:cs="Times New Roman" w:ascii="Times New Roman" w:hAnsi="Times New Roman"/>
                 <w:b/>
                 <w:sz w:val="22"/>
-                <w:szCs w:val="22"/>
-                <w:lang w:val="en-IN" w:bidi="ar-SA"/>
               </w:rPr>
             </w:r>
           </w:p>
@@ -1794,6 +1816,7 @@
             <w:pPr>
               <w:pStyle w:val="Normal"/>
               <w:widowControl/>
+              <w:suppressAutoHyphens w:val="true"/>
               <w:spacing w:lineRule="auto" w:line="240" w:before="0" w:after="0"/>
               <w:jc w:val="center"/>
               <w:rPr>
@@ -1806,15 +1829,13 @@
                 <w:rFonts w:eastAsia="Times New Roman" w:cs="Times New Roman" w:ascii="Times New Roman" w:hAnsi="Times New Roman"/>
                 <w:b/>
                 <w:sz w:val="22"/>
-                <w:szCs w:val="22"/>
-                <w:lang w:val="en-IN" w:bidi="ar-SA"/>
               </w:rPr>
             </w:r>
           </w:p>
         </w:tc>
         <w:tc>
           <w:tcPr>
-            <w:tcW w:w="2006" w:type="dxa"/>
+            <w:tcW w:w="2005" w:type="dxa"/>
             <w:tcBorders>
               <w:left w:val="nil"/>
               <w:right w:val="nil"/>
@@ -1824,6 +1845,7 @@
             <w:pPr>
               <w:pStyle w:val="Normal"/>
               <w:widowControl/>
+              <w:suppressAutoHyphens w:val="true"/>
               <w:spacing w:lineRule="auto" w:line="240" w:before="0" w:after="0"/>
               <w:jc w:val="center"/>
               <w:rPr>
@@ -1836,15 +1858,13 @@
                 <w:rFonts w:eastAsia="Times New Roman" w:cs="Times New Roman" w:ascii="Times New Roman" w:hAnsi="Times New Roman"/>
                 <w:b/>
                 <w:sz w:val="22"/>
-                <w:szCs w:val="22"/>
-                <w:lang w:val="en-IN" w:bidi="ar-SA"/>
               </w:rPr>
             </w:r>
           </w:p>
         </w:tc>
         <w:tc>
           <w:tcPr>
-            <w:tcW w:w="1991" w:type="dxa"/>
+            <w:tcW w:w="1992" w:type="dxa"/>
             <w:tcBorders>
               <w:left w:val="nil"/>
               <w:right w:val="nil"/>
@@ -1854,6 +1874,7 @@
             <w:pPr>
               <w:pStyle w:val="Normal"/>
               <w:widowControl/>
+              <w:suppressAutoHyphens w:val="true"/>
               <w:spacing w:lineRule="auto" w:line="240" w:before="0" w:after="0"/>
               <w:jc w:val="center"/>
               <w:rPr>
@@ -1866,9 +1887,75 @@
                 <w:rFonts w:eastAsia="Times New Roman" w:cs="Times New Roman" w:ascii="Times New Roman" w:hAnsi="Times New Roman"/>
                 <w:b/>
                 <w:sz w:val="22"/>
-                <w:szCs w:val="22"/>
-                <w:lang w:val="en-IN" w:bidi="ar-SA"/>
-              </w:rPr>
+              </w:rPr>
+            </w:r>
+          </w:p>
+        </w:tc>
+      </w:tr>
+      <w:tr>
+        <w:trPr>
+          <w:trHeight w:val="449" w:hRule="atLeast"/>
+        </w:trPr>
+        <w:tc>
+          <w:tcPr>
+            <w:tcW w:w="2686" w:type="dxa"/>
+            <w:gridSpan w:val="2"/>
+            <w:tcBorders/>
+          </w:tcPr>
+          <w:p>
+            <w:pPr>
+              <w:pStyle w:val="Normal"/>
+              <w:widowControl/>
+              <w:suppressAutoHyphens w:val="true"/>
+              <w:spacing w:lineRule="auto" w:line="240" w:before="0" w:after="0"/>
+              <w:jc w:val="left"/>
+              <w:rPr>
+                <w:rFonts w:ascii="Times New Roman" w:hAnsi="Times New Roman" w:eastAsia="Times New Roman" w:cs="Times New Roman"/>
+                <w:bCs/>
+                <w:sz w:val="24"/>
+                <w:szCs w:val="24"/>
+              </w:rPr>
+            </w:pPr>
+            <w:r>
+              <w:rPr>
+                <w:rFonts w:eastAsia="Times New Roman" w:cs="Times New Roman" w:ascii="Times New Roman" w:hAnsi="Times New Roman"/>
+                <w:bCs/>
+                <w:sz w:val="24"/>
+                <w:szCs w:val="24"/>
+                <w:lang w:val="en-IN" w:bidi="ar-SA"/>
+              </w:rPr>
+              <w:t>Practical Number</w:t>
+            </w:r>
+          </w:p>
+        </w:tc>
+        <w:tc>
+          <w:tcPr>
+            <w:tcW w:w="7382" w:type="dxa"/>
+            <w:gridSpan w:val="4"/>
+            <w:tcBorders/>
+          </w:tcPr>
+          <w:p>
+            <w:pPr>
+              <w:pStyle w:val="Normal"/>
+              <w:widowControl/>
+              <w:suppressAutoHyphens w:val="true"/>
+              <w:spacing w:lineRule="auto" w:line="240" w:before="0" w:after="0"/>
+              <w:jc w:val="center"/>
+              <w:rPr>
+                <w:rFonts w:ascii="Times New Roman" w:hAnsi="Times New Roman" w:eastAsia="Times New Roman" w:cs="Times New Roman"/>
+                <w:b/>
+                <w:sz w:val="28"/>
+                <w:szCs w:val="28"/>
+              </w:rPr>
+            </w:pPr>
+            <w:r>
+              <w:rPr>
+                <w:rFonts w:eastAsia="Times New Roman" w:cs="Times New Roman" w:ascii="Times New Roman" w:hAnsi="Times New Roman"/>
+                <w:b/>
+                <w:sz w:val="28"/>
+                <w:szCs w:val="28"/>
+              </w:rPr>
+              <w:t>2</w:t>
             </w:r>
           </w:p>
         </w:tc>
@@ -1887,24 +1974,25 @@
             <w:pPr>
               <w:pStyle w:val="Normal"/>
               <w:widowControl/>
-              <w:spacing w:lineRule="auto" w:line="240" w:before="0" w:after="0"/>
-              <w:jc w:val="left"/>
-              <w:rPr>
-                <w:rFonts w:ascii="Times New Roman" w:hAnsi="Times New Roman" w:eastAsia="Times New Roman" w:cs="Times New Roman"/>
-                <w:bCs/>
-                <w:sz w:val="24"/>
-                <w:szCs w:val="24"/>
-              </w:rPr>
-            </w:pPr>
-            <w:r>
-              <w:rPr>
-                <w:rFonts w:eastAsia="Times New Roman" w:cs="Times New Roman" w:ascii="Times New Roman" w:hAnsi="Times New Roman"/>
-                <w:bCs/>
-                <w:sz w:val="24"/>
-                <w:szCs w:val="24"/>
-                <w:lang w:val="en-IN" w:bidi="ar-SA"/>
-              </w:rPr>
-              <w:t>Practical Number</w:t>
+              <w:suppressAutoHyphens w:val="true"/>
+              <w:spacing w:lineRule="auto" w:line="240" w:before="0" w:after="0"/>
+              <w:jc w:val="left"/>
+              <w:rPr>
+                <w:rFonts w:ascii="Times New Roman" w:hAnsi="Times New Roman" w:eastAsia="Times New Roman" w:cs="Times New Roman"/>
+                <w:bCs/>
+                <w:sz w:val="24"/>
+                <w:szCs w:val="24"/>
+              </w:rPr>
+            </w:pPr>
+            <w:r>
+              <w:rPr>
+                <w:rFonts w:eastAsia="Times New Roman" w:cs="Times New Roman" w:ascii="Times New Roman" w:hAnsi="Times New Roman"/>
+                <w:bCs/>
+                <w:sz w:val="24"/>
+                <w:szCs w:val="24"/>
+                <w:lang w:val="en-IN" w:bidi="ar-SA"/>
+              </w:rPr>
+              <w:t>Course Outcome</w:t>
             </w:r>
           </w:p>
         </w:tc>
@@ -1916,10 +2004,123 @@
           </w:tcPr>
           <w:p>
             <w:pPr>
-              <w:pStyle w:val="Normal"/>
-              <w:widowControl/>
-              <w:spacing w:lineRule="auto" w:line="240" w:before="0" w:after="0"/>
-              <w:jc w:val="center"/>
+              <w:pStyle w:val="ListParagraph"/>
+              <w:widowControl/>
+              <w:numPr>
+                <w:ilvl w:val="0"/>
+                <w:numId w:val="1"/>
+              </w:numPr>
+              <w:suppressAutoHyphens w:val="true"/>
+              <w:spacing w:lineRule="auto" w:line="240" w:before="0" w:after="0"/>
+              <w:contextualSpacing/>
+              <w:jc w:val="left"/>
+              <w:rPr>
+                <w:rFonts w:ascii="Times New Roman" w:hAnsi="Times New Roman" w:cs="Times New Roman"/>
+                <w:sz w:val="24"/>
+                <w:szCs w:val="24"/>
+              </w:rPr>
+            </w:pPr>
+            <w:r>
+              <w:rPr>
+                <w:rFonts w:cs="Times New Roman" w:ascii="Times New Roman" w:hAnsi="Times New Roman"/>
+                <w:sz w:val="24"/>
+                <w:szCs w:val="24"/>
+                <w:lang w:val="en-IN" w:bidi="ar-SA"/>
+              </w:rPr>
+              <w:t>Understand various internet technologies.</w:t>
+            </w:r>
+          </w:p>
+          <w:p>
+            <w:pPr>
+              <w:pStyle w:val="ListParagraph"/>
+              <w:widowControl/>
+              <w:numPr>
+                <w:ilvl w:val="0"/>
+                <w:numId w:val="1"/>
+              </w:numPr>
+              <w:suppressAutoHyphens w:val="true"/>
+              <w:spacing w:lineRule="auto" w:line="240" w:before="0" w:after="0"/>
+              <w:contextualSpacing/>
+              <w:jc w:val="left"/>
+              <w:rPr>
+                <w:rFonts w:ascii="Times New Roman" w:hAnsi="Times New Roman" w:cs="Times New Roman"/>
+                <w:sz w:val="24"/>
+                <w:szCs w:val="24"/>
+              </w:rPr>
+            </w:pPr>
+            <w:r>
+              <w:rPr>
+                <w:rFonts w:cs="Times New Roman" w:ascii="Times New Roman" w:hAnsi="Times New Roman"/>
+                <w:sz w:val="24"/>
+                <w:szCs w:val="24"/>
+                <w:lang w:val="en-IN" w:bidi="ar-SA"/>
+              </w:rPr>
+              <w:t>Design the web pages using HTML and CSS.</w:t>
+            </w:r>
+          </w:p>
+          <w:p>
+            <w:pPr>
+              <w:pStyle w:val="ListParagraph"/>
+              <w:widowControl/>
+              <w:numPr>
+                <w:ilvl w:val="0"/>
+                <w:numId w:val="1"/>
+              </w:numPr>
+              <w:suppressAutoHyphens w:val="true"/>
+              <w:spacing w:lineRule="auto" w:line="240" w:before="0" w:after="0"/>
+              <w:contextualSpacing/>
+              <w:jc w:val="left"/>
+              <w:rPr>
+                <w:rFonts w:ascii="Times New Roman" w:hAnsi="Times New Roman" w:cs="Times New Roman"/>
+                <w:sz w:val="24"/>
+                <w:szCs w:val="24"/>
+              </w:rPr>
+            </w:pPr>
+            <w:r>
+              <w:rPr>
+                <w:rFonts w:cs="Times New Roman" w:ascii="Times New Roman" w:hAnsi="Times New Roman"/>
+                <w:sz w:val="24"/>
+                <w:szCs w:val="24"/>
+                <w:lang w:val="en-IN" w:bidi="ar-SA"/>
+              </w:rPr>
+              <w:t>Implement the XML technology to store the data.</w:t>
+            </w:r>
+          </w:p>
+          <w:p>
+            <w:pPr>
+              <w:pStyle w:val="ListParagraph"/>
+              <w:widowControl/>
+              <w:numPr>
+                <w:ilvl w:val="0"/>
+                <w:numId w:val="1"/>
+              </w:numPr>
+              <w:suppressAutoHyphens w:val="true"/>
+              <w:spacing w:lineRule="auto" w:line="240" w:before="0" w:after="0"/>
+              <w:contextualSpacing/>
+              <w:jc w:val="left"/>
+              <w:rPr>
+                <w:rFonts w:ascii="Times New Roman" w:hAnsi="Times New Roman" w:cs="Times New Roman"/>
+                <w:sz w:val="24"/>
+                <w:szCs w:val="24"/>
+              </w:rPr>
+            </w:pPr>
+            <w:r>
+              <w:rPr>
+                <w:rFonts w:cs="Times New Roman" w:ascii="Times New Roman" w:hAnsi="Times New Roman"/>
+                <w:sz w:val="24"/>
+                <w:szCs w:val="24"/>
+                <w:lang w:val="en-IN" w:bidi="ar-SA"/>
+              </w:rPr>
+              <w:t>Develop the interactive web pages using JavaScript.</w:t>
+            </w:r>
+          </w:p>
+          <w:p>
+            <w:pPr>
+              <w:pStyle w:val="Normal"/>
+              <w:widowControl/>
+              <w:suppressAutoHyphens w:val="true"/>
+              <w:spacing w:lineRule="auto" w:line="240" w:before="0" w:after="0"/>
+              <w:jc w:val="left"/>
               <w:rPr>
                 <w:rFonts w:ascii="Times New Roman" w:hAnsi="Times New Roman" w:eastAsia="Times New Roman" w:cs="Times New Roman"/>
                 <w:b/>
@@ -1933,8 +2134,167 @@
                 <w:b/>
                 <w:sz w:val="28"/>
                 <w:szCs w:val="28"/>
-                <w:lang w:val="en-IN" w:bidi="ar-SA"/>
-              </w:rPr>
+              </w:rPr>
+            </w:r>
+          </w:p>
+        </w:tc>
+      </w:tr>
+      <w:tr>
+        <w:trPr>
+          <w:trHeight w:val="391" w:hRule="atLeast"/>
+        </w:trPr>
+        <w:tc>
+          <w:tcPr>
+            <w:tcW w:w="2686" w:type="dxa"/>
+            <w:gridSpan w:val="2"/>
+            <w:tcBorders/>
+          </w:tcPr>
+          <w:p>
+            <w:pPr>
+              <w:pStyle w:val="Normal"/>
+              <w:widowControl/>
+              <w:suppressAutoHyphens w:val="true"/>
+              <w:spacing w:lineRule="auto" w:line="240" w:before="0" w:after="0"/>
+              <w:jc w:val="left"/>
+              <w:rPr>
+                <w:rFonts w:ascii="Times New Roman" w:hAnsi="Times New Roman" w:eastAsia="Times New Roman" w:cs="Times New Roman"/>
+                <w:bCs/>
+                <w:sz w:val="24"/>
+                <w:szCs w:val="24"/>
+              </w:rPr>
+            </w:pPr>
+            <w:r>
+              <w:rPr>
+                <w:rFonts w:eastAsia="Times New Roman" w:cs="Times New Roman" w:ascii="Times New Roman" w:hAnsi="Times New Roman"/>
+                <w:bCs/>
+                <w:sz w:val="24"/>
+                <w:szCs w:val="24"/>
+                <w:lang w:val="en-IN" w:bidi="ar-SA"/>
+              </w:rPr>
+              <w:t>Aim</w:t>
+            </w:r>
+          </w:p>
+        </w:tc>
+        <w:tc>
+          <w:tcPr>
+            <w:tcW w:w="7382" w:type="dxa"/>
+            <w:gridSpan w:val="4"/>
+            <w:tcBorders/>
+          </w:tcPr>
+          <w:p>
+            <w:pPr>
+              <w:pStyle w:val="Normal"/>
+              <w:widowControl/>
+              <w:suppressAutoHyphens w:val="true"/>
+              <w:spacing w:lineRule="auto" w:line="240" w:before="0" w:after="0"/>
+              <w:jc w:val="left"/>
+              <w:rPr>
+                <w:rFonts w:ascii="Times New Roman" w:hAnsi="Times New Roman" w:eastAsia="Times New Roman" w:cs="Times New Roman"/>
+                <w:b w:val="false"/>
+                <w:bCs w:val="false"/>
+                <w:sz w:val="24"/>
+                <w:szCs w:val="24"/>
+                <w:lang w:val="en-IN" w:bidi="ar-SA"/>
+              </w:rPr>
+            </w:pPr>
+            <w:r>
+              <w:rPr>
+                <w:rFonts w:eastAsia="Times New Roman" w:cs="Times New Roman" w:ascii="Times New Roman" w:hAnsi="Times New Roman"/>
+                <w:b w:val="false"/>
+                <w:bCs w:val="false"/>
+                <w:sz w:val="24"/>
+                <w:szCs w:val="24"/>
+                <w:lang w:val="en-IN" w:bidi="ar-SA"/>
+              </w:rPr>
+              <w:t>Create a web form by using form tags in HTML</w:t>
+            </w:r>
+          </w:p>
+        </w:tc>
+      </w:tr>
+      <w:tr>
+        <w:trPr>
+          <w:trHeight w:val="1020" w:hRule="atLeast"/>
+        </w:trPr>
+        <w:tc>
+          <w:tcPr>
+            <w:tcW w:w="2686" w:type="dxa"/>
+            <w:gridSpan w:val="2"/>
+            <w:tcBorders/>
+          </w:tcPr>
+          <w:p>
+            <w:pPr>
+              <w:pStyle w:val="Normal"/>
+              <w:widowControl/>
+              <w:suppressAutoHyphens w:val="true"/>
+              <w:spacing w:lineRule="auto" w:line="240" w:before="0" w:after="0"/>
+              <w:jc w:val="left"/>
+              <w:rPr>
+                <w:rFonts w:ascii="Times New Roman" w:hAnsi="Times New Roman" w:eastAsia="Times New Roman" w:cs="Times New Roman"/>
+                <w:bCs/>
+                <w:sz w:val="24"/>
+                <w:szCs w:val="24"/>
+              </w:rPr>
+            </w:pPr>
+            <w:r>
+              <w:rPr>
+                <w:rFonts w:eastAsia="Times New Roman" w:cs="Times New Roman" w:ascii="Times New Roman" w:hAnsi="Times New Roman"/>
+                <w:bCs/>
+                <w:sz w:val="24"/>
+                <w:szCs w:val="24"/>
+                <w:lang w:val="en-IN" w:bidi="ar-SA"/>
+              </w:rPr>
+              <w:t>Problem Definition</w:t>
+            </w:r>
+          </w:p>
+        </w:tc>
+        <w:tc>
+          <w:tcPr>
+            <w:tcW w:w="7382" w:type="dxa"/>
+            <w:gridSpan w:val="4"/>
+            <w:tcBorders/>
+          </w:tcPr>
+          <w:p>
+            <w:pPr>
+              <w:pStyle w:val="Normal"/>
+              <w:widowControl/>
+              <w:suppressAutoHyphens w:val="true"/>
+              <w:spacing w:lineRule="auto" w:line="240" w:before="0" w:after="0"/>
+              <w:jc w:val="left"/>
+              <w:rPr>
+                <w:rFonts w:ascii="times new roman" w:hAnsi="times new roman"/>
+                <w:sz w:val="24"/>
+                <w:szCs w:val="24"/>
+              </w:rPr>
+            </w:pPr>
+            <w:r>
+              <w:rPr>
+                <w:rFonts w:eastAsia="Times New Roman" w:cs="Times New Roman" w:ascii="times new roman" w:hAnsi="times new roman"/>
+                <w:b w:val="false"/>
+                <w:bCs w:val="false"/>
+                <w:sz w:val="24"/>
+                <w:szCs w:val="24"/>
+                <w:lang w:val="en-IN" w:bidi="ar-SA"/>
+              </w:rPr>
+              <w:t xml:space="preserve">Making a Student Registration Form in HTML using the </w:t>
+            </w:r>
+            <w:r>
+              <w:rPr>
+                <w:rFonts w:ascii="times new roman" w:hAnsi="times new roman"/>
+                <w:sz w:val="24"/>
+                <w:szCs w:val="24"/>
+              </w:rPr>
+              <w:t>form controls such as text boxes, radio buttons, checkboxes, text areas, drop-down menus, file upload, and action buttons</w:t>
+            </w:r>
+            <w:r>
+              <w:rPr>
+                <w:rFonts w:eastAsia="Times New Roman" w:cs="Times New Roman" w:ascii="times new roman" w:hAnsi="times new roman"/>
+                <w:b w:val="false"/>
+                <w:bCs w:val="false"/>
+                <w:sz w:val="24"/>
+                <w:szCs w:val="24"/>
+                <w:lang w:val="en-IN" w:bidi="ar-SA"/>
+              </w:rPr>
+              <w:t>.</w:t>
             </w:r>
           </w:p>
         </w:tc>
@@ -1953,24 +2313,60 @@
             <w:pPr>
               <w:pStyle w:val="Normal"/>
               <w:widowControl/>
-              <w:spacing w:lineRule="auto" w:line="240" w:before="0" w:after="0"/>
-              <w:jc w:val="left"/>
-              <w:rPr>
-                <w:rFonts w:ascii="Times New Roman" w:hAnsi="Times New Roman" w:eastAsia="Times New Roman" w:cs="Times New Roman"/>
-                <w:bCs/>
-                <w:sz w:val="24"/>
-                <w:szCs w:val="24"/>
-              </w:rPr>
-            </w:pPr>
-            <w:r>
-              <w:rPr>
-                <w:rFonts w:eastAsia="Times New Roman" w:cs="Times New Roman" w:ascii="Times New Roman" w:hAnsi="Times New Roman"/>
-                <w:bCs/>
-                <w:sz w:val="24"/>
-                <w:szCs w:val="24"/>
-                <w:lang w:val="en-IN" w:bidi="ar-SA"/>
-              </w:rPr>
-              <w:t>Course Outcome</w:t>
+              <w:suppressAutoHyphens w:val="true"/>
+              <w:spacing w:lineRule="auto" w:line="240" w:before="0" w:after="0"/>
+              <w:jc w:val="left"/>
+              <w:rPr>
+                <w:rFonts w:ascii="Times New Roman" w:hAnsi="Times New Roman" w:eastAsia="Times New Roman" w:cs="Times New Roman"/>
+                <w:bCs/>
+                <w:sz w:val="24"/>
+                <w:szCs w:val="24"/>
+              </w:rPr>
+            </w:pPr>
+            <w:r>
+              <w:rPr>
+                <w:rFonts w:eastAsia="Times New Roman" w:cs="Times New Roman" w:ascii="Times New Roman" w:hAnsi="Times New Roman"/>
+                <w:bCs/>
+                <w:sz w:val="24"/>
+                <w:szCs w:val="24"/>
+                <w:lang w:val="en-IN" w:bidi="ar-SA"/>
+              </w:rPr>
+              <w:t>Theory</w:t>
+            </w:r>
+          </w:p>
+          <w:p>
+            <w:pPr>
+              <w:pStyle w:val="Normal"/>
+              <w:widowControl/>
+              <w:suppressAutoHyphens w:val="true"/>
+              <w:spacing w:lineRule="auto" w:line="240" w:before="0" w:after="0"/>
+              <w:jc w:val="left"/>
+              <w:rPr>
+                <w:rFonts w:ascii="Times New Roman" w:hAnsi="Times New Roman" w:eastAsia="Times New Roman" w:cs="Times New Roman"/>
+                <w:bCs/>
+                <w:sz w:val="24"/>
+                <w:szCs w:val="24"/>
+              </w:rPr>
+            </w:pPr>
+            <w:r>
+              <w:rPr>
+                <w:rFonts w:eastAsia="Times New Roman" w:cs="Times New Roman" w:ascii="Times New Roman" w:hAnsi="Times New Roman"/>
+                <w:bCs/>
+                <w:sz w:val="24"/>
+                <w:szCs w:val="24"/>
+                <w:lang w:val="en-IN" w:bidi="ar-SA"/>
+              </w:rPr>
+              <w:t xml:space="preserve"> </w:t>
+            </w:r>
+            <w:r>
+              <w:rPr>
+                <w:rFonts w:eastAsia="Times New Roman" w:cs="Times New Roman" w:ascii="Times New Roman" w:hAnsi="Times New Roman"/>
+                <w:bCs/>
+                <w:sz w:val="24"/>
+                <w:szCs w:val="24"/>
+                <w:lang w:val="en-IN" w:bidi="ar-SA"/>
+              </w:rPr>
+              <w:t>(100 words)</w:t>
             </w:r>
           </w:p>
         </w:tc>
@@ -1982,258 +2378,18 @@
           </w:tcPr>
           <w:p>
             <w:pPr>
-              <w:pStyle w:val="ListParagraph"/>
-              <w:widowControl/>
-              <w:numPr>
-                <w:ilvl w:val="0"/>
-                <w:numId w:val="1"/>
-              </w:numPr>
-              <w:spacing w:lineRule="auto" w:line="240" w:before="0" w:after="0"/>
-              <w:contextualSpacing/>
-              <w:jc w:val="left"/>
-              <w:rPr>
-                <w:rFonts w:ascii="Times New Roman" w:hAnsi="Times New Roman" w:cs="Times New Roman"/>
-                <w:sz w:val="24"/>
-                <w:szCs w:val="24"/>
-              </w:rPr>
-            </w:pPr>
-            <w:r>
-              <w:rPr>
-                <w:rFonts w:cs="Times New Roman" w:ascii="Times New Roman" w:hAnsi="Times New Roman"/>
-                <w:sz w:val="24"/>
-                <w:szCs w:val="24"/>
-                <w:lang w:val="en-IN" w:bidi="ar-SA"/>
-              </w:rPr>
-              <w:t>Understand various internet technologies.</w:t>
-            </w:r>
-          </w:p>
-          <w:p>
-            <w:pPr>
-              <w:pStyle w:val="ListParagraph"/>
-              <w:widowControl/>
-              <w:numPr>
-                <w:ilvl w:val="0"/>
-                <w:numId w:val="1"/>
-              </w:numPr>
-              <w:spacing w:lineRule="auto" w:line="240" w:before="0" w:after="0"/>
-              <w:contextualSpacing/>
-              <w:jc w:val="left"/>
-              <w:rPr>
-                <w:rFonts w:ascii="Times New Roman" w:hAnsi="Times New Roman" w:cs="Times New Roman"/>
-                <w:sz w:val="24"/>
-                <w:szCs w:val="24"/>
-              </w:rPr>
-            </w:pPr>
-            <w:r>
-              <w:rPr>
-                <w:rFonts w:cs="Times New Roman" w:ascii="Times New Roman" w:hAnsi="Times New Roman"/>
-                <w:sz w:val="24"/>
-                <w:szCs w:val="24"/>
-                <w:lang w:val="en-IN" w:bidi="ar-SA"/>
-              </w:rPr>
-              <w:t>Design the web pages using HTML and CSS.</w:t>
-            </w:r>
-          </w:p>
-          <w:p>
-            <w:pPr>
-              <w:pStyle w:val="ListParagraph"/>
-              <w:widowControl/>
-              <w:numPr>
-                <w:ilvl w:val="0"/>
-                <w:numId w:val="1"/>
-              </w:numPr>
-              <w:spacing w:lineRule="auto" w:line="240" w:before="0" w:after="0"/>
-              <w:contextualSpacing/>
-              <w:jc w:val="left"/>
-              <w:rPr>
-                <w:rFonts w:ascii="Times New Roman" w:hAnsi="Times New Roman" w:cs="Times New Roman"/>
-                <w:sz w:val="24"/>
-                <w:szCs w:val="24"/>
-              </w:rPr>
-            </w:pPr>
-            <w:r>
-              <w:rPr>
-                <w:rFonts w:cs="Times New Roman" w:ascii="Times New Roman" w:hAnsi="Times New Roman"/>
-                <w:sz w:val="24"/>
-                <w:szCs w:val="24"/>
-                <w:lang w:val="en-IN" w:bidi="ar-SA"/>
-              </w:rPr>
-              <w:t>Implement the XML technology to store the data.</w:t>
-            </w:r>
-          </w:p>
-          <w:p>
-            <w:pPr>
-              <w:pStyle w:val="ListParagraph"/>
-              <w:widowControl/>
-              <w:numPr>
-                <w:ilvl w:val="0"/>
-                <w:numId w:val="1"/>
-              </w:numPr>
-              <w:spacing w:lineRule="auto" w:line="240" w:before="0" w:after="0"/>
-              <w:contextualSpacing/>
-              <w:jc w:val="left"/>
-              <w:rPr>
-                <w:rFonts w:ascii="Times New Roman" w:hAnsi="Times New Roman" w:cs="Times New Roman"/>
-                <w:sz w:val="24"/>
-                <w:szCs w:val="24"/>
-              </w:rPr>
-            </w:pPr>
-            <w:r>
-              <w:rPr>
-                <w:rFonts w:cs="Times New Roman" w:ascii="Times New Roman" w:hAnsi="Times New Roman"/>
-                <w:sz w:val="24"/>
-                <w:szCs w:val="24"/>
-                <w:lang w:val="en-IN" w:bidi="ar-SA"/>
-              </w:rPr>
-              <w:t>Develop the interactive web pages using JavaScript.</w:t>
-            </w:r>
-          </w:p>
-          <w:p>
-            <w:pPr>
-              <w:pStyle w:val="Normal"/>
-              <w:widowControl/>
-              <w:spacing w:lineRule="auto" w:line="240" w:before="0" w:after="0"/>
-              <w:jc w:val="left"/>
-              <w:rPr>
-                <w:rFonts w:ascii="Times New Roman" w:hAnsi="Times New Roman" w:eastAsia="Times New Roman" w:cs="Times New Roman"/>
-                <w:b/>
-                <w:sz w:val="28"/>
-                <w:szCs w:val="28"/>
-              </w:rPr>
-            </w:pPr>
-            <w:r>
-              <w:rPr>
-                <w:rFonts w:eastAsia="Times New Roman" w:cs="Times New Roman" w:ascii="Times New Roman" w:hAnsi="Times New Roman"/>
-                <w:b/>
-                <w:sz w:val="28"/>
-                <w:szCs w:val="28"/>
-                <w:lang w:val="en-IN" w:bidi="ar-SA"/>
-              </w:rPr>
-            </w:r>
-          </w:p>
-        </w:tc>
-      </w:tr>
-      <w:tr>
-        <w:trPr>
-          <w:trHeight w:val="391" w:hRule="atLeast"/>
-        </w:trPr>
-        <w:tc>
-          <w:tcPr>
-            <w:tcW w:w="2686" w:type="dxa"/>
-            <w:gridSpan w:val="2"/>
-            <w:tcBorders/>
-          </w:tcPr>
-          <w:p>
-            <w:pPr>
-              <w:pStyle w:val="Normal"/>
-              <w:widowControl/>
-              <w:spacing w:lineRule="auto" w:line="240" w:before="0" w:after="0"/>
-              <w:jc w:val="left"/>
-              <w:rPr>
-                <w:rFonts w:ascii="Times New Roman" w:hAnsi="Times New Roman" w:eastAsia="Times New Roman" w:cs="Times New Roman"/>
-                <w:bCs/>
-                <w:sz w:val="24"/>
-                <w:szCs w:val="24"/>
-              </w:rPr>
-            </w:pPr>
-            <w:r>
-              <w:rPr>
-                <w:rFonts w:eastAsia="Times New Roman" w:cs="Times New Roman" w:ascii="Times New Roman" w:hAnsi="Times New Roman"/>
-                <w:bCs/>
-                <w:sz w:val="24"/>
-                <w:szCs w:val="24"/>
-                <w:lang w:val="en-IN" w:bidi="ar-SA"/>
-              </w:rPr>
-              <w:t>Aim</w:t>
-            </w:r>
-          </w:p>
-        </w:tc>
-        <w:tc>
-          <w:tcPr>
-            <w:tcW w:w="7382" w:type="dxa"/>
-            <w:gridSpan w:val="4"/>
-            <w:tcBorders/>
-          </w:tcPr>
-          <w:p>
-            <w:pPr>
-              <w:pStyle w:val="Normal"/>
-              <w:widowControl/>
-              <w:spacing w:lineRule="auto" w:line="240" w:before="0" w:after="0"/>
-              <w:jc w:val="left"/>
-              <w:rPr>
-                <w:rFonts w:ascii="Times New Roman" w:hAnsi="Times New Roman" w:eastAsia="Times New Roman" w:cs="Times New Roman"/>
+              <w:pStyle w:val="BodyText"/>
+              <w:widowControl/>
+              <w:suppressAutoHyphens w:val="true"/>
+              <w:spacing w:lineRule="auto" w:line="240" w:before="0" w:after="0"/>
+              <w:jc w:val="left"/>
+              <w:rPr>
+                <w:rFonts w:ascii="times new roman" w:hAnsi="times new roman" w:eastAsia="Times New Roman" w:cs="Times New Roman"/>
                 <w:b w:val="false"/>
                 <w:bCs w:val="false"/>
                 <w:sz w:val="24"/>
                 <w:szCs w:val="24"/>
                 <w:lang w:val="en-IN" w:bidi="ar-SA"/>
-              </w:rPr>
-            </w:pPr>
-            <w:r>
-              <w:rPr>
-                <w:rFonts w:eastAsia="Times New Roman" w:cs="Times New Roman" w:ascii="Times New Roman" w:hAnsi="Times New Roman"/>
-                <w:b w:val="false"/>
-                <w:bCs w:val="false"/>
-                <w:sz w:val="24"/>
-                <w:szCs w:val="24"/>
-                <w:lang w:val="en-IN" w:bidi="ar-SA"/>
-              </w:rPr>
-              <w:t>Create a web form by using form tags in HTML</w:t>
-            </w:r>
-          </w:p>
-        </w:tc>
-      </w:tr>
-      <w:tr>
-        <w:trPr>
-          <w:trHeight w:val="1020" w:hRule="atLeast"/>
-        </w:trPr>
-        <w:tc>
-          <w:tcPr>
-            <w:tcW w:w="2686" w:type="dxa"/>
-            <w:gridSpan w:val="2"/>
-            <w:tcBorders/>
-          </w:tcPr>
-          <w:p>
-            <w:pPr>
-              <w:pStyle w:val="Normal"/>
-              <w:widowControl/>
-              <w:spacing w:lineRule="auto" w:line="240" w:before="0" w:after="0"/>
-              <w:jc w:val="left"/>
-              <w:rPr>
-                <w:rFonts w:ascii="Times New Roman" w:hAnsi="Times New Roman" w:eastAsia="Times New Roman" w:cs="Times New Roman"/>
-                <w:bCs/>
-                <w:sz w:val="24"/>
-                <w:szCs w:val="24"/>
-              </w:rPr>
-            </w:pPr>
-            <w:r>
-              <w:rPr>
-                <w:rFonts w:eastAsia="Times New Roman" w:cs="Times New Roman" w:ascii="Times New Roman" w:hAnsi="Times New Roman"/>
-                <w:bCs/>
-                <w:sz w:val="24"/>
-                <w:szCs w:val="24"/>
-                <w:lang w:val="en-IN" w:bidi="ar-SA"/>
-              </w:rPr>
-              <w:t>Problem Definition</w:t>
-            </w:r>
-          </w:p>
-        </w:tc>
-        <w:tc>
-          <w:tcPr>
-            <w:tcW w:w="7382" w:type="dxa"/>
-            <w:gridSpan w:val="4"/>
-            <w:tcBorders/>
-          </w:tcPr>
-          <w:p>
-            <w:pPr>
-              <w:pStyle w:val="Normal"/>
-              <w:widowControl/>
-              <w:spacing w:lineRule="auto" w:line="240" w:before="0" w:after="0"/>
-              <w:jc w:val="left"/>
-              <w:rPr>
-                <w:rFonts w:ascii="times new roman" w:hAnsi="times new roman"/>
-                <w:sz w:val="24"/>
-                <w:szCs w:val="24"/>
               </w:rPr>
             </w:pPr>
             <w:r>
@@ -2245,141 +2401,7 @@
                 <w:szCs w:val="24"/>
                 <w:lang w:val="en-IN" w:bidi="ar-SA"/>
               </w:rPr>
-              <w:t xml:space="preserve">Making a Student Registration Form in HTML using the </w:t>
-            </w:r>
-            <w:r>
-              <w:rPr>
-                <w:rFonts w:ascii="times new roman" w:hAnsi="times new roman"/>
-                <w:sz w:val="24"/>
-                <w:szCs w:val="24"/>
-              </w:rPr>
-              <w:t>form controls such as text boxes, radio buttons, checkboxes, text areas, drop-down menus, file upload, and action buttons</w:t>
-            </w:r>
-            <w:r>
-              <w:rPr>
-                <w:rFonts w:eastAsia="Times New Roman" w:cs="Times New Roman" w:ascii="times new roman" w:hAnsi="times new roman"/>
-                <w:b w:val="false"/>
-                <w:bCs w:val="false"/>
-                <w:sz w:val="24"/>
-                <w:szCs w:val="24"/>
-                <w:lang w:val="en-IN" w:bidi="ar-SA"/>
-              </w:rPr>
-              <w:t>.</w:t>
-            </w:r>
-          </w:p>
-        </w:tc>
-      </w:tr>
-      <w:tr>
-        <w:trPr>
-          <w:trHeight w:val="253" w:hRule="atLeast"/>
-        </w:trPr>
-        <w:tc>
-          <w:tcPr>
-            <w:tcW w:w="2686" w:type="dxa"/>
-            <w:gridSpan w:val="2"/>
-            <w:tcBorders/>
-          </w:tcPr>
-          <w:p>
-            <w:pPr>
-              <w:pStyle w:val="Normal"/>
-              <w:widowControl/>
-              <w:spacing w:lineRule="auto" w:line="240" w:before="0" w:after="0"/>
-              <w:jc w:val="left"/>
-              <w:rPr>
-                <w:rFonts w:ascii="Times New Roman" w:hAnsi="Times New Roman" w:eastAsia="Times New Roman" w:cs="Times New Roman"/>
-                <w:bCs/>
-                <w:sz w:val="24"/>
-                <w:szCs w:val="24"/>
-              </w:rPr>
-            </w:pPr>
-            <w:r>
-              <w:rPr>
-                <w:rFonts w:eastAsia="Times New Roman" w:cs="Times New Roman" w:ascii="Times New Roman" w:hAnsi="Times New Roman"/>
-                <w:bCs/>
-                <w:sz w:val="24"/>
-                <w:szCs w:val="24"/>
-                <w:lang w:val="en-IN" w:bidi="ar-SA"/>
-              </w:rPr>
-              <w:t>Theory</w:t>
-            </w:r>
-          </w:p>
-          <w:p>
-            <w:pPr>
-              <w:pStyle w:val="Normal"/>
-              <w:widowControl/>
-              <w:spacing w:lineRule="auto" w:line="240" w:before="0" w:after="0"/>
-              <w:jc w:val="left"/>
-              <w:rPr>
-                <w:rFonts w:ascii="Times New Roman" w:hAnsi="Times New Roman" w:eastAsia="Times New Roman" w:cs="Times New Roman"/>
-                <w:bCs/>
-                <w:sz w:val="24"/>
-                <w:szCs w:val="24"/>
-              </w:rPr>
-            </w:pPr>
-            <w:r>
-              <w:rPr>
-                <w:rFonts w:eastAsia="Times New Roman" w:cs="Times New Roman" w:ascii="Times New Roman" w:hAnsi="Times New Roman"/>
-                <w:bCs/>
-                <w:sz w:val="24"/>
-                <w:szCs w:val="24"/>
-                <w:lang w:val="en-IN" w:bidi="ar-SA"/>
-              </w:rPr>
-              <w:t xml:space="preserve"> </w:t>
-            </w:r>
-            <w:r>
-              <w:rPr>
-                <w:rFonts w:eastAsia="Times New Roman" w:cs="Times New Roman" w:ascii="Times New Roman" w:hAnsi="Times New Roman"/>
-                <w:bCs/>
-                <w:sz w:val="24"/>
-                <w:szCs w:val="24"/>
-                <w:lang w:val="en-IN" w:bidi="ar-SA"/>
-              </w:rPr>
-              <w:t>(100 words)</w:t>
-            </w:r>
-          </w:p>
-        </w:tc>
-        <w:tc>
-          <w:tcPr>
-            <w:tcW w:w="7382" w:type="dxa"/>
-            <w:gridSpan w:val="4"/>
-            <w:tcBorders/>
-          </w:tcPr>
-          <w:p>
-            <w:pPr>
-              <w:pStyle w:val="BodyText"/>
-              <w:widowControl/>
-              <w:spacing w:lineRule="auto" w:line="240" w:before="0" w:after="0"/>
-              <w:jc w:val="left"/>
-              <w:rPr>
-                <w:rFonts w:ascii="times new roman" w:hAnsi="times new roman" w:eastAsia="Times New Roman" w:cs="Times New Roman"/>
-                <w:b w:val="false"/>
-                <w:bCs w:val="false"/>
-                <w:sz w:val="24"/>
-                <w:szCs w:val="24"/>
-                <w:lang w:val="en-IN" w:bidi="ar-SA"/>
-              </w:rPr>
-            </w:pPr>
-            <w:r>
-              <w:rPr>
-                <w:rFonts w:eastAsia="Times New Roman" w:cs="Times New Roman" w:ascii="times new roman" w:hAnsi="times new roman"/>
-                <w:b w:val="false"/>
-                <w:bCs w:val="false"/>
-                <w:sz w:val="24"/>
-                <w:szCs w:val="24"/>
-                <w:lang w:val="en-IN" w:bidi="ar-SA"/>
-              </w:rPr>
-              <w:t>H</w:t>
-            </w:r>
-            <w:r>
-              <w:rPr>
-                <w:rFonts w:eastAsia="Times New Roman" w:cs="Times New Roman" w:ascii="times new roman" w:hAnsi="times new roman"/>
-                <w:b w:val="false"/>
-                <w:bCs w:val="false"/>
-                <w:sz w:val="24"/>
-                <w:szCs w:val="24"/>
-                <w:lang w:val="en-IN" w:bidi="ar-SA"/>
-              </w:rPr>
-              <w:t xml:space="preserve">TML forms collect user input and submit it to a server or process it locally. Key elements include: </w:t>
+              <w:t>HTML forms collect user input and submit it to a server or process it locally. Key elements include:</w:t>
             </w:r>
           </w:p>
           <w:p>
@@ -2389,12 +2411,12 @@
                 <w:ilvl w:val="0"/>
                 <w:numId w:val="2"/>
               </w:numPr>
-              <w:pBdr/>
               <w:tabs>
                 <w:tab w:val="clear" w:pos="720"/>
                 <w:tab w:val="left" w:pos="0" w:leader="none"/>
               </w:tabs>
-              <w:spacing w:lineRule="auto" w:line="273" w:before="0" w:after="140"/>
+              <w:suppressAutoHyphens w:val="true"/>
+              <w:spacing w:lineRule="auto" w:line="271" w:before="0" w:after="140"/>
               <w:ind w:hanging="283" w:left="709" w:right="0"/>
               <w:jc w:val="left"/>
               <w:rPr/>
@@ -2424,7 +2446,7 @@
                 <w:sz w:val="24"/>
                 <w:szCs w:val="24"/>
               </w:rPr>
-              <w:t xml:space="preserve"> The container element for all input components. </w:t>
+              <w:t xml:space="preserve"> The container element for all input components.</w:t>
             </w:r>
           </w:p>
           <w:p>
@@ -2434,12 +2456,12 @@
                 <w:ilvl w:val="0"/>
                 <w:numId w:val="2"/>
               </w:numPr>
-              <w:pBdr/>
               <w:tabs>
                 <w:tab w:val="clear" w:pos="720"/>
                 <w:tab w:val="left" w:pos="0" w:leader="none"/>
               </w:tabs>
-              <w:spacing w:lineRule="auto" w:line="273" w:before="0" w:after="140"/>
+              <w:suppressAutoHyphens w:val="true"/>
+              <w:spacing w:lineRule="auto" w:line="271" w:before="0" w:after="140"/>
               <w:ind w:hanging="283" w:left="709" w:right="0"/>
               <w:jc w:val="left"/>
               <w:rPr/>
@@ -2605,7 +2627,7 @@
                 <w:sz w:val="24"/>
                 <w:szCs w:val="24"/>
               </w:rPr>
-              <w:t xml:space="preserve">). </w:t>
+              <w:t>).</w:t>
             </w:r>
           </w:p>
           <w:p>
@@ -2615,12 +2637,12 @@
                 <w:ilvl w:val="0"/>
                 <w:numId w:val="2"/>
               </w:numPr>
-              <w:pBdr/>
               <w:tabs>
                 <w:tab w:val="clear" w:pos="720"/>
                 <w:tab w:val="left" w:pos="0" w:leader="none"/>
               </w:tabs>
-              <w:spacing w:lineRule="auto" w:line="273" w:before="0" w:after="140"/>
+              <w:suppressAutoHyphens w:val="true"/>
+              <w:spacing w:lineRule="auto" w:line="271" w:before="0" w:after="140"/>
               <w:ind w:hanging="283" w:left="709" w:right="0"/>
               <w:jc w:val="left"/>
               <w:rPr/>
@@ -2650,7 +2672,7 @@
                 <w:sz w:val="24"/>
                 <w:szCs w:val="24"/>
               </w:rPr>
-              <w:t xml:space="preserve"> A multi-line text field for entering details like addresses. </w:t>
+              <w:t xml:space="preserve"> A multi-line text field for entering details like addresses.</w:t>
             </w:r>
           </w:p>
           <w:p>
@@ -2660,12 +2682,12 @@
                 <w:ilvl w:val="0"/>
                 <w:numId w:val="2"/>
               </w:numPr>
-              <w:pBdr/>
               <w:tabs>
                 <w:tab w:val="clear" w:pos="720"/>
                 <w:tab w:val="left" w:pos="0" w:leader="none"/>
               </w:tabs>
-              <w:spacing w:lineRule="auto" w:line="273" w:before="0" w:after="140"/>
+              <w:suppressAutoHyphens w:val="true"/>
+              <w:spacing w:lineRule="auto" w:line="271" w:before="0" w:after="140"/>
               <w:ind w:hanging="283" w:left="709" w:right="0"/>
               <w:jc w:val="left"/>
               <w:rPr/>
@@ -2714,13 +2736,14 @@
                 <w:sz w:val="24"/>
                 <w:szCs w:val="24"/>
               </w:rPr>
-              <w:t xml:space="preserve"> Creates drop-down selection menus. </w:t>
-            </w:r>
-          </w:p>
-          <w:p>
-            <w:pPr>
-              <w:pStyle w:val="Normal"/>
-              <w:widowControl/>
+              <w:t xml:space="preserve"> Creates drop-down selection menus.</w:t>
+            </w:r>
+          </w:p>
+          <w:p>
+            <w:pPr>
+              <w:pStyle w:val="Normal"/>
+              <w:widowControl/>
+              <w:suppressAutoHyphens w:val="true"/>
               <w:spacing w:lineRule="auto" w:line="240" w:before="0" w:after="0"/>
               <w:jc w:val="left"/>
               <w:rPr>
@@ -2758,6 +2781,7 @@
             <w:pPr>
               <w:pStyle w:val="NormalWeb"/>
               <w:widowControl/>
+              <w:suppressAutoHyphens w:val="true"/>
               <w:spacing w:before="0" w:after="0"/>
               <w:jc w:val="left"/>
               <w:rPr>
@@ -2771,13 +2795,14 @@
                 <w:color w:val="000000"/>
                 <w:lang w:val="en-IN" w:bidi="ar-SA"/>
               </w:rPr>
-              <w:t>Procedure and Execution </w:t>
+              <w:t>Procedure and Execution</w:t>
             </w:r>
           </w:p>
           <w:p>
             <w:pPr>
               <w:pStyle w:val="NormalWeb"/>
               <w:widowControl/>
+              <w:suppressAutoHyphens w:val="true"/>
               <w:spacing w:before="280" w:after="0"/>
               <w:jc w:val="left"/>
               <w:rPr>
@@ -2797,22 +2822,22 @@
             <w:pPr>
               <w:pStyle w:val="Normal"/>
               <w:widowControl/>
-              <w:spacing w:lineRule="auto" w:line="240" w:before="0" w:after="0"/>
-              <w:jc w:val="left"/>
-              <w:rPr>
-                <w:rFonts w:ascii="Times New Roman" w:hAnsi="Times New Roman" w:eastAsia="Times New Roman" w:cs="Times New Roman"/>
-                <w:bCs/>
-                <w:sz w:val="24"/>
-                <w:szCs w:val="24"/>
-              </w:rPr>
-            </w:pPr>
-            <w:r>
-              <w:rPr>
-                <w:rFonts w:eastAsia="Times New Roman" w:cs="Times New Roman" w:ascii="Times New Roman" w:hAnsi="Times New Roman"/>
-                <w:bCs/>
-                <w:sz w:val="24"/>
-                <w:szCs w:val="24"/>
-                <w:lang w:val="en-IN" w:bidi="ar-SA"/>
+              <w:suppressAutoHyphens w:val="true"/>
+              <w:spacing w:lineRule="auto" w:line="240" w:before="0" w:after="0"/>
+              <w:jc w:val="left"/>
+              <w:rPr>
+                <w:rFonts w:ascii="Times New Roman" w:hAnsi="Times New Roman" w:eastAsia="Times New Roman" w:cs="Times New Roman"/>
+                <w:bCs/>
+                <w:sz w:val="24"/>
+                <w:szCs w:val="24"/>
+              </w:rPr>
+            </w:pPr>
+            <w:r>
+              <w:rPr>
+                <w:rFonts w:eastAsia="Times New Roman" w:cs="Times New Roman" w:ascii="Times New Roman" w:hAnsi="Times New Roman"/>
+                <w:bCs/>
+                <w:sz w:val="24"/>
+                <w:szCs w:val="24"/>
               </w:rPr>
             </w:r>
           </w:p>
@@ -2827,6 +2852,7 @@
             <w:pPr>
               <w:pStyle w:val="Normal"/>
               <w:widowControl/>
+              <w:suppressAutoHyphens w:val="true"/>
               <w:spacing w:lineRule="auto" w:line="240" w:before="0" w:after="0"/>
               <w:jc w:val="left"/>
               <w:rPr>
@@ -2851,6 +2877,7 @@
             <w:pPr>
               <w:pStyle w:val="BodyText"/>
               <w:widowControl/>
+              <w:suppressAutoHyphens w:val="true"/>
               <w:spacing w:lineRule="auto" w:line="240" w:before="0" w:after="0"/>
               <w:jc w:val="left"/>
               <w:rPr>
@@ -2869,17 +2896,7 @@
                 <w:szCs w:val="24"/>
                 <w:lang w:val="en-IN" w:bidi="ar-SA"/>
               </w:rPr>
-              <w:t>O</w:t>
-            </w:r>
-            <w:r>
-              <w:rPr>
-                <w:rFonts w:eastAsia="Times New Roman" w:cs="Times New Roman" w:ascii="times new roman" w:hAnsi="times new roman"/>
-                <w:bCs/>
-                <w:sz w:val="24"/>
-                <w:szCs w:val="24"/>
-                <w:lang w:val="en-IN" w:bidi="ar-SA"/>
-              </w:rPr>
-              <w:t xml:space="preserve">pen a text editor (such as VS Code, Notepad, or Notepad++). </w:t>
+              <w:t>Open a text editor (such as VS Code, Notepad, or Notepad++).</w:t>
             </w:r>
           </w:p>
           <w:p>
@@ -2893,7 +2910,8 @@
                 <w:tab w:val="clear" w:pos="720"/>
                 <w:tab w:val="left" w:pos="0" w:leader="none"/>
               </w:tabs>
-              <w:spacing w:lineRule="auto" w:line="273" w:before="0" w:after="140"/>
+              <w:suppressAutoHyphens w:val="true"/>
+              <w:spacing w:lineRule="auto" w:line="271" w:before="0" w:after="140"/>
               <w:ind w:hanging="283" w:left="720" w:right="0"/>
               <w:rPr/>
             </w:pPr>
@@ -2903,15 +2921,7 @@
                 <w:sz w:val="24"/>
                 <w:szCs w:val="24"/>
               </w:rPr>
-              <w:t>C</w:t>
-            </w:r>
-            <w:r>
-              <w:rPr>
-                <w:rFonts w:ascii="times new roman" w:hAnsi="times new roman"/>
-                <w:sz w:val="24"/>
-                <w:szCs w:val="24"/>
-              </w:rPr>
-              <w:t xml:space="preserve">reate a file named </w:t>
+              <w:t xml:space="preserve">Create a file named </w:t>
             </w:r>
             <w:r>
               <w:rPr>
@@ -2928,7 +2938,7 @@
                 <w:sz w:val="24"/>
                 <w:szCs w:val="24"/>
               </w:rPr>
-              <w:t xml:space="preserve">. </w:t>
+              <w:t>.</w:t>
             </w:r>
           </w:p>
           <w:p>
@@ -2942,7 +2952,8 @@
                 <w:tab w:val="clear" w:pos="720"/>
                 <w:tab w:val="left" w:pos="0" w:leader="none"/>
               </w:tabs>
-              <w:spacing w:lineRule="auto" w:line="273" w:before="0" w:after="140"/>
+              <w:suppressAutoHyphens w:val="true"/>
+              <w:spacing w:lineRule="auto" w:line="271" w:before="0" w:after="140"/>
               <w:ind w:hanging="283" w:left="720" w:right="0"/>
               <w:rPr/>
             </w:pPr>
@@ -2952,15 +2963,7 @@
                 <w:sz w:val="24"/>
                 <w:szCs w:val="24"/>
               </w:rPr>
-              <w:t>A</w:t>
-            </w:r>
-            <w:r>
-              <w:rPr>
-                <w:rFonts w:ascii="times new roman" w:hAnsi="times new roman"/>
-                <w:sz w:val="24"/>
-                <w:szCs w:val="24"/>
-              </w:rPr>
-              <w:t>dd the basic HTML boilerplate structure (</w:t>
+              <w:t>Add the basic HTML boilerplate structure (</w:t>
             </w:r>
             <w:r>
               <w:rPr>
@@ -3028,7 +3031,7 @@
                 <w:sz w:val="24"/>
                 <w:szCs w:val="24"/>
               </w:rPr>
-              <w:t xml:space="preserve">). </w:t>
+              <w:t>).</w:t>
             </w:r>
           </w:p>
           <w:p>
@@ -3042,7 +3045,8 @@
                 <w:tab w:val="clear" w:pos="720"/>
                 <w:tab w:val="left" w:pos="0" w:leader="none"/>
               </w:tabs>
-              <w:spacing w:lineRule="auto" w:line="273" w:before="0" w:after="140"/>
+              <w:suppressAutoHyphens w:val="true"/>
+              <w:spacing w:lineRule="auto" w:line="271" w:before="0" w:after="140"/>
               <w:ind w:hanging="283" w:left="720" w:right="0"/>
               <w:rPr/>
             </w:pPr>
@@ -3052,15 +3056,7 @@
                 <w:sz w:val="24"/>
                 <w:szCs w:val="24"/>
               </w:rPr>
-              <w:t>A</w:t>
-            </w:r>
-            <w:r>
-              <w:rPr>
-                <w:rFonts w:ascii="times new roman" w:hAnsi="times new roman"/>
-                <w:sz w:val="24"/>
-                <w:szCs w:val="24"/>
-              </w:rPr>
-              <w:t xml:space="preserve">dd a centered title heading using </w:t>
+              <w:t xml:space="preserve">Add a centered title heading using </w:t>
             </w:r>
             <w:r>
               <w:rPr>
@@ -3077,7 +3073,7 @@
                 <w:sz w:val="24"/>
                 <w:szCs w:val="24"/>
               </w:rPr>
-              <w:t xml:space="preserve">. </w:t>
+              <w:t>.</w:t>
             </w:r>
           </w:p>
           <w:p>
@@ -3091,7 +3087,8 @@
                 <w:tab w:val="clear" w:pos="720"/>
                 <w:tab w:val="left" w:pos="0" w:leader="none"/>
               </w:tabs>
-              <w:spacing w:lineRule="auto" w:line="273" w:before="0" w:after="140"/>
+              <w:suppressAutoHyphens w:val="true"/>
+              <w:spacing w:lineRule="auto" w:line="271" w:before="0" w:after="140"/>
               <w:ind w:hanging="283" w:left="720" w:right="0"/>
               <w:rPr/>
             </w:pPr>
@@ -3101,15 +3098,7 @@
                 <w:sz w:val="24"/>
                 <w:szCs w:val="24"/>
               </w:rPr>
-              <w:t>E</w:t>
-            </w:r>
-            <w:r>
-              <w:rPr>
-                <w:rFonts w:ascii="times new roman" w:hAnsi="times new roman"/>
-                <w:sz w:val="24"/>
-                <w:szCs w:val="24"/>
-              </w:rPr>
-              <w:t xml:space="preserve">nclose all input elements inside a </w:t>
+              <w:t xml:space="preserve">Enclose all input elements inside a </w:t>
             </w:r>
             <w:r>
               <w:rPr>
@@ -3126,7 +3115,7 @@
                 <w:sz w:val="24"/>
                 <w:szCs w:val="24"/>
               </w:rPr>
-              <w:t xml:space="preserve"> block. </w:t>
+              <w:t xml:space="preserve"> block.</w:t>
             </w:r>
           </w:p>
           <w:p>
@@ -3140,7 +3129,8 @@
                 <w:tab w:val="clear" w:pos="720"/>
                 <w:tab w:val="left" w:pos="0" w:leader="none"/>
               </w:tabs>
-              <w:spacing w:lineRule="auto" w:line="273" w:before="0" w:after="140"/>
+              <w:suppressAutoHyphens w:val="true"/>
+              <w:spacing w:lineRule="auto" w:line="271" w:before="0" w:after="140"/>
               <w:ind w:hanging="283" w:left="720" w:right="0"/>
               <w:rPr>
                 <w:rFonts w:ascii="times new roman" w:hAnsi="times new roman"/>
@@ -3154,15 +3144,7 @@
                 <w:sz w:val="24"/>
                 <w:szCs w:val="24"/>
               </w:rPr>
-              <w:t>I</w:t>
-            </w:r>
-            <w:r>
-              <w:rPr>
-                <w:rFonts w:ascii="times new roman" w:hAnsi="times new roman"/>
-                <w:sz w:val="24"/>
-                <w:szCs w:val="24"/>
-              </w:rPr>
-              <w:t xml:space="preserve">nclude inputs for text fields (Name, Email, Mobile), date pickers (DOB), radio options (Gender), checkboxes (Hobbies), drop-down lists (Course selection), file attachments, and passwords. </w:t>
+              <w:t>Include inputs for text fields (Name, Email, Mobile), date pickers (DOB), radio options (Gender), checkboxes (Hobbies), drop-down lists (Course selection), file attachments, and passwords.</w:t>
             </w:r>
           </w:p>
           <w:p>
@@ -3176,7 +3158,8 @@
                 <w:tab w:val="clear" w:pos="720"/>
                 <w:tab w:val="left" w:pos="0" w:leader="none"/>
               </w:tabs>
-              <w:spacing w:lineRule="auto" w:line="273" w:before="0" w:after="140"/>
+              <w:suppressAutoHyphens w:val="true"/>
+              <w:spacing w:lineRule="auto" w:line="271" w:before="0" w:after="140"/>
               <w:ind w:hanging="283" w:left="720" w:right="0"/>
               <w:rPr>
                 <w:rFonts w:ascii="times new roman" w:hAnsi="times new roman"/>
@@ -3190,15 +3173,7 @@
                 <w:sz w:val="24"/>
                 <w:szCs w:val="24"/>
               </w:rPr>
-              <w:t>A</w:t>
-            </w:r>
-            <w:r>
-              <w:rPr>
-                <w:rFonts w:ascii="times new roman" w:hAnsi="times new roman"/>
-                <w:sz w:val="24"/>
-                <w:szCs w:val="24"/>
-              </w:rPr>
-              <w:t xml:space="preserve">dd Submit and Reset buttons at the bottom. </w:t>
+              <w:t>Add Submit and Reset buttons at the bottom.</w:t>
             </w:r>
           </w:p>
           <w:p>
@@ -3212,7 +3187,8 @@
                 <w:tab w:val="clear" w:pos="720"/>
                 <w:tab w:val="left" w:pos="0" w:leader="none"/>
               </w:tabs>
-              <w:spacing w:lineRule="auto" w:line="273" w:before="0" w:after="140"/>
+              <w:suppressAutoHyphens w:val="true"/>
+              <w:spacing w:lineRule="auto" w:line="271" w:before="0" w:after="140"/>
               <w:ind w:hanging="283" w:left="720" w:right="0"/>
               <w:rPr/>
             </w:pPr>
@@ -3222,15 +3198,7 @@
                 <w:sz w:val="24"/>
                 <w:szCs w:val="24"/>
               </w:rPr>
-              <w:t>O</w:t>
-            </w:r>
-            <w:r>
-              <w:rPr>
-                <w:rFonts w:ascii="times new roman" w:hAnsi="times new roman"/>
-                <w:sz w:val="24"/>
-                <w:szCs w:val="24"/>
-              </w:rPr>
-              <w:t xml:space="preserve">pen the </w:t>
+              <w:t xml:space="preserve">Open the </w:t>
             </w:r>
             <w:r>
               <w:rPr>
@@ -3247,13 +3215,14 @@
                 <w:sz w:val="24"/>
                 <w:szCs w:val="24"/>
               </w:rPr>
-              <w:t xml:space="preserve"> file in a web browser to verify layout and form interaction. </w:t>
-            </w:r>
-          </w:p>
-          <w:p>
-            <w:pPr>
-              <w:pStyle w:val="Normal"/>
-              <w:widowControl/>
+              <w:t xml:space="preserve"> file in a web browser to verify layout and form interaction.</w:t>
+            </w:r>
+          </w:p>
+          <w:p>
+            <w:pPr>
+              <w:pStyle w:val="Normal"/>
+              <w:widowControl/>
+              <w:suppressAutoHyphens w:val="true"/>
               <w:spacing w:lineRule="auto" w:line="240" w:before="0" w:after="0"/>
               <w:jc w:val="left"/>
               <w:rPr>
@@ -3278,6 +3247,7 @@
             <w:pPr>
               <w:pStyle w:val="Normal"/>
               <w:widowControl/>
+              <w:suppressAutoHyphens w:val="true"/>
               <w:spacing w:lineRule="auto" w:line="240" w:before="0" w:after="0"/>
               <w:jc w:val="left"/>
               <w:rPr>
@@ -3302,6 +3272,7 @@
             <w:pPr>
               <w:pStyle w:val="Normal"/>
               <w:widowControl/>
+              <w:suppressAutoHyphens w:val="true"/>
               <w:spacing w:lineRule="auto" w:line="240" w:before="0" w:after="0"/>
               <w:jc w:val="left"/>
               <w:rPr>
@@ -3326,6 +3297,7 @@
             <w:pPr>
               <w:pStyle w:val="Normal"/>
               <w:widowControl/>
+              <w:suppressAutoHyphens w:val="true"/>
               <w:spacing w:lineRule="auto" w:line="240" w:before="0" w:after="0"/>
               <w:jc w:val="left"/>
               <w:rPr>
@@ -3363,6 +3335,7 @@
             <w:pPr>
               <w:pStyle w:val="NormalWeb"/>
               <w:widowControl/>
+              <w:suppressAutoHyphens w:val="true"/>
               <w:spacing w:before="0" w:after="0"/>
               <w:jc w:val="left"/>
               <w:rPr>
@@ -3374,7 +3347,6 @@
               <w:rPr>
                 <w:bCs/>
                 <w:color w:val="000000"/>
-                <w:lang w:val="en-IN" w:bidi="ar-SA"/>
               </w:rPr>
             </w:r>
           </w:p>
@@ -3389,6 +3361,7 @@
             <w:pPr>
               <w:pStyle w:val="Normal"/>
               <w:widowControl/>
+              <w:suppressAutoHyphens w:val="true"/>
               <w:spacing w:lineRule="auto" w:line="240" w:before="0" w:after="0"/>
               <w:jc w:val="left"/>
               <w:rPr>
@@ -3413,6 +3386,7 @@
             <w:pPr>
               <w:pStyle w:val="Normal"/>
               <w:widowControl/>
+              <w:suppressAutoHyphens w:val="true"/>
               <w:spacing w:lineRule="auto" w:line="240" w:before="0" w:after="0"/>
               <w:jc w:val="left"/>
               <w:rPr>
@@ -3437,6 +3411,7 @@
             <w:pPr>
               <w:pStyle w:val="Normal"/>
               <w:widowControl/>
+              <w:suppressAutoHyphens w:val="true"/>
               <w:spacing w:lineRule="auto" w:line="240" w:before="0" w:after="0"/>
               <w:jc w:val="left"/>
               <w:rPr>
@@ -3461,6 +3436,7 @@
             <w:pPr>
               <w:pStyle w:val="Normal"/>
               <w:widowControl/>
+              <w:suppressAutoHyphens w:val="true"/>
               <w:spacing w:lineRule="auto" w:line="240" w:before="0" w:after="0"/>
               <w:jc w:val="left"/>
               <w:rPr>
@@ -3485,6 +3461,7 @@
             <w:pPr>
               <w:pStyle w:val="Normal"/>
               <w:widowControl/>
+              <w:suppressAutoHyphens w:val="true"/>
               <w:spacing w:lineRule="auto" w:line="240" w:before="0" w:after="0"/>
               <w:jc w:val="left"/>
               <w:rPr>
@@ -3519,6 +3496,7 @@
             <w:pPr>
               <w:pStyle w:val="Normal"/>
               <w:widowControl/>
+              <w:suppressAutoHyphens w:val="true"/>
               <w:spacing w:lineRule="auto" w:line="240" w:before="0" w:after="0"/>
               <w:jc w:val="left"/>
               <w:rPr>
@@ -3553,6 +3531,7 @@
             <w:pPr>
               <w:pStyle w:val="Normal"/>
               <w:widowControl/>
+              <w:suppressAutoHyphens w:val="true"/>
               <w:spacing w:lineRule="auto" w:line="240" w:before="0" w:after="0"/>
               <w:jc w:val="left"/>
               <w:rPr>
@@ -3587,6 +3566,7 @@
             <w:pPr>
               <w:pStyle w:val="Normal"/>
               <w:widowControl/>
+              <w:suppressAutoHyphens w:val="true"/>
               <w:spacing w:lineRule="auto" w:line="240" w:before="0" w:after="0"/>
               <w:jc w:val="left"/>
               <w:rPr>
@@ -3621,6 +3601,7 @@
             <w:pPr>
               <w:pStyle w:val="Normal"/>
               <w:widowControl/>
+              <w:suppressAutoHyphens w:val="true"/>
               <w:spacing w:lineRule="auto" w:line="240" w:before="0" w:after="0"/>
               <w:jc w:val="left"/>
               <w:rPr>
@@ -3655,6 +3636,7 @@
             <w:pPr>
               <w:pStyle w:val="Normal"/>
               <w:widowControl/>
+              <w:suppressAutoHyphens w:val="true"/>
               <w:spacing w:lineRule="auto" w:line="240" w:before="0" w:after="0"/>
               <w:jc w:val="left"/>
               <w:rPr>
@@ -3689,6 +3671,7 @@
             <w:pPr>
               <w:pStyle w:val="Normal"/>
               <w:widowControl/>
+              <w:suppressAutoHyphens w:val="true"/>
               <w:spacing w:lineRule="auto" w:line="240" w:before="0" w:after="0"/>
               <w:jc w:val="left"/>
               <w:rPr>
@@ -3723,6 +3706,7 @@
             <w:pPr>
               <w:pStyle w:val="Normal"/>
               <w:widowControl/>
+              <w:suppressAutoHyphens w:val="true"/>
               <w:spacing w:lineRule="auto" w:line="240" w:before="0" w:after="0"/>
               <w:jc w:val="left"/>
               <w:rPr>
@@ -3757,6 +3741,7 @@
             <w:pPr>
               <w:pStyle w:val="Normal"/>
               <w:widowControl/>
+              <w:suppressAutoHyphens w:val="true"/>
               <w:spacing w:lineRule="auto" w:line="240" w:before="0" w:after="0"/>
               <w:jc w:val="left"/>
               <w:rPr>
@@ -3791,6 +3776,7 @@
             <w:pPr>
               <w:pStyle w:val="Normal"/>
               <w:widowControl/>
+              <w:suppressAutoHyphens w:val="true"/>
               <w:spacing w:lineRule="auto" w:line="240" w:before="0" w:after="0"/>
               <w:jc w:val="left"/>
               <w:rPr>
@@ -3825,27 +3811,30 @@
             <w:pPr>
               <w:pStyle w:val="Normal"/>
               <w:widowControl/>
-              <w:spacing w:lineRule="auto" w:line="240" w:before="0" w:after="0"/>
-              <w:jc w:val="left"/>
-              <w:rPr>
-                <w:rFonts w:ascii="Times New Roman" w:hAnsi="Times New Roman" w:eastAsia="Times New Roman" w:cs="Times New Roman"/>
-                <w:bCs/>
-                <w:sz w:val="24"/>
-                <w:szCs w:val="24"/>
-              </w:rPr>
-            </w:pPr>
-            <w:r>
-              <w:rPr>
-                <w:sz w:val="22"/>
-                <w:szCs w:val="22"/>
-                <w:lang w:val="en-IN" w:bidi="ar-SA"/>
-              </w:rPr>
-            </w:r>
-          </w:p>
-          <w:p>
-            <w:pPr>
-              <w:pStyle w:val="Normal"/>
-              <w:widowControl/>
+              <w:suppressAutoHyphens w:val="true"/>
+              <w:spacing w:lineRule="auto" w:line="240" w:before="0" w:after="0"/>
+              <w:jc w:val="left"/>
+              <w:rPr>
+                <w:rFonts w:ascii="Times New Roman" w:hAnsi="Times New Roman" w:eastAsia="Times New Roman" w:cs="Times New Roman"/>
+                <w:bCs/>
+                <w:sz w:val="24"/>
+                <w:szCs w:val="24"/>
+              </w:rPr>
+            </w:pPr>
+            <w:r>
+              <w:rPr>
+                <w:rFonts w:eastAsia="Times New Roman" w:cs="Times New Roman" w:ascii="Times New Roman" w:hAnsi="Times New Roman"/>
+                <w:bCs/>
+                <w:sz w:val="24"/>
+                <w:szCs w:val="24"/>
+              </w:rPr>
+            </w:r>
+          </w:p>
+          <w:p>
+            <w:pPr>
+              <w:pStyle w:val="Normal"/>
+              <w:widowControl/>
+              <w:suppressAutoHyphens w:val="true"/>
               <w:spacing w:lineRule="auto" w:line="240" w:before="0" w:after="0"/>
               <w:jc w:val="left"/>
               <w:rPr>
@@ -3880,6 +3869,7 @@
             <w:pPr>
               <w:pStyle w:val="Normal"/>
               <w:widowControl/>
+              <w:suppressAutoHyphens w:val="true"/>
               <w:spacing w:lineRule="auto" w:line="240" w:before="0" w:after="0"/>
               <w:jc w:val="left"/>
               <w:rPr>
@@ -3914,6 +3904,7 @@
             <w:pPr>
               <w:pStyle w:val="Normal"/>
               <w:widowControl/>
+              <w:suppressAutoHyphens w:val="true"/>
               <w:spacing w:lineRule="auto" w:line="240" w:before="0" w:after="0"/>
               <w:jc w:val="left"/>
               <w:rPr>
@@ -3948,6 +3939,7 @@
             <w:pPr>
               <w:pStyle w:val="Normal"/>
               <w:widowControl/>
+              <w:suppressAutoHyphens w:val="true"/>
               <w:spacing w:lineRule="auto" w:line="240" w:before="0" w:after="0"/>
               <w:jc w:val="left"/>
               <w:rPr>
@@ -3982,6 +3974,7 @@
             <w:pPr>
               <w:pStyle w:val="Normal"/>
               <w:widowControl/>
+              <w:suppressAutoHyphens w:val="true"/>
               <w:spacing w:lineRule="auto" w:line="240" w:before="0" w:after="0"/>
               <w:jc w:val="left"/>
               <w:rPr>
@@ -4016,6 +4009,7 @@
             <w:pPr>
               <w:pStyle w:val="Normal"/>
               <w:widowControl/>
+              <w:suppressAutoHyphens w:val="true"/>
               <w:spacing w:lineRule="auto" w:line="240" w:before="0" w:after="0"/>
               <w:jc w:val="left"/>
               <w:rPr>
@@ -4050,6 +4044,7 @@
             <w:pPr>
               <w:pStyle w:val="Normal"/>
               <w:widowControl/>
+              <w:suppressAutoHyphens w:val="true"/>
               <w:spacing w:lineRule="auto" w:line="240" w:before="0" w:after="0"/>
               <w:jc w:val="left"/>
               <w:rPr>
@@ -4084,6 +4079,7 @@
             <w:pPr>
               <w:pStyle w:val="Normal"/>
               <w:widowControl/>
+              <w:suppressAutoHyphens w:val="true"/>
               <w:spacing w:lineRule="auto" w:line="240" w:before="0" w:after="0"/>
               <w:jc w:val="left"/>
               <w:rPr>
@@ -4118,27 +4114,30 @@
             <w:pPr>
               <w:pStyle w:val="Normal"/>
               <w:widowControl/>
-              <w:spacing w:lineRule="auto" w:line="240" w:before="0" w:after="0"/>
-              <w:jc w:val="left"/>
-              <w:rPr>
-                <w:rFonts w:ascii="Times New Roman" w:hAnsi="Times New Roman" w:eastAsia="Times New Roman" w:cs="Times New Roman"/>
-                <w:bCs/>
-                <w:sz w:val="24"/>
-                <w:szCs w:val="24"/>
-              </w:rPr>
-            </w:pPr>
-            <w:r>
-              <w:rPr>
-                <w:sz w:val="22"/>
-                <w:szCs w:val="22"/>
-                <w:lang w:val="en-IN" w:bidi="ar-SA"/>
-              </w:rPr>
-            </w:r>
-          </w:p>
-          <w:p>
-            <w:pPr>
-              <w:pStyle w:val="Normal"/>
-              <w:widowControl/>
+              <w:suppressAutoHyphens w:val="true"/>
+              <w:spacing w:lineRule="auto" w:line="240" w:before="0" w:after="0"/>
+              <w:jc w:val="left"/>
+              <w:rPr>
+                <w:rFonts w:ascii="Times New Roman" w:hAnsi="Times New Roman" w:eastAsia="Times New Roman" w:cs="Times New Roman"/>
+                <w:bCs/>
+                <w:sz w:val="24"/>
+                <w:szCs w:val="24"/>
+              </w:rPr>
+            </w:pPr>
+            <w:r>
+              <w:rPr>
+                <w:rFonts w:eastAsia="Times New Roman" w:cs="Times New Roman" w:ascii="Times New Roman" w:hAnsi="Times New Roman"/>
+                <w:bCs/>
+                <w:sz w:val="24"/>
+                <w:szCs w:val="24"/>
+              </w:rPr>
+            </w:r>
+          </w:p>
+          <w:p>
+            <w:pPr>
+              <w:pStyle w:val="Normal"/>
+              <w:widowControl/>
+              <w:suppressAutoHyphens w:val="true"/>
               <w:spacing w:lineRule="auto" w:line="240" w:before="0" w:after="0"/>
               <w:jc w:val="left"/>
               <w:rPr>
@@ -4173,6 +4172,7 @@
             <w:pPr>
               <w:pStyle w:val="Normal"/>
               <w:widowControl/>
+              <w:suppressAutoHyphens w:val="true"/>
               <w:spacing w:lineRule="auto" w:line="240" w:before="0" w:after="0"/>
               <w:jc w:val="left"/>
               <w:rPr>
@@ -4207,6 +4207,7 @@
             <w:pPr>
               <w:pStyle w:val="Normal"/>
               <w:widowControl/>
+              <w:suppressAutoHyphens w:val="true"/>
               <w:spacing w:lineRule="auto" w:line="240" w:before="0" w:after="0"/>
               <w:jc w:val="left"/>
               <w:rPr>
@@ -4241,27 +4242,30 @@
             <w:pPr>
               <w:pStyle w:val="Normal"/>
               <w:widowControl/>
-              <w:spacing w:lineRule="auto" w:line="240" w:before="0" w:after="0"/>
-              <w:jc w:val="left"/>
-              <w:rPr>
-                <w:rFonts w:ascii="Times New Roman" w:hAnsi="Times New Roman" w:eastAsia="Times New Roman" w:cs="Times New Roman"/>
-                <w:bCs/>
-                <w:sz w:val="24"/>
-                <w:szCs w:val="24"/>
-              </w:rPr>
-            </w:pPr>
-            <w:r>
-              <w:rPr>
-                <w:sz w:val="22"/>
-                <w:szCs w:val="22"/>
-                <w:lang w:val="en-IN" w:bidi="ar-SA"/>
-              </w:rPr>
-            </w:r>
-          </w:p>
-          <w:p>
-            <w:pPr>
-              <w:pStyle w:val="Normal"/>
-              <w:widowControl/>
+              <w:suppressAutoHyphens w:val="true"/>
+              <w:spacing w:lineRule="auto" w:line="240" w:before="0" w:after="0"/>
+              <w:jc w:val="left"/>
+              <w:rPr>
+                <w:rFonts w:ascii="Times New Roman" w:hAnsi="Times New Roman" w:eastAsia="Times New Roman" w:cs="Times New Roman"/>
+                <w:bCs/>
+                <w:sz w:val="24"/>
+                <w:szCs w:val="24"/>
+              </w:rPr>
+            </w:pPr>
+            <w:r>
+              <w:rPr>
+                <w:rFonts w:eastAsia="Times New Roman" w:cs="Times New Roman" w:ascii="Times New Roman" w:hAnsi="Times New Roman"/>
+                <w:bCs/>
+                <w:sz w:val="24"/>
+                <w:szCs w:val="24"/>
+              </w:rPr>
+            </w:r>
+          </w:p>
+          <w:p>
+            <w:pPr>
+              <w:pStyle w:val="Normal"/>
+              <w:widowControl/>
+              <w:suppressAutoHyphens w:val="true"/>
               <w:spacing w:lineRule="auto" w:line="240" w:before="0" w:after="0"/>
               <w:jc w:val="left"/>
               <w:rPr>
@@ -4296,6 +4300,7 @@
             <w:pPr>
               <w:pStyle w:val="Normal"/>
               <w:widowControl/>
+              <w:suppressAutoHyphens w:val="true"/>
               <w:spacing w:lineRule="auto" w:line="240" w:before="0" w:after="0"/>
               <w:jc w:val="left"/>
               <w:rPr>
@@ -4330,6 +4335,7 @@
             <w:pPr>
               <w:pStyle w:val="Normal"/>
               <w:widowControl/>
+              <w:suppressAutoHyphens w:val="true"/>
               <w:spacing w:lineRule="auto" w:line="240" w:before="0" w:after="0"/>
               <w:jc w:val="left"/>
               <w:rPr>
@@ -4364,27 +4370,30 @@
             <w:pPr>
               <w:pStyle w:val="Normal"/>
               <w:widowControl/>
-              <w:spacing w:lineRule="auto" w:line="240" w:before="0" w:after="0"/>
-              <w:jc w:val="left"/>
-              <w:rPr>
-                <w:rFonts w:ascii="Times New Roman" w:hAnsi="Times New Roman" w:eastAsia="Times New Roman" w:cs="Times New Roman"/>
-                <w:bCs/>
-                <w:sz w:val="24"/>
-                <w:szCs w:val="24"/>
-              </w:rPr>
-            </w:pPr>
-            <w:r>
-              <w:rPr>
-                <w:sz w:val="22"/>
-                <w:szCs w:val="22"/>
-                <w:lang w:val="en-IN" w:bidi="ar-SA"/>
-              </w:rPr>
-            </w:r>
-          </w:p>
-          <w:p>
-            <w:pPr>
-              <w:pStyle w:val="Normal"/>
-              <w:widowControl/>
+              <w:suppressAutoHyphens w:val="true"/>
+              <w:spacing w:lineRule="auto" w:line="240" w:before="0" w:after="0"/>
+              <w:jc w:val="left"/>
+              <w:rPr>
+                <w:rFonts w:ascii="Times New Roman" w:hAnsi="Times New Roman" w:eastAsia="Times New Roman" w:cs="Times New Roman"/>
+                <w:bCs/>
+                <w:sz w:val="24"/>
+                <w:szCs w:val="24"/>
+              </w:rPr>
+            </w:pPr>
+            <w:r>
+              <w:rPr>
+                <w:rFonts w:eastAsia="Times New Roman" w:cs="Times New Roman" w:ascii="Times New Roman" w:hAnsi="Times New Roman"/>
+                <w:bCs/>
+                <w:sz w:val="24"/>
+                <w:szCs w:val="24"/>
+              </w:rPr>
+            </w:r>
+          </w:p>
+          <w:p>
+            <w:pPr>
+              <w:pStyle w:val="Normal"/>
+              <w:widowControl/>
+              <w:suppressAutoHyphens w:val="true"/>
               <w:spacing w:lineRule="auto" w:line="240" w:before="0" w:after="0"/>
               <w:jc w:val="left"/>
               <w:rPr>
@@ -4419,6 +4428,7 @@
             <w:pPr>
               <w:pStyle w:val="Normal"/>
               <w:widowControl/>
+              <w:suppressAutoHyphens w:val="true"/>
               <w:spacing w:lineRule="auto" w:line="240" w:before="0" w:after="0"/>
               <w:jc w:val="left"/>
               <w:rPr>
@@ -4453,6 +4463,7 @@
             <w:pPr>
               <w:pStyle w:val="Normal"/>
               <w:widowControl/>
+              <w:suppressAutoHyphens w:val="true"/>
               <w:spacing w:lineRule="auto" w:line="240" w:before="0" w:after="0"/>
               <w:jc w:val="left"/>
               <w:rPr>
@@ -4487,6 +4498,7 @@
             <w:pPr>
               <w:pStyle w:val="Normal"/>
               <w:widowControl/>
+              <w:suppressAutoHyphens w:val="true"/>
               <w:spacing w:lineRule="auto" w:line="240" w:before="0" w:after="0"/>
               <w:jc w:val="left"/>
               <w:rPr>
@@ -4521,6 +4533,7 @@
             <w:pPr>
               <w:pStyle w:val="Normal"/>
               <w:widowControl/>
+              <w:suppressAutoHyphens w:val="true"/>
               <w:spacing w:lineRule="auto" w:line="240" w:before="0" w:after="0"/>
               <w:jc w:val="left"/>
               <w:rPr>
@@ -4555,6 +4568,7 @@
             <w:pPr>
               <w:pStyle w:val="Normal"/>
               <w:widowControl/>
+              <w:suppressAutoHyphens w:val="true"/>
               <w:spacing w:lineRule="auto" w:line="240" w:before="0" w:after="0"/>
               <w:jc w:val="left"/>
               <w:rPr>
@@ -4589,27 +4603,30 @@
             <w:pPr>
               <w:pStyle w:val="Normal"/>
               <w:widowControl/>
-              <w:spacing w:lineRule="auto" w:line="240" w:before="0" w:after="0"/>
-              <w:jc w:val="left"/>
-              <w:rPr>
-                <w:rFonts w:ascii="Times New Roman" w:hAnsi="Times New Roman" w:eastAsia="Times New Roman" w:cs="Times New Roman"/>
-                <w:bCs/>
-                <w:sz w:val="24"/>
-                <w:szCs w:val="24"/>
-              </w:rPr>
-            </w:pPr>
-            <w:r>
-              <w:rPr>
-                <w:sz w:val="22"/>
-                <w:szCs w:val="22"/>
-                <w:lang w:val="en-IN" w:bidi="ar-SA"/>
-              </w:rPr>
-            </w:r>
-          </w:p>
-          <w:p>
-            <w:pPr>
-              <w:pStyle w:val="Normal"/>
-              <w:widowControl/>
+              <w:suppressAutoHyphens w:val="true"/>
+              <w:spacing w:lineRule="auto" w:line="240" w:before="0" w:after="0"/>
+              <w:jc w:val="left"/>
+              <w:rPr>
+                <w:rFonts w:ascii="Times New Roman" w:hAnsi="Times New Roman" w:eastAsia="Times New Roman" w:cs="Times New Roman"/>
+                <w:bCs/>
+                <w:sz w:val="24"/>
+                <w:szCs w:val="24"/>
+              </w:rPr>
+            </w:pPr>
+            <w:r>
+              <w:rPr>
+                <w:rFonts w:eastAsia="Times New Roman" w:cs="Times New Roman" w:ascii="Times New Roman" w:hAnsi="Times New Roman"/>
+                <w:bCs/>
+                <w:sz w:val="24"/>
+                <w:szCs w:val="24"/>
+              </w:rPr>
+            </w:r>
+          </w:p>
+          <w:p>
+            <w:pPr>
+              <w:pStyle w:val="Normal"/>
+              <w:widowControl/>
+              <w:suppressAutoHyphens w:val="true"/>
               <w:spacing w:lineRule="auto" w:line="240" w:before="0" w:after="0"/>
               <w:jc w:val="left"/>
               <w:rPr>
@@ -4644,6 +4661,7 @@
             <w:pPr>
               <w:pStyle w:val="Normal"/>
               <w:widowControl/>
+              <w:suppressAutoHyphens w:val="true"/>
               <w:spacing w:lineRule="auto" w:line="240" w:before="0" w:after="0"/>
               <w:jc w:val="left"/>
               <w:rPr>
@@ -4668,6 +4686,7 @@
             <w:pPr>
               <w:pStyle w:val="Normal"/>
               <w:widowControl/>
+              <w:suppressAutoHyphens w:val="true"/>
               <w:spacing w:lineRule="auto" w:line="240" w:before="0" w:after="0"/>
               <w:jc w:val="left"/>
               <w:rPr>
@@ -4692,27 +4711,30 @@
             <w:pPr>
               <w:pStyle w:val="Normal"/>
               <w:widowControl/>
-              <w:spacing w:lineRule="auto" w:line="240" w:before="0" w:after="0"/>
-              <w:jc w:val="left"/>
-              <w:rPr>
-                <w:rFonts w:ascii="Times New Roman" w:hAnsi="Times New Roman" w:eastAsia="Times New Roman" w:cs="Times New Roman"/>
-                <w:bCs/>
-                <w:sz w:val="24"/>
-                <w:szCs w:val="24"/>
-              </w:rPr>
-            </w:pPr>
-            <w:r>
-              <w:rPr>
-                <w:sz w:val="22"/>
-                <w:szCs w:val="22"/>
-                <w:lang w:val="en-IN" w:bidi="ar-SA"/>
-              </w:rPr>
-            </w:r>
-          </w:p>
-          <w:p>
-            <w:pPr>
-              <w:pStyle w:val="Normal"/>
-              <w:widowControl/>
+              <w:suppressAutoHyphens w:val="true"/>
+              <w:spacing w:lineRule="auto" w:line="240" w:before="0" w:after="0"/>
+              <w:jc w:val="left"/>
+              <w:rPr>
+                <w:rFonts w:ascii="Times New Roman" w:hAnsi="Times New Roman" w:eastAsia="Times New Roman" w:cs="Times New Roman"/>
+                <w:bCs/>
+                <w:sz w:val="24"/>
+                <w:szCs w:val="24"/>
+              </w:rPr>
+            </w:pPr>
+            <w:r>
+              <w:rPr>
+                <w:rFonts w:eastAsia="Times New Roman" w:cs="Times New Roman" w:ascii="Times New Roman" w:hAnsi="Times New Roman"/>
+                <w:bCs/>
+                <w:sz w:val="24"/>
+                <w:szCs w:val="24"/>
+              </w:rPr>
+            </w:r>
+          </w:p>
+          <w:p>
+            <w:pPr>
+              <w:pStyle w:val="Normal"/>
+              <w:widowControl/>
+              <w:suppressAutoHyphens w:val="true"/>
               <w:spacing w:lineRule="auto" w:line="240" w:before="0" w:after="0"/>
               <w:jc w:val="left"/>
               <w:rPr>
@@ -4747,6 +4769,7 @@
             <w:pPr>
               <w:pStyle w:val="Normal"/>
               <w:widowControl/>
+              <w:suppressAutoHyphens w:val="true"/>
               <w:spacing w:lineRule="auto" w:line="240" w:before="0" w:after="0"/>
               <w:jc w:val="left"/>
               <w:rPr>
@@ -4781,6 +4804,7 @@
             <w:pPr>
               <w:pStyle w:val="Normal"/>
               <w:widowControl/>
+              <w:suppressAutoHyphens w:val="true"/>
               <w:spacing w:lineRule="auto" w:line="240" w:before="0" w:after="0"/>
               <w:jc w:val="left"/>
               <w:rPr>
@@ -4815,6 +4839,7 @@
             <w:pPr>
               <w:pStyle w:val="Normal"/>
               <w:widowControl/>
+              <w:suppressAutoHyphens w:val="true"/>
               <w:spacing w:lineRule="auto" w:line="240" w:before="0" w:after="0"/>
               <w:jc w:val="left"/>
               <w:rPr>
@@ -4849,6 +4874,7 @@
             <w:pPr>
               <w:pStyle w:val="Normal"/>
               <w:widowControl/>
+              <w:suppressAutoHyphens w:val="true"/>
               <w:spacing w:lineRule="auto" w:line="240" w:before="0" w:after="0"/>
               <w:jc w:val="left"/>
               <w:rPr>
@@ -4883,6 +4909,7 @@
             <w:pPr>
               <w:pStyle w:val="Normal"/>
               <w:widowControl/>
+              <w:suppressAutoHyphens w:val="true"/>
               <w:spacing w:lineRule="auto" w:line="240" w:before="0" w:after="0"/>
               <w:jc w:val="left"/>
               <w:rPr>
@@ -4917,6 +4944,7 @@
             <w:pPr>
               <w:pStyle w:val="Normal"/>
               <w:widowControl/>
+              <w:suppressAutoHyphens w:val="true"/>
               <w:spacing w:lineRule="auto" w:line="240" w:before="0" w:after="0"/>
               <w:jc w:val="left"/>
               <w:rPr>
@@ -4951,27 +4979,30 @@
             <w:pPr>
               <w:pStyle w:val="Normal"/>
               <w:widowControl/>
-              <w:spacing w:lineRule="auto" w:line="240" w:before="0" w:after="0"/>
-              <w:jc w:val="left"/>
-              <w:rPr>
-                <w:rFonts w:ascii="Times New Roman" w:hAnsi="Times New Roman" w:eastAsia="Times New Roman" w:cs="Times New Roman"/>
-                <w:bCs/>
-                <w:sz w:val="24"/>
-                <w:szCs w:val="24"/>
-              </w:rPr>
-            </w:pPr>
-            <w:r>
-              <w:rPr>
-                <w:sz w:val="22"/>
-                <w:szCs w:val="22"/>
-                <w:lang w:val="en-IN" w:bidi="ar-SA"/>
-              </w:rPr>
-            </w:r>
-          </w:p>
-          <w:p>
-            <w:pPr>
-              <w:pStyle w:val="Normal"/>
-              <w:widowControl/>
+              <w:suppressAutoHyphens w:val="true"/>
+              <w:spacing w:lineRule="auto" w:line="240" w:before="0" w:after="0"/>
+              <w:jc w:val="left"/>
+              <w:rPr>
+                <w:rFonts w:ascii="Times New Roman" w:hAnsi="Times New Roman" w:eastAsia="Times New Roman" w:cs="Times New Roman"/>
+                <w:bCs/>
+                <w:sz w:val="24"/>
+                <w:szCs w:val="24"/>
+              </w:rPr>
+            </w:pPr>
+            <w:r>
+              <w:rPr>
+                <w:rFonts w:eastAsia="Times New Roman" w:cs="Times New Roman" w:ascii="Times New Roman" w:hAnsi="Times New Roman"/>
+                <w:bCs/>
+                <w:sz w:val="24"/>
+                <w:szCs w:val="24"/>
+              </w:rPr>
+            </w:r>
+          </w:p>
+          <w:p>
+            <w:pPr>
+              <w:pStyle w:val="Normal"/>
+              <w:widowControl/>
+              <w:suppressAutoHyphens w:val="true"/>
               <w:spacing w:lineRule="auto" w:line="240" w:before="0" w:after="0"/>
               <w:jc w:val="left"/>
               <w:rPr>
@@ -5006,6 +5037,7 @@
             <w:pPr>
               <w:pStyle w:val="Normal"/>
               <w:widowControl/>
+              <w:suppressAutoHyphens w:val="true"/>
               <w:spacing w:lineRule="auto" w:line="240" w:before="0" w:after="0"/>
               <w:jc w:val="left"/>
               <w:rPr>
@@ -5040,6 +5072,7 @@
             <w:pPr>
               <w:pStyle w:val="Normal"/>
               <w:widowControl/>
+              <w:suppressAutoHyphens w:val="true"/>
               <w:spacing w:lineRule="auto" w:line="240" w:before="0" w:after="0"/>
               <w:jc w:val="left"/>
               <w:rPr>
@@ -5074,6 +5107,7 @@
             <w:pPr>
               <w:pStyle w:val="Normal"/>
               <w:widowControl/>
+              <w:suppressAutoHyphens w:val="true"/>
               <w:spacing w:lineRule="auto" w:line="240" w:before="0" w:after="0"/>
               <w:jc w:val="left"/>
               <w:rPr>
@@ -5108,27 +5142,30 @@
             <w:pPr>
               <w:pStyle w:val="Normal"/>
               <w:widowControl/>
-              <w:spacing w:lineRule="auto" w:line="240" w:before="0" w:after="0"/>
-              <w:jc w:val="left"/>
-              <w:rPr>
-                <w:rFonts w:ascii="Times New Roman" w:hAnsi="Times New Roman" w:eastAsia="Times New Roman" w:cs="Times New Roman"/>
-                <w:bCs/>
-                <w:sz w:val="24"/>
-                <w:szCs w:val="24"/>
-              </w:rPr>
-            </w:pPr>
-            <w:r>
-              <w:rPr>
-                <w:sz w:val="22"/>
-                <w:szCs w:val="22"/>
-                <w:lang w:val="en-IN" w:bidi="ar-SA"/>
-              </w:rPr>
-            </w:r>
-          </w:p>
-          <w:p>
-            <w:pPr>
-              <w:pStyle w:val="Normal"/>
-              <w:widowControl/>
+              <w:suppressAutoHyphens w:val="true"/>
+              <w:spacing w:lineRule="auto" w:line="240" w:before="0" w:after="0"/>
+              <w:jc w:val="left"/>
+              <w:rPr>
+                <w:rFonts w:ascii="Times New Roman" w:hAnsi="Times New Roman" w:eastAsia="Times New Roman" w:cs="Times New Roman"/>
+                <w:bCs/>
+                <w:sz w:val="24"/>
+                <w:szCs w:val="24"/>
+              </w:rPr>
+            </w:pPr>
+            <w:r>
+              <w:rPr>
+                <w:rFonts w:eastAsia="Times New Roman" w:cs="Times New Roman" w:ascii="Times New Roman" w:hAnsi="Times New Roman"/>
+                <w:bCs/>
+                <w:sz w:val="24"/>
+                <w:szCs w:val="24"/>
+              </w:rPr>
+            </w:r>
+          </w:p>
+          <w:p>
+            <w:pPr>
+              <w:pStyle w:val="Normal"/>
+              <w:widowControl/>
+              <w:suppressAutoHyphens w:val="true"/>
               <w:spacing w:lineRule="auto" w:line="240" w:before="0" w:after="0"/>
               <w:jc w:val="left"/>
               <w:rPr>
@@ -5163,6 +5200,7 @@
             <w:pPr>
               <w:pStyle w:val="Normal"/>
               <w:widowControl/>
+              <w:suppressAutoHyphens w:val="true"/>
               <w:spacing w:lineRule="auto" w:line="240" w:before="0" w:after="0"/>
               <w:jc w:val="left"/>
               <w:rPr>
@@ -5197,6 +5235,7 @@
             <w:pPr>
               <w:pStyle w:val="Normal"/>
               <w:widowControl/>
+              <w:suppressAutoHyphens w:val="true"/>
               <w:spacing w:lineRule="auto" w:line="240" w:before="0" w:after="0"/>
               <w:jc w:val="left"/>
               <w:rPr>
@@ -5231,6 +5270,7 @@
             <w:pPr>
               <w:pStyle w:val="Normal"/>
               <w:widowControl/>
+              <w:suppressAutoHyphens w:val="true"/>
               <w:spacing w:lineRule="auto" w:line="240" w:before="0" w:after="0"/>
               <w:jc w:val="left"/>
               <w:rPr>
@@ -5265,27 +5305,30 @@
             <w:pPr>
               <w:pStyle w:val="Normal"/>
               <w:widowControl/>
-              <w:spacing w:lineRule="auto" w:line="240" w:before="0" w:after="0"/>
-              <w:jc w:val="left"/>
-              <w:rPr>
-                <w:rFonts w:ascii="Times New Roman" w:hAnsi="Times New Roman" w:eastAsia="Times New Roman" w:cs="Times New Roman"/>
-                <w:bCs/>
-                <w:sz w:val="24"/>
-                <w:szCs w:val="24"/>
-              </w:rPr>
-            </w:pPr>
-            <w:r>
-              <w:rPr>
-                <w:sz w:val="22"/>
-                <w:szCs w:val="22"/>
-                <w:lang w:val="en-IN" w:bidi="ar-SA"/>
-              </w:rPr>
-            </w:r>
-          </w:p>
-          <w:p>
-            <w:pPr>
-              <w:pStyle w:val="Normal"/>
-              <w:widowControl/>
+              <w:suppressAutoHyphens w:val="true"/>
+              <w:spacing w:lineRule="auto" w:line="240" w:before="0" w:after="0"/>
+              <w:jc w:val="left"/>
+              <w:rPr>
+                <w:rFonts w:ascii="Times New Roman" w:hAnsi="Times New Roman" w:eastAsia="Times New Roman" w:cs="Times New Roman"/>
+                <w:bCs/>
+                <w:sz w:val="24"/>
+                <w:szCs w:val="24"/>
+              </w:rPr>
+            </w:pPr>
+            <w:r>
+              <w:rPr>
+                <w:rFonts w:eastAsia="Times New Roman" w:cs="Times New Roman" w:ascii="Times New Roman" w:hAnsi="Times New Roman"/>
+                <w:bCs/>
+                <w:sz w:val="24"/>
+                <w:szCs w:val="24"/>
+              </w:rPr>
+            </w:r>
+          </w:p>
+          <w:p>
+            <w:pPr>
+              <w:pStyle w:val="Normal"/>
+              <w:widowControl/>
+              <w:suppressAutoHyphens w:val="true"/>
               <w:spacing w:lineRule="auto" w:line="240" w:before="0" w:after="0"/>
               <w:jc w:val="left"/>
               <w:rPr>
@@ -5320,6 +5363,7 @@
             <w:pPr>
               <w:pStyle w:val="Normal"/>
               <w:widowControl/>
+              <w:suppressAutoHyphens w:val="true"/>
               <w:spacing w:lineRule="auto" w:line="240" w:before="0" w:after="0"/>
               <w:jc w:val="left"/>
               <w:rPr>
@@ -5354,6 +5398,7 @@
             <w:pPr>
               <w:pStyle w:val="Normal"/>
               <w:widowControl/>
+              <w:suppressAutoHyphens w:val="true"/>
               <w:spacing w:lineRule="auto" w:line="240" w:before="0" w:after="0"/>
               <w:jc w:val="left"/>
               <w:rPr>
@@ -5388,6 +5433,7 @@
             <w:pPr>
               <w:pStyle w:val="Normal"/>
               <w:widowControl/>
+              <w:suppressAutoHyphens w:val="true"/>
               <w:spacing w:lineRule="auto" w:line="240" w:before="0" w:after="0"/>
               <w:jc w:val="left"/>
               <w:rPr>
@@ -5422,6 +5468,7 @@
             <w:pPr>
               <w:pStyle w:val="Normal"/>
               <w:widowControl/>
+              <w:suppressAutoHyphens w:val="true"/>
               <w:spacing w:lineRule="auto" w:line="240" w:before="0" w:after="0"/>
               <w:jc w:val="left"/>
               <w:rPr>
@@ -5456,6 +5503,7 @@
             <w:pPr>
               <w:pStyle w:val="Normal"/>
               <w:widowControl/>
+              <w:suppressAutoHyphens w:val="true"/>
               <w:spacing w:lineRule="auto" w:line="240" w:before="0" w:after="0"/>
               <w:jc w:val="left"/>
               <w:rPr>
@@ -5490,6 +5538,7 @@
             <w:pPr>
               <w:pStyle w:val="Normal"/>
               <w:widowControl/>
+              <w:suppressAutoHyphens w:val="true"/>
               <w:spacing w:lineRule="auto" w:line="240" w:before="0" w:after="0"/>
               <w:jc w:val="left"/>
               <w:rPr>
@@ -5524,6 +5573,7 @@
             <w:pPr>
               <w:pStyle w:val="Normal"/>
               <w:widowControl/>
+              <w:suppressAutoHyphens w:val="true"/>
               <w:spacing w:lineRule="auto" w:line="240" w:before="0" w:after="0"/>
               <w:jc w:val="left"/>
               <w:rPr>
@@ -5558,27 +5608,30 @@
             <w:pPr>
               <w:pStyle w:val="Normal"/>
               <w:widowControl/>
-              <w:spacing w:lineRule="auto" w:line="240" w:before="0" w:after="0"/>
-              <w:jc w:val="left"/>
-              <w:rPr>
-                <w:rFonts w:ascii="Times New Roman" w:hAnsi="Times New Roman" w:eastAsia="Times New Roman" w:cs="Times New Roman"/>
-                <w:bCs/>
-                <w:sz w:val="24"/>
-                <w:szCs w:val="24"/>
-              </w:rPr>
-            </w:pPr>
-            <w:r>
-              <w:rPr>
-                <w:sz w:val="22"/>
-                <w:szCs w:val="22"/>
-                <w:lang w:val="en-IN" w:bidi="ar-SA"/>
-              </w:rPr>
-            </w:r>
-          </w:p>
-          <w:p>
-            <w:pPr>
-              <w:pStyle w:val="Normal"/>
-              <w:widowControl/>
+              <w:suppressAutoHyphens w:val="true"/>
+              <w:spacing w:lineRule="auto" w:line="240" w:before="0" w:after="0"/>
+              <w:jc w:val="left"/>
+              <w:rPr>
+                <w:rFonts w:ascii="Times New Roman" w:hAnsi="Times New Roman" w:eastAsia="Times New Roman" w:cs="Times New Roman"/>
+                <w:bCs/>
+                <w:sz w:val="24"/>
+                <w:szCs w:val="24"/>
+              </w:rPr>
+            </w:pPr>
+            <w:r>
+              <w:rPr>
+                <w:rFonts w:eastAsia="Times New Roman" w:cs="Times New Roman" w:ascii="Times New Roman" w:hAnsi="Times New Roman"/>
+                <w:bCs/>
+                <w:sz w:val="24"/>
+                <w:szCs w:val="24"/>
+              </w:rPr>
+            </w:r>
+          </w:p>
+          <w:p>
+            <w:pPr>
+              <w:pStyle w:val="Normal"/>
+              <w:widowControl/>
+              <w:suppressAutoHyphens w:val="true"/>
               <w:spacing w:lineRule="auto" w:line="240" w:before="0" w:after="0"/>
               <w:jc w:val="left"/>
               <w:rPr>
@@ -5613,6 +5666,7 @@
             <w:pPr>
               <w:pStyle w:val="Normal"/>
               <w:widowControl/>
+              <w:suppressAutoHyphens w:val="true"/>
               <w:spacing w:lineRule="auto" w:line="240" w:before="0" w:after="0"/>
               <w:jc w:val="left"/>
               <w:rPr>
@@ -5647,6 +5701,7 @@
             <w:pPr>
               <w:pStyle w:val="Normal"/>
               <w:widowControl/>
+              <w:suppressAutoHyphens w:val="true"/>
               <w:spacing w:lineRule="auto" w:line="240" w:before="0" w:after="0"/>
               <w:jc w:val="left"/>
               <w:rPr>
@@ -5681,6 +5736,7 @@
             <w:pPr>
               <w:pStyle w:val="Normal"/>
               <w:widowControl/>
+              <w:suppressAutoHyphens w:val="true"/>
               <w:spacing w:lineRule="auto" w:line="240" w:before="0" w:after="0"/>
               <w:jc w:val="left"/>
               <w:rPr>
@@ -5715,27 +5771,30 @@
             <w:pPr>
               <w:pStyle w:val="Normal"/>
               <w:widowControl/>
-              <w:spacing w:lineRule="auto" w:line="240" w:before="0" w:after="0"/>
-              <w:jc w:val="left"/>
-              <w:rPr>
-                <w:rFonts w:ascii="Times New Roman" w:hAnsi="Times New Roman" w:eastAsia="Times New Roman" w:cs="Times New Roman"/>
-                <w:bCs/>
-                <w:sz w:val="24"/>
-                <w:szCs w:val="24"/>
-              </w:rPr>
-            </w:pPr>
-            <w:r>
-              <w:rPr>
-                <w:sz w:val="22"/>
-                <w:szCs w:val="22"/>
-                <w:lang w:val="en-IN" w:bidi="ar-SA"/>
-              </w:rPr>
-            </w:r>
-          </w:p>
-          <w:p>
-            <w:pPr>
-              <w:pStyle w:val="Normal"/>
-              <w:widowControl/>
+              <w:suppressAutoHyphens w:val="true"/>
+              <w:spacing w:lineRule="auto" w:line="240" w:before="0" w:after="0"/>
+              <w:jc w:val="left"/>
+              <w:rPr>
+                <w:rFonts w:ascii="Times New Roman" w:hAnsi="Times New Roman" w:eastAsia="Times New Roman" w:cs="Times New Roman"/>
+                <w:bCs/>
+                <w:sz w:val="24"/>
+                <w:szCs w:val="24"/>
+              </w:rPr>
+            </w:pPr>
+            <w:r>
+              <w:rPr>
+                <w:rFonts w:eastAsia="Times New Roman" w:cs="Times New Roman" w:ascii="Times New Roman" w:hAnsi="Times New Roman"/>
+                <w:bCs/>
+                <w:sz w:val="24"/>
+                <w:szCs w:val="24"/>
+              </w:rPr>
+            </w:r>
+          </w:p>
+          <w:p>
+            <w:pPr>
+              <w:pStyle w:val="Normal"/>
+              <w:widowControl/>
+              <w:suppressAutoHyphens w:val="true"/>
               <w:spacing w:lineRule="auto" w:line="240" w:before="0" w:after="0"/>
               <w:jc w:val="left"/>
               <w:rPr>
@@ -5770,6 +5829,7 @@
             <w:pPr>
               <w:pStyle w:val="Normal"/>
               <w:widowControl/>
+              <w:suppressAutoHyphens w:val="true"/>
               <w:spacing w:lineRule="auto" w:line="240" w:before="0" w:after="0"/>
               <w:jc w:val="left"/>
               <w:rPr>
@@ -5804,6 +5864,7 @@
             <w:pPr>
               <w:pStyle w:val="Normal"/>
               <w:widowControl/>
+              <w:suppressAutoHyphens w:val="true"/>
               <w:spacing w:lineRule="auto" w:line="240" w:before="0" w:after="0"/>
               <w:jc w:val="left"/>
               <w:rPr>
@@ -5838,6 +5899,7 @@
             <w:pPr>
               <w:pStyle w:val="Normal"/>
               <w:widowControl/>
+              <w:suppressAutoHyphens w:val="true"/>
               <w:spacing w:lineRule="auto" w:line="240" w:before="0" w:after="0"/>
               <w:jc w:val="left"/>
               <w:rPr>
@@ -5872,27 +5934,30 @@
             <w:pPr>
               <w:pStyle w:val="Normal"/>
               <w:widowControl/>
-              <w:spacing w:lineRule="auto" w:line="240" w:before="0" w:after="0"/>
-              <w:jc w:val="left"/>
-              <w:rPr>
-                <w:rFonts w:ascii="Times New Roman" w:hAnsi="Times New Roman" w:eastAsia="Times New Roman" w:cs="Times New Roman"/>
-                <w:bCs/>
-                <w:sz w:val="24"/>
-                <w:szCs w:val="24"/>
-              </w:rPr>
-            </w:pPr>
-            <w:r>
-              <w:rPr>
-                <w:sz w:val="22"/>
-                <w:szCs w:val="22"/>
-                <w:lang w:val="en-IN" w:bidi="ar-SA"/>
-              </w:rPr>
-            </w:r>
-          </w:p>
-          <w:p>
-            <w:pPr>
-              <w:pStyle w:val="Normal"/>
-              <w:widowControl/>
+              <w:suppressAutoHyphens w:val="true"/>
+              <w:spacing w:lineRule="auto" w:line="240" w:before="0" w:after="0"/>
+              <w:jc w:val="left"/>
+              <w:rPr>
+                <w:rFonts w:ascii="Times New Roman" w:hAnsi="Times New Roman" w:eastAsia="Times New Roman" w:cs="Times New Roman"/>
+                <w:bCs/>
+                <w:sz w:val="24"/>
+                <w:szCs w:val="24"/>
+              </w:rPr>
+            </w:pPr>
+            <w:r>
+              <w:rPr>
+                <w:rFonts w:eastAsia="Times New Roman" w:cs="Times New Roman" w:ascii="Times New Roman" w:hAnsi="Times New Roman"/>
+                <w:bCs/>
+                <w:sz w:val="24"/>
+                <w:szCs w:val="24"/>
+              </w:rPr>
+            </w:r>
+          </w:p>
+          <w:p>
+            <w:pPr>
+              <w:pStyle w:val="Normal"/>
+              <w:widowControl/>
+              <w:suppressAutoHyphens w:val="true"/>
               <w:spacing w:lineRule="auto" w:line="240" w:before="0" w:after="0"/>
               <w:jc w:val="left"/>
               <w:rPr>
@@ -5927,6 +5992,7 @@
             <w:pPr>
               <w:pStyle w:val="Normal"/>
               <w:widowControl/>
+              <w:suppressAutoHyphens w:val="true"/>
               <w:spacing w:lineRule="auto" w:line="240" w:before="0" w:after="0"/>
               <w:jc w:val="left"/>
               <w:rPr>
@@ -5961,6 +6027,7 @@
             <w:pPr>
               <w:pStyle w:val="Normal"/>
               <w:widowControl/>
+              <w:suppressAutoHyphens w:val="true"/>
               <w:spacing w:lineRule="auto" w:line="240" w:before="0" w:after="0"/>
               <w:jc w:val="left"/>
               <w:rPr>
@@ -5995,6 +6062,7 @@
             <w:pPr>
               <w:pStyle w:val="Normal"/>
               <w:widowControl/>
+              <w:suppressAutoHyphens w:val="true"/>
               <w:spacing w:lineRule="auto" w:line="240" w:before="0" w:after="0"/>
               <w:jc w:val="left"/>
               <w:rPr>
@@ -6029,27 +6097,30 @@
             <w:pPr>
               <w:pStyle w:val="Normal"/>
               <w:widowControl/>
-              <w:spacing w:lineRule="auto" w:line="240" w:before="0" w:after="0"/>
-              <w:jc w:val="left"/>
-              <w:rPr>
-                <w:rFonts w:ascii="Times New Roman" w:hAnsi="Times New Roman" w:eastAsia="Times New Roman" w:cs="Times New Roman"/>
-                <w:bCs/>
-                <w:sz w:val="24"/>
-                <w:szCs w:val="24"/>
-              </w:rPr>
-            </w:pPr>
-            <w:r>
-              <w:rPr>
-                <w:sz w:val="22"/>
-                <w:szCs w:val="22"/>
-                <w:lang w:val="en-IN" w:bidi="ar-SA"/>
-              </w:rPr>
-            </w:r>
-          </w:p>
-          <w:p>
-            <w:pPr>
-              <w:pStyle w:val="Normal"/>
-              <w:widowControl/>
+              <w:suppressAutoHyphens w:val="true"/>
+              <w:spacing w:lineRule="auto" w:line="240" w:before="0" w:after="0"/>
+              <w:jc w:val="left"/>
+              <w:rPr>
+                <w:rFonts w:ascii="Times New Roman" w:hAnsi="Times New Roman" w:eastAsia="Times New Roman" w:cs="Times New Roman"/>
+                <w:bCs/>
+                <w:sz w:val="24"/>
+                <w:szCs w:val="24"/>
+              </w:rPr>
+            </w:pPr>
+            <w:r>
+              <w:rPr>
+                <w:rFonts w:eastAsia="Times New Roman" w:cs="Times New Roman" w:ascii="Times New Roman" w:hAnsi="Times New Roman"/>
+                <w:bCs/>
+                <w:sz w:val="24"/>
+                <w:szCs w:val="24"/>
+              </w:rPr>
+            </w:r>
+          </w:p>
+          <w:p>
+            <w:pPr>
+              <w:pStyle w:val="Normal"/>
+              <w:widowControl/>
+              <w:suppressAutoHyphens w:val="true"/>
               <w:spacing w:lineRule="auto" w:line="240" w:before="0" w:after="0"/>
               <w:jc w:val="left"/>
               <w:rPr>
@@ -6084,6 +6155,7 @@
             <w:pPr>
               <w:pStyle w:val="Normal"/>
               <w:widowControl/>
+              <w:suppressAutoHyphens w:val="true"/>
               <w:spacing w:lineRule="auto" w:line="240" w:before="0" w:after="0"/>
               <w:jc w:val="left"/>
               <w:rPr>
@@ -6118,6 +6190,7 @@
             <w:pPr>
               <w:pStyle w:val="Normal"/>
               <w:widowControl/>
+              <w:suppressAutoHyphens w:val="true"/>
               <w:spacing w:lineRule="auto" w:line="240" w:before="0" w:after="0"/>
               <w:jc w:val="left"/>
               <w:rPr>
@@ -6152,6 +6225,7 @@
             <w:pPr>
               <w:pStyle w:val="Normal"/>
               <w:widowControl/>
+              <w:suppressAutoHyphens w:val="true"/>
               <w:spacing w:lineRule="auto" w:line="240" w:before="0" w:after="0"/>
               <w:jc w:val="left"/>
               <w:rPr>
@@ -6186,6 +6260,7 @@
             <w:pPr>
               <w:pStyle w:val="Normal"/>
               <w:widowControl/>
+              <w:suppressAutoHyphens w:val="true"/>
               <w:spacing w:lineRule="auto" w:line="240" w:before="0" w:after="0"/>
               <w:jc w:val="left"/>
               <w:rPr>
@@ -6220,6 +6295,7 @@
             <w:pPr>
               <w:pStyle w:val="Normal"/>
               <w:widowControl/>
+              <w:suppressAutoHyphens w:val="true"/>
               <w:spacing w:lineRule="auto" w:line="240" w:before="0" w:after="0"/>
               <w:jc w:val="left"/>
               <w:rPr>
@@ -6254,6 +6330,7 @@
             <w:pPr>
               <w:pStyle w:val="Normal"/>
               <w:widowControl/>
+              <w:suppressAutoHyphens w:val="true"/>
               <w:spacing w:lineRule="auto" w:line="240" w:before="0" w:after="0"/>
               <w:jc w:val="left"/>
               <w:rPr>
@@ -6288,6 +6365,7 @@
             <w:pPr>
               <w:pStyle w:val="Normal"/>
               <w:widowControl/>
+              <w:suppressAutoHyphens w:val="true"/>
               <w:spacing w:lineRule="auto" w:line="240" w:before="0" w:after="0"/>
               <w:jc w:val="left"/>
               <w:rPr>
@@ -6322,6 +6400,7 @@
             <w:pPr>
               <w:pStyle w:val="Normal"/>
               <w:widowControl/>
+              <w:suppressAutoHyphens w:val="true"/>
               <w:spacing w:lineRule="auto" w:line="240" w:before="0" w:after="0"/>
               <w:jc w:val="left"/>
               <w:rPr>
@@ -6356,6 +6435,7 @@
             <w:pPr>
               <w:pStyle w:val="Normal"/>
               <w:widowControl/>
+              <w:suppressAutoHyphens w:val="true"/>
               <w:spacing w:lineRule="auto" w:line="240" w:before="0" w:after="0"/>
               <w:jc w:val="left"/>
               <w:rPr>
@@ -6390,27 +6470,30 @@
             <w:pPr>
               <w:pStyle w:val="Normal"/>
               <w:widowControl/>
-              <w:spacing w:lineRule="auto" w:line="240" w:before="0" w:after="0"/>
-              <w:jc w:val="left"/>
-              <w:rPr>
-                <w:rFonts w:ascii="Times New Roman" w:hAnsi="Times New Roman" w:eastAsia="Times New Roman" w:cs="Times New Roman"/>
-                <w:bCs/>
-                <w:sz w:val="24"/>
-                <w:szCs w:val="24"/>
-              </w:rPr>
-            </w:pPr>
-            <w:r>
-              <w:rPr>
-                <w:sz w:val="22"/>
-                <w:szCs w:val="22"/>
-                <w:lang w:val="en-IN" w:bidi="ar-SA"/>
-              </w:rPr>
-            </w:r>
-          </w:p>
-          <w:p>
-            <w:pPr>
-              <w:pStyle w:val="Normal"/>
-              <w:widowControl/>
+              <w:suppressAutoHyphens w:val="true"/>
+              <w:spacing w:lineRule="auto" w:line="240" w:before="0" w:after="0"/>
+              <w:jc w:val="left"/>
+              <w:rPr>
+                <w:rFonts w:ascii="Times New Roman" w:hAnsi="Times New Roman" w:eastAsia="Times New Roman" w:cs="Times New Roman"/>
+                <w:bCs/>
+                <w:sz w:val="24"/>
+                <w:szCs w:val="24"/>
+              </w:rPr>
+            </w:pPr>
+            <w:r>
+              <w:rPr>
+                <w:rFonts w:eastAsia="Times New Roman" w:cs="Times New Roman" w:ascii="Times New Roman" w:hAnsi="Times New Roman"/>
+                <w:bCs/>
+                <w:sz w:val="24"/>
+                <w:szCs w:val="24"/>
+              </w:rPr>
+            </w:r>
+          </w:p>
+          <w:p>
+            <w:pPr>
+              <w:pStyle w:val="Normal"/>
+              <w:widowControl/>
+              <w:suppressAutoHyphens w:val="true"/>
               <w:spacing w:lineRule="auto" w:line="240" w:before="0" w:after="0"/>
               <w:jc w:val="left"/>
               <w:rPr>
@@ -6445,6 +6528,7 @@
             <w:pPr>
               <w:pStyle w:val="Normal"/>
               <w:widowControl/>
+              <w:suppressAutoHyphens w:val="true"/>
               <w:spacing w:lineRule="auto" w:line="240" w:before="0" w:after="0"/>
               <w:jc w:val="left"/>
               <w:rPr>
@@ -6479,6 +6563,7 @@
             <w:pPr>
               <w:pStyle w:val="Normal"/>
               <w:widowControl/>
+              <w:suppressAutoHyphens w:val="true"/>
               <w:spacing w:lineRule="auto" w:line="240" w:before="0" w:after="0"/>
               <w:jc w:val="left"/>
               <w:rPr>
@@ -6513,6 +6598,7 @@
             <w:pPr>
               <w:pStyle w:val="Normal"/>
               <w:widowControl/>
+              <w:suppressAutoHyphens w:val="true"/>
               <w:spacing w:lineRule="auto" w:line="240" w:before="0" w:after="0"/>
               <w:jc w:val="left"/>
               <w:rPr>
@@ -6547,6 +6633,7 @@
             <w:pPr>
               <w:pStyle w:val="Normal"/>
               <w:widowControl/>
+              <w:suppressAutoHyphens w:val="true"/>
               <w:spacing w:lineRule="auto" w:line="240" w:before="0" w:after="0"/>
               <w:jc w:val="left"/>
               <w:rPr>
@@ -6581,6 +6668,7 @@
             <w:pPr>
               <w:pStyle w:val="Normal"/>
               <w:widowControl/>
+              <w:suppressAutoHyphens w:val="true"/>
               <w:spacing w:lineRule="auto" w:line="240" w:before="0" w:after="0"/>
               <w:jc w:val="left"/>
               <w:rPr>
@@ -6615,6 +6703,7 @@
             <w:pPr>
               <w:pStyle w:val="Normal"/>
               <w:widowControl/>
+              <w:suppressAutoHyphens w:val="true"/>
               <w:spacing w:lineRule="auto" w:line="240" w:before="0" w:after="0"/>
               <w:jc w:val="left"/>
               <w:rPr>
@@ -6649,6 +6738,7 @@
             <w:pPr>
               <w:pStyle w:val="Normal"/>
               <w:widowControl/>
+              <w:suppressAutoHyphens w:val="true"/>
               <w:spacing w:lineRule="auto" w:line="240" w:before="0" w:after="0"/>
               <w:jc w:val="left"/>
               <w:rPr>
@@ -6683,6 +6773,7 @@
             <w:pPr>
               <w:pStyle w:val="Normal"/>
               <w:widowControl/>
+              <w:suppressAutoHyphens w:val="true"/>
               <w:spacing w:lineRule="auto" w:line="240" w:before="0" w:after="0"/>
               <w:jc w:val="left"/>
               <w:rPr>
@@ -6717,27 +6808,30 @@
             <w:pPr>
               <w:pStyle w:val="Normal"/>
               <w:widowControl/>
-              <w:spacing w:lineRule="auto" w:line="240" w:before="0" w:after="0"/>
-              <w:jc w:val="left"/>
-              <w:rPr>
-                <w:rFonts w:ascii="Times New Roman" w:hAnsi="Times New Roman" w:eastAsia="Times New Roman" w:cs="Times New Roman"/>
-                <w:bCs/>
-                <w:sz w:val="24"/>
-                <w:szCs w:val="24"/>
-              </w:rPr>
-            </w:pPr>
-            <w:r>
-              <w:rPr>
-                <w:sz w:val="22"/>
-                <w:szCs w:val="22"/>
-                <w:lang w:val="en-IN" w:bidi="ar-SA"/>
-              </w:rPr>
-            </w:r>
-          </w:p>
-          <w:p>
-            <w:pPr>
-              <w:pStyle w:val="Normal"/>
-              <w:widowControl/>
+              <w:suppressAutoHyphens w:val="true"/>
+              <w:spacing w:lineRule="auto" w:line="240" w:before="0" w:after="0"/>
+              <w:jc w:val="left"/>
+              <w:rPr>
+                <w:rFonts w:ascii="Times New Roman" w:hAnsi="Times New Roman" w:eastAsia="Times New Roman" w:cs="Times New Roman"/>
+                <w:bCs/>
+                <w:sz w:val="24"/>
+                <w:szCs w:val="24"/>
+              </w:rPr>
+            </w:pPr>
+            <w:r>
+              <w:rPr>
+                <w:rFonts w:eastAsia="Times New Roman" w:cs="Times New Roman" w:ascii="Times New Roman" w:hAnsi="Times New Roman"/>
+                <w:bCs/>
+                <w:sz w:val="24"/>
+                <w:szCs w:val="24"/>
+              </w:rPr>
+            </w:r>
+          </w:p>
+          <w:p>
+            <w:pPr>
+              <w:pStyle w:val="Normal"/>
+              <w:widowControl/>
+              <w:suppressAutoHyphens w:val="true"/>
               <w:spacing w:lineRule="auto" w:line="240" w:before="0" w:after="0"/>
               <w:jc w:val="left"/>
               <w:rPr>
@@ -6772,6 +6866,7 @@
             <w:pPr>
               <w:pStyle w:val="Normal"/>
               <w:widowControl/>
+              <w:suppressAutoHyphens w:val="true"/>
               <w:spacing w:lineRule="auto" w:line="240" w:before="0" w:after="0"/>
               <w:jc w:val="left"/>
               <w:rPr>
@@ -6806,6 +6901,7 @@
             <w:pPr>
               <w:pStyle w:val="Normal"/>
               <w:widowControl/>
+              <w:suppressAutoHyphens w:val="true"/>
               <w:spacing w:lineRule="auto" w:line="240" w:before="0" w:after="0"/>
               <w:jc w:val="left"/>
               <w:rPr>
@@ -6840,6 +6936,7 @@
             <w:pPr>
               <w:pStyle w:val="Normal"/>
               <w:widowControl/>
+              <w:suppressAutoHyphens w:val="true"/>
               <w:spacing w:lineRule="auto" w:line="240" w:before="0" w:after="0"/>
               <w:jc w:val="left"/>
               <w:rPr>
@@ -6874,27 +6971,30 @@
             <w:pPr>
               <w:pStyle w:val="Normal"/>
               <w:widowControl/>
-              <w:spacing w:lineRule="auto" w:line="240" w:before="0" w:after="0"/>
-              <w:jc w:val="left"/>
-              <w:rPr>
-                <w:rFonts w:ascii="Times New Roman" w:hAnsi="Times New Roman" w:eastAsia="Times New Roman" w:cs="Times New Roman"/>
-                <w:bCs/>
-                <w:sz w:val="24"/>
-                <w:szCs w:val="24"/>
-              </w:rPr>
-            </w:pPr>
-            <w:r>
-              <w:rPr>
-                <w:sz w:val="22"/>
-                <w:szCs w:val="22"/>
-                <w:lang w:val="en-IN" w:bidi="ar-SA"/>
-              </w:rPr>
-            </w:r>
-          </w:p>
-          <w:p>
-            <w:pPr>
-              <w:pStyle w:val="Normal"/>
-              <w:widowControl/>
+              <w:suppressAutoHyphens w:val="true"/>
+              <w:spacing w:lineRule="auto" w:line="240" w:before="0" w:after="0"/>
+              <w:jc w:val="left"/>
+              <w:rPr>
+                <w:rFonts w:ascii="Times New Roman" w:hAnsi="Times New Roman" w:eastAsia="Times New Roman" w:cs="Times New Roman"/>
+                <w:bCs/>
+                <w:sz w:val="24"/>
+                <w:szCs w:val="24"/>
+              </w:rPr>
+            </w:pPr>
+            <w:r>
+              <w:rPr>
+                <w:rFonts w:eastAsia="Times New Roman" w:cs="Times New Roman" w:ascii="Times New Roman" w:hAnsi="Times New Roman"/>
+                <w:bCs/>
+                <w:sz w:val="24"/>
+                <w:szCs w:val="24"/>
+              </w:rPr>
+            </w:r>
+          </w:p>
+          <w:p>
+            <w:pPr>
+              <w:pStyle w:val="Normal"/>
+              <w:widowControl/>
+              <w:suppressAutoHyphens w:val="true"/>
               <w:spacing w:lineRule="auto" w:line="240" w:before="0" w:after="0"/>
               <w:jc w:val="left"/>
               <w:rPr>
@@ -6929,6 +7029,7 @@
             <w:pPr>
               <w:pStyle w:val="Normal"/>
               <w:widowControl/>
+              <w:suppressAutoHyphens w:val="true"/>
               <w:spacing w:lineRule="auto" w:line="240" w:before="0" w:after="0"/>
               <w:jc w:val="left"/>
               <w:rPr>
@@ -6963,6 +7064,7 @@
             <w:pPr>
               <w:pStyle w:val="Normal"/>
               <w:widowControl/>
+              <w:suppressAutoHyphens w:val="true"/>
               <w:spacing w:lineRule="auto" w:line="240" w:before="0" w:after="0"/>
               <w:jc w:val="left"/>
               <w:rPr>
@@ -6997,6 +7099,7 @@
             <w:pPr>
               <w:pStyle w:val="Normal"/>
               <w:widowControl/>
+              <w:suppressAutoHyphens w:val="true"/>
               <w:spacing w:lineRule="auto" w:line="240" w:before="0" w:after="0"/>
               <w:jc w:val="left"/>
               <w:rPr>
@@ -7031,27 +7134,30 @@
             <w:pPr>
               <w:pStyle w:val="Normal"/>
               <w:widowControl/>
-              <w:spacing w:lineRule="auto" w:line="240" w:before="0" w:after="0"/>
-              <w:jc w:val="left"/>
-              <w:rPr>
-                <w:rFonts w:ascii="Times New Roman" w:hAnsi="Times New Roman" w:eastAsia="Times New Roman" w:cs="Times New Roman"/>
-                <w:bCs/>
-                <w:sz w:val="24"/>
-                <w:szCs w:val="24"/>
-              </w:rPr>
-            </w:pPr>
-            <w:r>
-              <w:rPr>
-                <w:sz w:val="22"/>
-                <w:szCs w:val="22"/>
-                <w:lang w:val="en-IN" w:bidi="ar-SA"/>
-              </w:rPr>
-            </w:r>
-          </w:p>
-          <w:p>
-            <w:pPr>
-              <w:pStyle w:val="Normal"/>
-              <w:widowControl/>
+              <w:suppressAutoHyphens w:val="true"/>
+              <w:spacing w:lineRule="auto" w:line="240" w:before="0" w:after="0"/>
+              <w:jc w:val="left"/>
+              <w:rPr>
+                <w:rFonts w:ascii="Times New Roman" w:hAnsi="Times New Roman" w:eastAsia="Times New Roman" w:cs="Times New Roman"/>
+                <w:bCs/>
+                <w:sz w:val="24"/>
+                <w:szCs w:val="24"/>
+              </w:rPr>
+            </w:pPr>
+            <w:r>
+              <w:rPr>
+                <w:rFonts w:eastAsia="Times New Roman" w:cs="Times New Roman" w:ascii="Times New Roman" w:hAnsi="Times New Roman"/>
+                <w:bCs/>
+                <w:sz w:val="24"/>
+                <w:szCs w:val="24"/>
+              </w:rPr>
+            </w:r>
+          </w:p>
+          <w:p>
+            <w:pPr>
+              <w:pStyle w:val="Normal"/>
+              <w:widowControl/>
+              <w:suppressAutoHyphens w:val="true"/>
               <w:spacing w:lineRule="auto" w:line="240" w:before="0" w:after="0"/>
               <w:jc w:val="left"/>
               <w:rPr>
@@ -7086,6 +7192,7 @@
             <w:pPr>
               <w:pStyle w:val="Normal"/>
               <w:widowControl/>
+              <w:suppressAutoHyphens w:val="true"/>
               <w:spacing w:lineRule="auto" w:line="240" w:before="0" w:after="0"/>
               <w:jc w:val="left"/>
               <w:rPr>
@@ -7120,6 +7227,7 @@
             <w:pPr>
               <w:pStyle w:val="Normal"/>
               <w:widowControl/>
+              <w:suppressAutoHyphens w:val="true"/>
               <w:spacing w:lineRule="auto" w:line="240" w:before="0" w:after="0"/>
               <w:jc w:val="left"/>
               <w:rPr>
@@ -7154,6 +7262,7 @@
             <w:pPr>
               <w:pStyle w:val="Normal"/>
               <w:widowControl/>
+              <w:suppressAutoHyphens w:val="true"/>
               <w:spacing w:lineRule="auto" w:line="240" w:before="0" w:after="0"/>
               <w:jc w:val="left"/>
               <w:rPr>
@@ -7188,6 +7297,7 @@
             <w:pPr>
               <w:pStyle w:val="Normal"/>
               <w:widowControl/>
+              <w:suppressAutoHyphens w:val="true"/>
               <w:spacing w:lineRule="auto" w:line="240" w:before="0" w:after="0"/>
               <w:jc w:val="left"/>
               <w:rPr>
@@ -7222,6 +7332,7 @@
             <w:pPr>
               <w:pStyle w:val="Normal"/>
               <w:widowControl/>
+              <w:suppressAutoHyphens w:val="true"/>
               <w:spacing w:lineRule="auto" w:line="240" w:before="0" w:after="0"/>
               <w:jc w:val="left"/>
               <w:rPr>
@@ -7256,27 +7367,30 @@
             <w:pPr>
               <w:pStyle w:val="Normal"/>
               <w:widowControl/>
-              <w:spacing w:lineRule="auto" w:line="240" w:before="0" w:after="0"/>
-              <w:jc w:val="left"/>
-              <w:rPr>
-                <w:rFonts w:ascii="Times New Roman" w:hAnsi="Times New Roman" w:eastAsia="Times New Roman" w:cs="Times New Roman"/>
-                <w:bCs/>
-                <w:sz w:val="24"/>
-                <w:szCs w:val="24"/>
-              </w:rPr>
-            </w:pPr>
-            <w:r>
-              <w:rPr>
-                <w:sz w:val="22"/>
-                <w:szCs w:val="22"/>
-                <w:lang w:val="en-IN" w:bidi="ar-SA"/>
-              </w:rPr>
-            </w:r>
-          </w:p>
-          <w:p>
-            <w:pPr>
-              <w:pStyle w:val="Normal"/>
-              <w:widowControl/>
+              <w:suppressAutoHyphens w:val="true"/>
+              <w:spacing w:lineRule="auto" w:line="240" w:before="0" w:after="0"/>
+              <w:jc w:val="left"/>
+              <w:rPr>
+                <w:rFonts w:ascii="Times New Roman" w:hAnsi="Times New Roman" w:eastAsia="Times New Roman" w:cs="Times New Roman"/>
+                <w:bCs/>
+                <w:sz w:val="24"/>
+                <w:szCs w:val="24"/>
+              </w:rPr>
+            </w:pPr>
+            <w:r>
+              <w:rPr>
+                <w:rFonts w:eastAsia="Times New Roman" w:cs="Times New Roman" w:ascii="Times New Roman" w:hAnsi="Times New Roman"/>
+                <w:bCs/>
+                <w:sz w:val="24"/>
+                <w:szCs w:val="24"/>
+              </w:rPr>
+            </w:r>
+          </w:p>
+          <w:p>
+            <w:pPr>
+              <w:pStyle w:val="Normal"/>
+              <w:widowControl/>
+              <w:suppressAutoHyphens w:val="true"/>
               <w:spacing w:lineRule="auto" w:line="240" w:before="0" w:after="0"/>
               <w:jc w:val="left"/>
               <w:rPr>
@@ -7301,6 +7415,7 @@
             <w:pPr>
               <w:pStyle w:val="Normal"/>
               <w:widowControl/>
+              <w:suppressAutoHyphens w:val="true"/>
               <w:spacing w:lineRule="auto" w:line="240" w:before="0" w:after="0"/>
               <w:jc w:val="left"/>
               <w:rPr>
@@ -7338,6 +7453,7 @@
             <w:pPr>
               <w:pStyle w:val="NormalWeb"/>
               <w:widowControl/>
+              <w:suppressAutoHyphens w:val="true"/>
               <w:spacing w:before="0" w:after="0"/>
               <w:jc w:val="left"/>
               <w:rPr>
@@ -7349,7 +7465,6 @@
               <w:rPr>
                 <w:bCs/>
                 <w:color w:val="000000"/>
-                <w:lang w:val="en-IN" w:bidi="ar-SA"/>
               </w:rPr>
             </w:r>
           </w:p>
@@ -7364,6 +7479,7 @@
             <w:pPr>
               <w:pStyle w:val="Normal"/>
               <w:widowControl/>
+              <w:suppressAutoHyphens w:val="true"/>
               <w:spacing w:lineRule="auto" w:line="240" w:before="0" w:after="0"/>
               <w:jc w:val="left"/>
               <w:rPr>
@@ -7385,7 +7501,7 @@
             </w:r>
             <w:r>
               <w:drawing>
-                <wp:anchor behindDoc="0" distT="0" distB="0" distL="0" distR="0" simplePos="0" locked="0" layoutInCell="0" allowOverlap="1" relativeHeight="35">
+                <wp:anchor behindDoc="0" distT="0" distB="0" distL="0" distR="0" simplePos="0" locked="0" layoutInCell="0" allowOverlap="1" relativeHeight="38">
                   <wp:simplePos x="0" y="0"/>
                   <wp:positionH relativeFrom="column">
                     <wp:posOffset>509905</wp:posOffset>
@@ -7432,11 +7548,7 @@
             </w:r>
             <w:r>
               <w:rPr>
-                <w:rFonts w:eastAsia="Times New Roman" w:cs="Times New Roman" w:ascii="Times New Roman" w:hAnsi="Times New Roman"/>
-                <w:bCs/>
-                <w:sz w:val="24"/>
-                <w:szCs w:val="24"/>
-                <w:lang w:val="en-IN" w:bidi="ar-SA"/>
+                <w:sz w:val="22"/>
               </w:rPr>
               <w:drawing>
                 <wp:inline distT="0" distB="0" distL="0" distR="0">
@@ -7493,6 +7605,7 @@
             <w:pPr>
               <w:pStyle w:val="Normal"/>
               <w:widowControl/>
+              <w:suppressAutoHyphens w:val="true"/>
               <w:spacing w:lineRule="auto" w:line="240" w:before="0" w:after="0"/>
               <w:jc w:val="left"/>
               <w:rPr>
@@ -7524,6 +7637,7 @@
             <w:pPr>
               <w:pStyle w:val="BodyText"/>
               <w:widowControl/>
+              <w:suppressAutoHyphens w:val="true"/>
               <w:spacing w:lineRule="auto" w:line="240" w:before="0" w:after="0"/>
               <w:jc w:val="left"/>
               <w:rPr>
@@ -7543,28 +7657,7 @@
                 <w:szCs w:val="24"/>
                 <w:lang w:val="en-IN" w:bidi="ar-SA"/>
               </w:rPr>
-              <w:t>C</w:t>
-            </w:r>
-            <w:r>
-              <w:rPr>
-                <w:rFonts w:eastAsia="Times New Roman" w:cs="Times New Roman" w:ascii="times new roman" w:hAnsi="times new roman"/>
-                <w:b w:val="false"/>
-                <w:bCs w:val="false"/>
-                <w:sz w:val="24"/>
-                <w:szCs w:val="24"/>
-                <w:lang w:val="en-IN" w:bidi="ar-SA"/>
-              </w:rPr>
-              <w:t>entered page title: Student Registration Form.</w:t>
-            </w:r>
-            <w:r>
-              <w:rPr>
-                <w:rFonts w:eastAsia="Times New Roman" w:cs="Times New Roman" w:ascii="times new roman" w:hAnsi="times new roman"/>
-                <w:b/>
-                <w:sz w:val="24"/>
-                <w:szCs w:val="24"/>
-                <w:lang w:val="en-IN" w:bidi="ar-SA"/>
-              </w:rPr>
-              <w:t xml:space="preserve"> </w:t>
+              <w:t>Centered page title: Student Registration Form.</w:t>
             </w:r>
           </w:p>
           <w:p>
@@ -7574,7 +7667,8 @@
                 <w:ilvl w:val="0"/>
                 <w:numId w:val="0"/>
               </w:numPr>
-              <w:spacing w:lineRule="auto" w:line="273" w:before="0" w:after="140"/>
+              <w:suppressAutoHyphens w:val="true"/>
+              <w:spacing w:lineRule="auto" w:line="271" w:before="0" w:after="140"/>
               <w:ind w:hanging="0" w:left="0" w:right="0"/>
               <w:jc w:val="left"/>
               <w:rPr>
@@ -7589,7 +7683,7 @@
                 <w:sz w:val="24"/>
                 <w:szCs w:val="24"/>
               </w:rPr>
-              <w:t xml:space="preserve">Form fields displayed sequentially: First/Last Name text boxes, Date selector, Gender radio buttons, Email/Mobile inputs, multi-line Address text area, Course dropdown menu, Hobby checkboxes, File upload button, and masked Password box. </w:t>
+              <w:t>Form fields displayed sequentially: First/Last Name text boxes, Date selector, Gender radio buttons, Email/Mobile inputs, multi-line Address text area, Course dropdown menu, Hobby checkboxes, File upload button, and masked Password box.</w:t>
             </w:r>
           </w:p>
           <w:p>
@@ -7597,13 +7691,14 @@
               <w:pStyle w:val="BodyText"/>
               <w:numPr>
                 <w:ilvl w:val="0"/>
-                <w:numId w:val="11"/>
+                <w:numId w:val="10"/>
               </w:numPr>
               <w:tabs>
                 <w:tab w:val="clear" w:pos="720"/>
                 <w:tab w:val="left" w:pos="0" w:leader="none"/>
               </w:tabs>
-              <w:spacing w:lineRule="auto" w:line="273" w:before="0" w:after="140"/>
+              <w:suppressAutoHyphens w:val="true"/>
+              <w:spacing w:lineRule="auto" w:line="271" w:before="0" w:after="140"/>
               <w:ind w:hanging="283" w:left="720" w:right="0"/>
               <w:jc w:val="left"/>
               <w:rPr>
@@ -7618,15 +7713,7 @@
                 <w:sz w:val="24"/>
                 <w:szCs w:val="24"/>
               </w:rPr>
-              <w:t>I</w:t>
-            </w:r>
-            <w:r>
-              <w:rPr>
-                <w:rFonts w:ascii="times new roman" w:hAnsi="times new roman"/>
-                <w:sz w:val="24"/>
-                <w:szCs w:val="24"/>
-              </w:rPr>
-              <w:t xml:space="preserve">nteractive </w:t>
+              <w:t xml:space="preserve">Interactive </w:t>
             </w:r>
             <w:r>
               <w:rPr>
@@ -7667,6 +7754,7 @@
             <w:pPr>
               <w:pStyle w:val="Normal"/>
               <w:widowControl/>
+              <w:suppressAutoHyphens w:val="true"/>
               <w:spacing w:lineRule="auto" w:line="240" w:before="0" w:after="0"/>
               <w:jc w:val="left"/>
               <w:rPr>
@@ -7703,6 +7791,7 @@
             <w:pPr>
               <w:pStyle w:val="Normal"/>
               <w:widowControl/>
+              <w:suppressAutoHyphens w:val="true"/>
               <w:spacing w:lineRule="auto" w:line="240" w:before="0" w:after="0"/>
               <w:jc w:val="left"/>
               <w:rPr>
@@ -7734,6 +7823,7 @@
             <w:pPr>
               <w:pStyle w:val="Normal"/>
               <w:widowControl/>
+              <w:suppressAutoHyphens w:val="true"/>
               <w:spacing w:lineRule="auto" w:line="240" w:before="0" w:after="0"/>
               <w:jc w:val="center"/>
               <w:rPr>
@@ -7770,6 +7860,7 @@
             <w:pPr>
               <w:pStyle w:val="Normal"/>
               <w:widowControl/>
+              <w:suppressAutoHyphens w:val="true"/>
               <w:spacing w:lineRule="auto" w:line="240" w:before="0" w:after="0"/>
               <w:jc w:val="left"/>
               <w:rPr>
@@ -7801,6 +7892,7 @@
             <w:pPr>
               <w:pStyle w:val="Normal"/>
               <w:widowControl/>
+              <w:suppressAutoHyphens w:val="true"/>
               <w:spacing w:lineRule="auto" w:line="240" w:before="0" w:after="0"/>
               <w:jc w:val="left"/>
               <w:rPr>
@@ -7840,6 +7932,7 @@
             <w:pPr>
               <w:pStyle w:val="Normal"/>
               <w:widowControl/>
+              <w:suppressAutoHyphens w:val="true"/>
               <w:spacing w:lineRule="auto" w:line="240" w:before="0" w:after="0"/>
               <w:jc w:val="left"/>
               <w:rPr>
@@ -7871,6 +7964,7 @@
             <w:pPr>
               <w:pStyle w:val="Normal"/>
               <w:widowControl/>
+              <w:suppressAutoHyphens w:val="true"/>
               <w:spacing w:lineRule="auto" w:line="240" w:before="0" w:after="0"/>
               <w:jc w:val="center"/>
               <w:rPr>
@@ -7881,13 +7975,7 @@
               </w:rPr>
             </w:pPr>
             <w:r>
-              <w:rPr>
-                <w:rFonts w:eastAsia="Times New Roman" w:cs="Times New Roman" w:ascii="Times New Roman" w:hAnsi="Times New Roman"/>
-                <w:b/>
-                <w:sz w:val="28"/>
-                <w:szCs w:val="28"/>
-                <w:lang w:val="en-IN" w:bidi="ar-SA"/>
-              </w:rPr>
+              <w:rPr/>
               <w:drawing>
                 <wp:inline distT="0" distB="0" distL="0" distR="0">
                   <wp:extent cx="4500880" cy="3962400"/>
@@ -7943,6 +8031,7 @@
             <w:pPr>
               <w:pStyle w:val="Normal"/>
               <w:widowControl/>
+              <w:suppressAutoHyphens w:val="true"/>
               <w:spacing w:lineRule="auto" w:line="240" w:before="0" w:after="0"/>
               <w:jc w:val="center"/>
               <w:rPr>
@@ -7974,6 +8063,7 @@
             <w:pPr>
               <w:pStyle w:val="Normal"/>
               <w:widowControl/>
+              <w:suppressAutoHyphens w:val="true"/>
               <w:spacing w:lineRule="auto" w:line="240" w:before="0" w:after="0"/>
               <w:jc w:val="center"/>
               <w:rPr>
@@ -8053,7 +8143,6 @@
   <w:p>
     <w:pPr>
       <w:pStyle w:val="Normal"/>
-      <w:pBdr/>
       <w:spacing w:lineRule="auto" w:line="240" w:before="0" w:after="0"/>
       <w:jc w:val="center"/>
       <w:rPr>
@@ -8062,7 +8151,7 @@
     </w:pPr>
     <w:r>
       <w:drawing>
-        <wp:anchor behindDoc="1" distT="0" distB="0" distL="0" distR="0" simplePos="0" locked="0" layoutInCell="1" allowOverlap="1" relativeHeight="9">
+        <wp:anchor behindDoc="1" distT="0" distB="0" distL="0" distR="0" simplePos="0" locked="0" layoutInCell="1" allowOverlap="1" relativeHeight="10">
           <wp:simplePos x="0" y="0"/>
           <wp:positionH relativeFrom="column">
             <wp:posOffset>5633720</wp:posOffset>
@@ -8117,7 +8206,6 @@
   <w:p>
     <w:pPr>
       <w:pStyle w:val="Normal"/>
-      <w:pBdr/>
       <w:spacing w:lineRule="auto" w:line="240" w:before="0" w:after="0"/>
       <w:jc w:val="center"/>
       <w:rPr>
@@ -8130,7 +8218,7 @@
     </w:pPr>
     <w:r>
       <w:drawing>
-        <wp:anchor behindDoc="1" distT="0" distB="0" distL="0" distR="0" simplePos="0" locked="0" layoutInCell="1" allowOverlap="1" relativeHeight="25">
+        <wp:anchor behindDoc="1" distT="0" distB="0" distL="0" distR="0" simplePos="0" locked="0" layoutInCell="1" allowOverlap="1" relativeHeight="28">
           <wp:simplePos x="0" y="0"/>
           <wp:positionH relativeFrom="column">
             <wp:posOffset>-652145</wp:posOffset>
@@ -8189,7 +8277,6 @@
   <w:p>
     <w:pPr>
       <w:pStyle w:val="Normal"/>
-      <w:pBdr/>
       <w:spacing w:lineRule="auto" w:line="240" w:before="0" w:after="0"/>
       <w:jc w:val="center"/>
       <w:rPr>
@@ -8206,7 +8293,6 @@
   <w:p>
     <w:pPr>
       <w:pStyle w:val="Normal"/>
-      <w:pBdr/>
       <w:spacing w:lineRule="auto" w:line="240" w:before="0" w:after="0"/>
       <w:jc w:val="center"/>
       <w:rPr>
@@ -8229,7 +8315,6 @@
   <w:p>
     <w:pPr>
       <w:pStyle w:val="Normal"/>
-      <w:pBdr/>
       <w:spacing w:lineRule="auto" w:line="240" w:before="0" w:after="0"/>
       <w:jc w:val="center"/>
       <w:rPr>
@@ -8295,7 +8380,7 @@
       <mc:AlternateContent>
         <mc:Choice Requires="wps">
           <w:drawing>
-            <wp:anchor behindDoc="1" distT="0" distB="0" distL="114300" distR="114300" simplePos="0" locked="0" layoutInCell="1" allowOverlap="1" relativeHeight="17">
+            <wp:anchor behindDoc="1" distT="6985" distB="6350" distL="6985" distR="6350" simplePos="0" locked="0" layoutInCell="1" allowOverlap="1" relativeHeight="19">
               <wp:simplePos x="0" y="0"/>
               <wp:positionH relativeFrom="column">
                 <wp:posOffset>-895350</wp:posOffset>
@@ -8346,7 +8431,7 @@
               <v:stroke joinstyle="miter"/>
               <v:path gradientshapeok="t" o:connecttype="rect" textboxrect="0,0,21600,21600"/>
             </v:shapetype>
-            <v:shape id="shape_0" ID="Straight Arrow Connector 4" stroked="t" o:allowincell="f" style="position:absolute;margin-left:-70.5pt;margin-top:2.35pt;width:618.5pt;height:0pt;mso-wrap-style:none;v-text-anchor:middle" type="_x0000_t32">
+            <v:shape id="shape_0" ID="Straight Arrow Connector 4" path="m0,0l-2147483648,-2147483647e" stroked="t" o:allowincell="f" style="position:absolute;margin-left:-70.5pt;margin-top:2.35pt;width:618.5pt;height:0pt;mso-wrap-style:none;v-text-anchor:middle" type="_x0000_t32">
               <v:fill o:detectmouseclick="t" on="false"/>
               <v:stroke color="black" weight="12600" joinstyle="round" endcap="flat"/>
               <w10:wrap type="none"/>
@@ -8357,7 +8442,7 @@
       <mc:AlternateContent>
         <mc:Choice Requires="wps">
           <w:drawing>
-            <wp:anchor behindDoc="1" distT="0" distB="0" distL="114300" distR="114300" simplePos="0" locked="0" layoutInCell="1" allowOverlap="1" relativeHeight="33">
+            <wp:anchor behindDoc="1" distT="6985" distB="6350" distL="6985" distR="6350" simplePos="0" locked="0" layoutInCell="1" allowOverlap="1" relativeHeight="37">
               <wp:simplePos x="0" y="0"/>
               <wp:positionH relativeFrom="column">
                 <wp:posOffset>-895350</wp:posOffset>
@@ -8404,7 +8489,7 @@
         </mc:Choice>
         <mc:Fallback>
           <w:pict>
-            <v:shape id="shape_0" ID="Straight Arrow Connector 6" stroked="t" o:allowincell="f" style="position:absolute;margin-left:-70.5pt;margin-top:13.6pt;width:618.5pt;height:0pt;mso-wrap-style:none;v-text-anchor:middle" type="_x0000_t32">
+            <v:shape id="shape_0" ID="Straight Arrow Connector 6" path="m0,0l-2147483648,-2147483647e" stroked="t" o:allowincell="f" style="position:absolute;margin-left:-70.5pt;margin-top:13.6pt;width:618.5pt;height:0pt;mso-wrap-style:none;v-text-anchor:middle" type="_x0000_t32">
               <v:fill o:detectmouseclick="t" on="false"/>
               <v:stroke color="black" weight="12600" joinstyle="round" endcap="flat"/>
               <w10:wrap type="none"/>
@@ -8585,7 +8670,6 @@
   <w:p>
     <w:pPr>
       <w:pStyle w:val="Normal"/>
-      <w:pBdr/>
       <w:spacing w:lineRule="auto" w:line="240" w:before="0" w:after="0"/>
       <w:jc w:val="center"/>
       <w:rPr>
@@ -8594,7 +8678,7 @@
     </w:pPr>
     <w:r>
       <w:drawing>
-        <wp:anchor behindDoc="1" distT="0" distB="0" distL="0" distR="0" simplePos="0" locked="0" layoutInCell="1" allowOverlap="1" relativeHeight="9">
+        <wp:anchor behindDoc="1" distT="0" distB="0" distL="0" distR="0" simplePos="0" locked="0" layoutInCell="1" allowOverlap="1" relativeHeight="10">
           <wp:simplePos x="0" y="0"/>
           <wp:positionH relativeFrom="column">
             <wp:posOffset>5633720</wp:posOffset>
@@ -8649,7 +8733,6 @@
   <w:p>
     <w:pPr>
       <w:pStyle w:val="Normal"/>
-      <w:pBdr/>
       <w:spacing w:lineRule="auto" w:line="240" w:before="0" w:after="0"/>
       <w:jc w:val="center"/>
       <w:rPr>
@@ -8662,7 +8745,7 @@
     </w:pPr>
     <w:r>
       <w:drawing>
-        <wp:anchor behindDoc="1" distT="0" distB="0" distL="0" distR="0" simplePos="0" locked="0" layoutInCell="1" allowOverlap="1" relativeHeight="25">
+        <wp:anchor behindDoc="1" distT="0" distB="0" distL="0" distR="0" simplePos="0" locked="0" layoutInCell="1" allowOverlap="1" relativeHeight="28">
           <wp:simplePos x="0" y="0"/>
           <wp:positionH relativeFrom="column">
             <wp:posOffset>-652145</wp:posOffset>
@@ -8721,7 +8804,6 @@
   <w:p>
     <w:pPr>
       <w:pStyle w:val="Normal"/>
-      <w:pBdr/>
       <w:spacing w:lineRule="auto" w:line="240" w:before="0" w:after="0"/>
       <w:jc w:val="center"/>
       <w:rPr>
@@ -8738,7 +8820,6 @@
   <w:p>
     <w:pPr>
       <w:pStyle w:val="Normal"/>
-      <w:pBdr/>
       <w:spacing w:lineRule="auto" w:line="240" w:before="0" w:after="0"/>
       <w:jc w:val="center"/>
       <w:rPr>
@@ -8761,7 +8842,6 @@
   <w:p>
     <w:pPr>
       <w:pStyle w:val="Normal"/>
-      <w:pBdr/>
       <w:spacing w:lineRule="auto" w:line="240" w:before="0" w:after="0"/>
       <w:jc w:val="center"/>
       <w:rPr>
@@ -8827,7 +8907,7 @@
       <mc:AlternateContent>
         <mc:Choice Requires="wps">
           <w:drawing>
-            <wp:anchor behindDoc="1" distT="0" distB="0" distL="114300" distR="114300" simplePos="0" locked="0" layoutInCell="1" allowOverlap="1" relativeHeight="17">
+            <wp:anchor behindDoc="1" distT="6985" distB="6350" distL="6985" distR="6350" simplePos="0" locked="0" layoutInCell="1" allowOverlap="1" relativeHeight="19">
               <wp:simplePos x="0" y="0"/>
               <wp:positionH relativeFrom="column">
                 <wp:posOffset>-895350</wp:posOffset>
@@ -8874,7 +8954,7 @@
         </mc:Choice>
         <mc:Fallback>
           <w:pict>
-            <v:shape id="shape_0" ID="Straight Arrow Connector 4" stroked="t" o:allowincell="f" style="position:absolute;margin-left:-70.5pt;margin-top:2.35pt;width:618.5pt;height:0pt;mso-wrap-style:none;v-text-anchor:middle" type="_x0000_t32">
+            <v:shape id="shape_0" ID="Straight Arrow Connector 4" path="m0,0l-2147483648,-2147483647e" stroked="t" o:allowincell="f" style="position:absolute;margin-left:-70.5pt;margin-top:2.35pt;width:618.5pt;height:0pt;mso-wrap-style:none;v-text-anchor:middle" type="_x0000_t32">
               <v:fill o:detectmouseclick="t" on="false"/>
               <v:stroke color="black" weight="12600" joinstyle="round" endcap="flat"/>
               <w10:wrap type="none"/>
@@ -8885,7 +8965,7 @@
       <mc:AlternateContent>
         <mc:Choice Requires="wps">
           <w:drawing>
-            <wp:anchor behindDoc="1" distT="0" distB="0" distL="114300" distR="114300" simplePos="0" locked="0" layoutInCell="1" allowOverlap="1" relativeHeight="33">
+            <wp:anchor behindDoc="1" distT="6985" distB="6350" distL="6985" distR="6350" simplePos="0" locked="0" layoutInCell="1" allowOverlap="1" relativeHeight="37">
               <wp:simplePos x="0" y="0"/>
               <wp:positionH relativeFrom="column">
                 <wp:posOffset>-895350</wp:posOffset>
@@ -8932,7 +9012,7 @@
         </mc:Choice>
         <mc:Fallback>
           <w:pict>
-            <v:shape id="shape_0" ID="Straight Arrow Connector 6" stroked="t" o:allowincell="f" style="position:absolute;margin-left:-70.5pt;margin-top:13.6pt;width:618.5pt;height:0pt;mso-wrap-style:none;v-text-anchor:middle" type="_x0000_t32">
+            <v:shape id="shape_0" ID="Straight Arrow Connector 6" path="m0,0l-2147483648,-2147483647e" stroked="t" o:allowincell="f" style="position:absolute;margin-left:-70.5pt;margin-top:13.6pt;width:618.5pt;height:0pt;mso-wrap-style:none;v-text-anchor:middle" type="_x0000_t32">
               <v:fill o:detectmouseclick="t" on="false"/>
               <v:stroke color="black" weight="12600" joinstyle="round" endcap="flat"/>
               <w10:wrap type="none"/>
@@ -9409,6 +9489,7 @@
         </w:tabs>
         <w:ind w:left="1080" w:hanging="360"/>
       </w:pPr>
+      <w:rPr/>
     </w:lvl>
     <w:lvl w:ilvl="2">
       <w:start w:val="1"/>
@@ -9421,6 +9502,7 @@
         </w:tabs>
         <w:ind w:left="1440" w:hanging="360"/>
       </w:pPr>
+      <w:rPr/>
     </w:lvl>
     <w:lvl w:ilvl="3">
       <w:start w:val="1"/>
@@ -9433,6 +9515,7 @@
         </w:tabs>
         <w:ind w:left="1800" w:hanging="360"/>
       </w:pPr>
+      <w:rPr/>
     </w:lvl>
     <w:lvl w:ilvl="4">
       <w:start w:val="1"/>
@@ -9445,6 +9528,7 @@
         </w:tabs>
         <w:ind w:left="2160" w:hanging="360"/>
       </w:pPr>
+      <w:rPr/>
     </w:lvl>
     <w:lvl w:ilvl="5">
       <w:start w:val="1"/>
@@ -9457,6 +9541,7 @@
         </w:tabs>
         <w:ind w:left="2520" w:hanging="360"/>
       </w:pPr>
+      <w:rPr/>
     </w:lvl>
     <w:lvl w:ilvl="6">
       <w:start w:val="1"/>
@@ -9469,6 +9554,7 @@
         </w:tabs>
         <w:ind w:left="2880" w:hanging="360"/>
       </w:pPr>
+      <w:rPr/>
     </w:lvl>
     <w:lvl w:ilvl="7">
       <w:start w:val="1"/>
@@ -9481,6 +9567,7 @@
         </w:tabs>
         <w:ind w:left="3240" w:hanging="360"/>
       </w:pPr>
+      <w:rPr/>
     </w:lvl>
     <w:lvl w:ilvl="8">
       <w:start w:val="1"/>
@@ -9493,6 +9580,7 @@
         </w:tabs>
         <w:ind w:left="3600" w:hanging="360"/>
       </w:pPr>
+      <w:rPr/>
     </w:lvl>
   </w:abstractNum>
   <w:abstractNum w:abstractNumId="4">
@@ -9522,6 +9610,7 @@
         </w:tabs>
         <w:ind w:left="1080" w:hanging="360"/>
       </w:pPr>
+      <w:rPr/>
     </w:lvl>
     <w:lvl w:ilvl="2">
       <w:start w:val="1"/>
@@ -9534,6 +9623,7 @@
         </w:tabs>
         <w:ind w:left="1440" w:hanging="360"/>
       </w:pPr>
+      <w:rPr/>
     </w:lvl>
     <w:lvl w:ilvl="3">
       <w:start w:val="1"/>
@@ -9546,6 +9636,7 @@
         </w:tabs>
         <w:ind w:left="1800" w:hanging="360"/>
       </w:pPr>
+      <w:rPr/>
     </w:lvl>
     <w:lvl w:ilvl="4">
       <w:start w:val="1"/>
@@ -9558,6 +9649,7 @@
         </w:tabs>
         <w:ind w:left="2160" w:hanging="360"/>
       </w:pPr>
+      <w:rPr/>
     </w:lvl>
     <w:lvl w:ilvl="5">
       <w:start w:val="1"/>
@@ -9570,6 +9662,7 @@
         </w:tabs>
         <w:ind w:left="2520" w:hanging="360"/>
       </w:pPr>
+      <w:rPr/>
     </w:lvl>
     <w:lvl w:ilvl="6">
       <w:start w:val="1"/>
@@ -9582,6 +9675,7 @@
         </w:tabs>
         <w:ind w:left="2880" w:hanging="360"/>
       </w:pPr>
+      <w:rPr/>
     </w:lvl>
     <w:lvl w:ilvl="7">
       <w:start w:val="1"/>
@@ -9594,6 +9688,7 @@
         </w:tabs>
         <w:ind w:left="3240" w:hanging="360"/>
       </w:pPr>
+      <w:rPr/>
     </w:lvl>
     <w:lvl w:ilvl="8">
       <w:start w:val="1"/>
@@ -9606,6 +9701,7 @@
         </w:tabs>
         <w:ind w:left="3600" w:hanging="360"/>
       </w:pPr>
+      <w:rPr/>
     </w:lvl>
   </w:abstractNum>
   <w:abstractNum w:abstractNumId="5">
@@ -9635,6 +9731,7 @@
         </w:tabs>
         <w:ind w:left="1080" w:hanging="360"/>
       </w:pPr>
+      <w:rPr/>
     </w:lvl>
     <w:lvl w:ilvl="2">
       <w:start w:val="1"/>
@@ -9647,6 +9744,7 @@
         </w:tabs>
         <w:ind w:left="1440" w:hanging="360"/>
       </w:pPr>
+      <w:rPr/>
     </w:lvl>
     <w:lvl w:ilvl="3">
       <w:start w:val="1"/>
@@ -9659,6 +9757,7 @@
         </w:tabs>
         <w:ind w:left="1800" w:hanging="360"/>
       </w:pPr>
+      <w:rPr/>
     </w:lvl>
     <w:lvl w:ilvl="4">
       <w:start w:val="1"/>
@@ -9671,6 +9770,7 @@
         </w:tabs>
         <w:ind w:left="2160" w:hanging="360"/>
       </w:pPr>
+      <w:rPr/>
     </w:lvl>
     <w:lvl w:ilvl="5">
       <w:start w:val="1"/>
@@ -9683,6 +9783,7 @@
         </w:tabs>
         <w:ind w:left="2520" w:hanging="360"/>
       </w:pPr>
+      <w:rPr/>
     </w:lvl>
     <w:lvl w:ilvl="6">
       <w:start w:val="1"/>
@@ -9695,6 +9796,7 @@
         </w:tabs>
         <w:ind w:left="2880" w:hanging="360"/>
       </w:pPr>
+      <w:rPr/>
     </w:lvl>
     <w:lvl w:ilvl="7">
       <w:start w:val="1"/>
@@ -9707,6 +9809,7 @@
         </w:tabs>
         <w:ind w:left="3240" w:hanging="360"/>
       </w:pPr>
+      <w:rPr/>
     </w:lvl>
     <w:lvl w:ilvl="8">
       <w:start w:val="1"/>
@@ -9719,6 +9822,7 @@
         </w:tabs>
         <w:ind w:left="3600" w:hanging="360"/>
       </w:pPr>
+      <w:rPr/>
     </w:lvl>
   </w:abstractNum>
   <w:abstractNum w:abstractNumId="6">
@@ -9748,6 +9852,7 @@
         </w:tabs>
         <w:ind w:left="1080" w:hanging="360"/>
       </w:pPr>
+      <w:rPr/>
     </w:lvl>
     <w:lvl w:ilvl="2">
       <w:start w:val="1"/>
@@ -9760,6 +9865,7 @@
         </w:tabs>
         <w:ind w:left="1440" w:hanging="360"/>
       </w:pPr>
+      <w:rPr/>
     </w:lvl>
     <w:lvl w:ilvl="3">
       <w:start w:val="1"/>
@@ -9772,6 +9878,7 @@
         </w:tabs>
         <w:ind w:left="1800" w:hanging="360"/>
       </w:pPr>
+      <w:rPr/>
     </w:lvl>
     <w:lvl w:ilvl="4">
       <w:start w:val="1"/>
@@ -9784,6 +9891,7 @@
         </w:tabs>
         <w:ind w:left="2160" w:hanging="360"/>
       </w:pPr>
+      <w:rPr/>
     </w:lvl>
     <w:lvl w:ilvl="5">
       <w:start w:val="1"/>
@@ -9796,6 +9904,7 @@
         </w:tabs>
         <w:ind w:left="2520" w:hanging="360"/>
       </w:pPr>
+      <w:rPr/>
     </w:lvl>
     <w:lvl w:ilvl="6">
       <w:start w:val="1"/>
@@ -9808,6 +9917,7 @@
         </w:tabs>
         <w:ind w:left="2880" w:hanging="360"/>
       </w:pPr>
+      <w:rPr/>
     </w:lvl>
     <w:lvl w:ilvl="7">
       <w:start w:val="1"/>
@@ -9820,6 +9930,7 @@
         </w:tabs>
         <w:ind w:left="3240" w:hanging="360"/>
       </w:pPr>
+      <w:rPr/>
     </w:lvl>
     <w:lvl w:ilvl="8">
       <w:start w:val="1"/>
@@ -9832,6 +9943,7 @@
         </w:tabs>
         <w:ind w:left="3600" w:hanging="360"/>
       </w:pPr>
+      <w:rPr/>
     </w:lvl>
   </w:abstractNum>
   <w:abstractNum w:abstractNumId="7">
@@ -9861,6 +9973,7 @@
         </w:tabs>
         <w:ind w:left="1080" w:hanging="360"/>
       </w:pPr>
+      <w:rPr/>
     </w:lvl>
     <w:lvl w:ilvl="2">
       <w:start w:val="1"/>
@@ -9873,6 +9986,7 @@
         </w:tabs>
         <w:ind w:left="1440" w:hanging="360"/>
       </w:pPr>
+      <w:rPr/>
     </w:lvl>
     <w:lvl w:ilvl="3">
       <w:start w:val="1"/>
@@ -9885,6 +9999,7 @@
         </w:tabs>
         <w:ind w:left="1800" w:hanging="360"/>
       </w:pPr>
+      <w:rPr/>
     </w:lvl>
     <w:lvl w:ilvl="4">
       <w:start w:val="1"/>
@@ -9897,6 +10012,7 @@
         </w:tabs>
         <w:ind w:left="2160" w:hanging="360"/>
       </w:pPr>
+      <w:rPr/>
     </w:lvl>
     <w:lvl w:ilvl="5">
       <w:start w:val="1"/>
@@ -9909,6 +10025,7 @@
         </w:tabs>
         <w:ind w:left="2520" w:hanging="360"/>
       </w:pPr>
+      <w:rPr/>
     </w:lvl>
     <w:lvl w:ilvl="6">
       <w:start w:val="1"/>
@@ -9921,6 +10038,7 @@
         </w:tabs>
         <w:ind w:left="2880" w:hanging="360"/>
       </w:pPr>
+      <w:rPr/>
     </w:lvl>
     <w:lvl w:ilvl="7">
       <w:start w:val="1"/>
@@ -9933,6 +10051,7 @@
         </w:tabs>
         <w:ind w:left="3240" w:hanging="360"/>
       </w:pPr>
+      <w:rPr/>
     </w:lvl>
     <w:lvl w:ilvl="8">
       <w:start w:val="1"/>
@@ -9945,6 +10064,7 @@
         </w:tabs>
         <w:ind w:left="3600" w:hanging="360"/>
       </w:pPr>
+      <w:rPr/>
     </w:lvl>
   </w:abstractNum>
   <w:abstractNum w:abstractNumId="8">
@@ -9974,6 +10094,7 @@
         </w:tabs>
         <w:ind w:left="1080" w:hanging="360"/>
       </w:pPr>
+      <w:rPr/>
     </w:lvl>
     <w:lvl w:ilvl="2">
       <w:start w:val="1"/>
@@ -9986,6 +10107,7 @@
         </w:tabs>
         <w:ind w:left="1440" w:hanging="360"/>
       </w:pPr>
+      <w:rPr/>
     </w:lvl>
     <w:lvl w:ilvl="3">
       <w:start w:val="1"/>
@@ -9998,6 +10120,7 @@
         </w:tabs>
         <w:ind w:left="1800" w:hanging="360"/>
       </w:pPr>
+      <w:rPr/>
     </w:lvl>
     <w:lvl w:ilvl="4">
       <w:start w:val="1"/>
@@ -10010,6 +10133,7 @@
         </w:tabs>
         <w:ind w:left="2160" w:hanging="360"/>
       </w:pPr>
+      <w:rPr/>
     </w:lvl>
     <w:lvl w:ilvl="5">
       <w:start w:val="1"/>
@@ -10022,6 +10146,7 @@
         </w:tabs>
         <w:ind w:left="2520" w:hanging="360"/>
       </w:pPr>
+      <w:rPr/>
     </w:lvl>
     <w:lvl w:ilvl="6">
       <w:start w:val="1"/>
@@ -10034,6 +10159,7 @@
         </w:tabs>
         <w:ind w:left="2880" w:hanging="360"/>
       </w:pPr>
+      <w:rPr/>
     </w:lvl>
     <w:lvl w:ilvl="7">
       <w:start w:val="1"/>
@@ -10046,6 +10172,7 @@
         </w:tabs>
         <w:ind w:left="3240" w:hanging="360"/>
       </w:pPr>
+      <w:rPr/>
     </w:lvl>
     <w:lvl w:ilvl="8">
       <w:start w:val="1"/>
@@ -10058,6 +10185,7 @@
         </w:tabs>
         <w:ind w:left="3600" w:hanging="360"/>
       </w:pPr>
+      <w:rPr/>
     </w:lvl>
   </w:abstractNum>
   <w:abstractNum w:abstractNumId="9">
@@ -10087,6 +10215,7 @@
         </w:tabs>
         <w:ind w:left="1080" w:hanging="360"/>
       </w:pPr>
+      <w:rPr/>
     </w:lvl>
     <w:lvl w:ilvl="2">
       <w:start w:val="1"/>
@@ -10099,6 +10228,7 @@
         </w:tabs>
         <w:ind w:left="1440" w:hanging="360"/>
       </w:pPr>
+      <w:rPr/>
     </w:lvl>
     <w:lvl w:ilvl="3">
       <w:start w:val="1"/>
@@ -10111,6 +10241,7 @@
         </w:tabs>
         <w:ind w:left="1800" w:hanging="360"/>
       </w:pPr>
+      <w:rPr/>
     </w:lvl>
     <w:lvl w:ilvl="4">
       <w:start w:val="1"/>
@@ -10123,6 +10254,7 @@
         </w:tabs>
         <w:ind w:left="2160" w:hanging="360"/>
       </w:pPr>
+      <w:rPr/>
     </w:lvl>
     <w:lvl w:ilvl="5">
       <w:start w:val="1"/>
@@ -10135,6 +10267,7 @@
         </w:tabs>
         <w:ind w:left="2520" w:hanging="360"/>
       </w:pPr>
+      <w:rPr/>
     </w:lvl>
     <w:lvl w:ilvl="6">
       <w:start w:val="1"/>
@@ -10147,6 +10280,7 @@
         </w:tabs>
         <w:ind w:left="2880" w:hanging="360"/>
       </w:pPr>
+      <w:rPr/>
     </w:lvl>
     <w:lvl w:ilvl="7">
       <w:start w:val="1"/>
@@ -10159,6 +10293,7 @@
         </w:tabs>
         <w:ind w:left="3240" w:hanging="360"/>
       </w:pPr>
+      <w:rPr/>
     </w:lvl>
     <w:lvl w:ilvl="8">
       <w:start w:val="1"/>
@@ -10171,6 +10306,7 @@
         </w:tabs>
         <w:ind w:left="3600" w:hanging="360"/>
       </w:pPr>
+      <w:rPr/>
     </w:lvl>
   </w:abstractNum>
   <w:abstractNum w:abstractNumId="10">
@@ -10200,6 +10336,7 @@
         </w:tabs>
         <w:ind w:left="1080" w:hanging="360"/>
       </w:pPr>
+      <w:rPr/>
     </w:lvl>
     <w:lvl w:ilvl="2">
       <w:start w:val="1"/>
@@ -10212,6 +10349,7 @@
         </w:tabs>
         <w:ind w:left="1440" w:hanging="360"/>
       </w:pPr>
+      <w:rPr/>
     </w:lvl>
     <w:lvl w:ilvl="3">
       <w:start w:val="1"/>
@@ -10224,6 +10362,7 @@
         </w:tabs>
         <w:ind w:left="1800" w:hanging="360"/>
       </w:pPr>
+      <w:rPr/>
     </w:lvl>
     <w:lvl w:ilvl="4">
       <w:start w:val="1"/>
@@ -10236,6 +10375,7 @@
         </w:tabs>
         <w:ind w:left="2160" w:hanging="360"/>
       </w:pPr>
+      <w:rPr/>
     </w:lvl>
     <w:lvl w:ilvl="5">
       <w:start w:val="1"/>
@@ -10248,6 +10388,7 @@
         </w:tabs>
         <w:ind w:left="2520" w:hanging="360"/>
       </w:pPr>
+      <w:rPr/>
     </w:lvl>
     <w:lvl w:ilvl="6">
       <w:start w:val="1"/>
@@ -10260,6 +10401,7 @@
         </w:tabs>
         <w:ind w:left="2880" w:hanging="360"/>
       </w:pPr>
+      <w:rPr/>
     </w:lvl>
     <w:lvl w:ilvl="7">
       <w:start w:val="1"/>
@@ -10272,6 +10414,7 @@
         </w:tabs>
         <w:ind w:left="3240" w:hanging="360"/>
       </w:pPr>
+      <w:rPr/>
     </w:lvl>
     <w:lvl w:ilvl="8">
       <w:start w:val="1"/>
@@ -10284,122 +10427,10 @@
         </w:tabs>
         <w:ind w:left="3600" w:hanging="360"/>
       </w:pPr>
+      <w:rPr/>
     </w:lvl>
   </w:abstractNum>
   <w:abstractNum w:abstractNumId="11">
-    <w:lvl w:ilvl="0">
-      <w:start w:val="1"/>
-      <w:numFmt w:val="bullet"/>
-      <w:lvlText w:val=""/>
-      <w:lvlJc w:val="left"/>
-      <w:pPr>
-        <w:tabs>
-          <w:tab w:val="num" w:pos="720"/>
-        </w:tabs>
-        <w:ind w:left="720" w:hanging="283"/>
-      </w:pPr>
-      <w:rPr>
-        <w:rFonts w:ascii="Symbol" w:hAnsi="Symbol" w:cs="Symbol" w:hint="default"/>
-      </w:rPr>
-    </w:lvl>
-    <w:lvl w:ilvl="1">
-      <w:start w:val="1"/>
-      <w:numFmt w:val="decimal"/>
-      <w:lvlText w:val="%2."/>
-      <w:lvlJc w:val="left"/>
-      <w:pPr>
-        <w:tabs>
-          <w:tab w:val="num" w:pos="1080"/>
-        </w:tabs>
-        <w:ind w:left="1080" w:hanging="360"/>
-      </w:pPr>
-    </w:lvl>
-    <w:lvl w:ilvl="2">
-      <w:start w:val="1"/>
-      <w:numFmt w:val="decimal"/>
-      <w:lvlText w:val="%3."/>
-      <w:lvlJc w:val="left"/>
-      <w:pPr>
-        <w:tabs>
-          <w:tab w:val="num" w:pos="1440"/>
-        </w:tabs>
-        <w:ind w:left="1440" w:hanging="360"/>
-      </w:pPr>
-    </w:lvl>
-    <w:lvl w:ilvl="3">
-      <w:start w:val="1"/>
-      <w:numFmt w:val="decimal"/>
-      <w:lvlText w:val="%4."/>
-      <w:lvlJc w:val="left"/>
-      <w:pPr>
-        <w:tabs>
-          <w:tab w:val="num" w:pos="1800"/>
-        </w:tabs>
-        <w:ind w:left="1800" w:hanging="360"/>
-      </w:pPr>
-    </w:lvl>
-    <w:lvl w:ilvl="4">
-      <w:start w:val="1"/>
-      <w:numFmt w:val="decimal"/>
-      <w:lvlText w:val="%5."/>
-      <w:lvlJc w:val="left"/>
-      <w:pPr>
-        <w:tabs>
-          <w:tab w:val="num" w:pos="2160"/>
-        </w:tabs>
-        <w:ind w:left="2160" w:hanging="360"/>
-      </w:pPr>
-    </w:lvl>
-    <w:lvl w:ilvl="5">
-      <w:start w:val="1"/>
-      <w:numFmt w:val="decimal"/>
-      <w:lvlText w:val="%6."/>
-      <w:lvlJc w:val="left"/>
-      <w:pPr>
-        <w:tabs>
-          <w:tab w:val="num" w:pos="2520"/>
-        </w:tabs>
-        <w:ind w:left="2520" w:hanging="360"/>
-      </w:pPr>
-    </w:lvl>
-    <w:lvl w:ilvl="6">
-      <w:start w:val="1"/>
-      <w:numFmt w:val="decimal"/>
-      <w:lvlText w:val="%7."/>
-      <w:lvlJc w:val="left"/>
-      <w:pPr>
-        <w:tabs>
-          <w:tab w:val="num" w:pos="2880"/>
-        </w:tabs>
-        <w:ind w:left="2880" w:hanging="360"/>
-      </w:pPr>
-    </w:lvl>
-    <w:lvl w:ilvl="7">
-      <w:start w:val="1"/>
-      <w:numFmt w:val="decimal"/>
-      <w:lvlText w:val="%8."/>
-      <w:lvlJc w:val="left"/>
-      <w:pPr>
-        <w:tabs>
-          <w:tab w:val="num" w:pos="3240"/>
-        </w:tabs>
-        <w:ind w:left="3240" w:hanging="360"/>
-      </w:pPr>
-    </w:lvl>
-    <w:lvl w:ilvl="8">
-      <w:start w:val="1"/>
-      <w:numFmt w:val="decimal"/>
-      <w:lvlText w:val="%9."/>
-      <w:lvlJc w:val="left"/>
-      <w:pPr>
-        <w:tabs>
-          <w:tab w:val="num" w:pos="3600"/>
-        </w:tabs>
-        <w:ind w:left="3600" w:hanging="360"/>
-      </w:pPr>
-    </w:lvl>
-  </w:abstractNum>
-  <w:abstractNum w:abstractNumId="12">
     <w:lvl w:ilvl="0">
       <w:start w:val="1"/>
       <w:numFmt w:val="none"/>
@@ -10550,9 +10581,6 @@
   </w:num>
   <w:num w:numId="11">
     <w:abstractNumId w:val="11"/>
-  </w:num>
-  <w:num w:numId="12">
-    <w:abstractNumId w:val="12"/>
   </w:num>
 </w:numbering>
 </file>
@@ -10720,6 +10748,7 @@
     <w:rsid w:val="003f0728"/>
     <w:pPr>
       <w:widowControl/>
+      <w:suppressAutoHyphens w:val="true"/>
       <w:bidi w:val="0"/>
       <w:spacing w:lineRule="auto" w:line="276" w:before="0" w:after="200"/>
       <w:jc w:val="left"/>
@@ -10730,7 +10759,7 @@
       <w:kern w:val="0"/>
       <w:sz w:val="22"/>
       <w:szCs w:val="22"/>
-      <w:lang w:eastAsia="en-IN" w:val="en-IN" w:bidi="ar-SA"/>
+      <w:lang w:val="en-IN" w:eastAsia="en-IN" w:bidi="ar-SA"/>
     </w:rPr>
   </w:style>
   <w:style w:type="paragraph" w:styleId="Heading1">
